--- a/files/AI_ML Testing practices Session Notes .docx
+++ b/files/AI_ML Testing practices Session Notes .docx
@@ -47,7 +47,7 @@
           <w:szCs w:val="26"/>
           <w:rtl w:val="0"/>
         </w:rPr>
-        <w:t xml:space="preserve">Stage 3 - How to test the LLM. Design agent for evaluation </w:t>
+        <w:t xml:space="preserve">Stage 3 - How to test the LLM. Design Framework of evaluation. Design agent for evaluation </w:t>
       </w:r>
     </w:p>
     <w:p>
@@ -1472,6 +1472,30 @@
           <w:rtl w:val="0"/>
         </w:rPr>
         <w:t xml:space="preserve">Set </w:t>
+      </w:r>
+    </w:p>
+    <w:p>
+      <w:pPr>
+        <w:numPr>
+          <w:ilvl w:val="2"/>
+          <w:numId w:val="6"/>
+        </w:numPr>
+        <w:ind w:left="2160" w:hanging="360"/>
+        <w:rPr>
+          <w:sz w:val="26"/>
+          <w:szCs w:val="26"/>
+          <w:highlight w:val="yellow"/>
+          <w:u w:val="none"/>
+        </w:rPr>
+      </w:pPr>
+      <w:r>
+        <w:rPr>
+          <w:sz w:val="26"/>
+          <w:szCs w:val="26"/>
+          <w:highlight w:val="yellow"/>
+          <w:rtl w:val="0"/>
+        </w:rPr>
+        <w:t xml:space="preserve">Contains unique unordered items </w:t>
       </w:r>
     </w:p>
     <w:p>
@@ -5210,7 +5234,7 @@
           <w:szCs w:val="26"/>
           <w:rtl w:val="0"/>
         </w:rPr>
-        <w:t xml:space="preserve">Same input to a traditional ML model, will always get the same output. It is deterministic (fixed output) </w:t>
+        <w:t xml:space="preserve">The same input to a traditional ML model will always get the same output. It is deterministic (fixed output) </w:t>
       </w:r>
     </w:p>
     <w:p>
@@ -5327,6 +5351,47 @@
     </w:p>
     <w:p>
       <w:pPr>
+        <w:spacing w:after="240" w:before="240" w:lineRule="auto"/>
+        <w:ind w:left="720" w:firstLine="720"/>
+        <w:rPr>
+          <w:sz w:val="26"/>
+          <w:szCs w:val="26"/>
+        </w:rPr>
+      </w:pPr>
+      <w:r>
+        <w:rPr>
+          <w:sz w:val="24"/>
+          <w:szCs w:val="24"/>
+          <w:rtl w:val="0"/>
+        </w:rPr>
+        <w:t xml:space="preserve">LLMs predict the </w:t>
+      </w:r>
+      <w:r>
+        <w:rPr>
+          <w:b w:val="1"/>
+          <w:bCs w:val="1"/>
+          <w:sz w:val="24"/>
+          <w:szCs w:val="24"/>
+          <w:rtl w:val="0"/>
+        </w:rPr>
+        <w:t xml:space="preserve">next word based on probability</w:t>
+      </w:r>
+      <w:r>
+        <w:rPr>
+          <w:sz w:val="24"/>
+          <w:szCs w:val="24"/>
+          <w:rtl w:val="0"/>
+        </w:rPr>
+        <w:t xml:space="preserve">.</w:t>
+      </w:r>
+      <w:r>
+        <w:rPr>
+          <w:rtl w:val="0"/>
+        </w:rPr>
+      </w:r>
+    </w:p>
+    <w:p>
+      <w:pPr>
         <w:widowControl w:val="0"/>
         <w:numPr>
           <w:ilvl w:val="1"/>
@@ -5425,6 +5490,30 @@
       <w:pPr>
         <w:widowControl w:val="0"/>
         <w:numPr>
+          <w:ilvl w:val="3"/>
+          <w:numId w:val="6"/>
+        </w:numPr>
+        <w:spacing w:line="240" w:lineRule="auto"/>
+        <w:ind w:left="2880" w:hanging="360"/>
+        <w:rPr>
+          <w:sz w:val="26"/>
+          <w:szCs w:val="26"/>
+          <w:u w:val="none"/>
+        </w:rPr>
+      </w:pPr>
+      <w:r>
+        <w:rPr>
+          <w:sz w:val="26"/>
+          <w:szCs w:val="26"/>
+          <w:rtl w:val="0"/>
+        </w:rPr>
+        <w:t xml:space="preserve">Work (0.13) </w:t>
+      </w:r>
+    </w:p>
+    <w:p>
+      <w:pPr>
+        <w:widowControl w:val="0"/>
+        <w:numPr>
           <w:ilvl w:val="2"/>
           <w:numId w:val="6"/>
         </w:numPr>
@@ -5674,7 +5763,7 @@
           <w:szCs w:val="26"/>
           <w:rtl w:val="0"/>
         </w:rPr>
-        <w:t xml:space="preserve">When you prompt something like explain AI, then o/p is too technical/basic/perfectly balanced) </w:t>
+        <w:t xml:space="preserve">When you prompt something like explain AI, then o/p could be too technical/basic/perfectly balanced. </w:t>
       </w:r>
     </w:p>
     <w:p>
@@ -5698,7 +5787,7 @@
           <w:szCs w:val="26"/>
           <w:rtl w:val="0"/>
         </w:rPr>
-        <w:t xml:space="preserve">Measure </w:t>
+        <w:t xml:space="preserve">Measure?</w:t>
       </w:r>
     </w:p>
     <w:p>
@@ -5777,6 +5866,94 @@
       <w:pPr>
         <w:widowControl w:val="0"/>
         <w:numPr>
+          <w:ilvl w:val="3"/>
+          <w:numId w:val="6"/>
+        </w:numPr>
+        <w:spacing w:line="240" w:lineRule="auto"/>
+        <w:ind w:left="2880" w:hanging="360"/>
+        <w:rPr>
+          <w:sz w:val="26"/>
+          <w:szCs w:val="26"/>
+          <w:u w:val="none"/>
+        </w:rPr>
+      </w:pPr>
+      <w:r>
+        <w:rPr>
+          <w:sz w:val="26"/>
+          <w:szCs w:val="26"/>
+          <w:rtl w:val="0"/>
+        </w:rPr>
+        <w:t xml:space="preserve">These required human judgment</w:t>
+      </w:r>
+    </w:p>
+    <w:p>
+      <w:pPr>
+        <w:widowControl w:val="0"/>
+        <w:spacing w:line="240" w:lineRule="auto"/>
+        <w:ind w:left="3600" w:firstLine="0"/>
+        <w:rPr>
+          <w:sz w:val="26"/>
+          <w:szCs w:val="26"/>
+        </w:rPr>
+      </w:pPr>
+      <w:r>
+        <w:rPr>
+          <w:rtl w:val="0"/>
+        </w:rPr>
+      </w:r>
+    </w:p>
+    <w:p>
+      <w:pPr>
+        <w:widowControl w:val="0"/>
+        <w:numPr>
+          <w:ilvl w:val="2"/>
+          <w:numId w:val="6"/>
+        </w:numPr>
+        <w:spacing w:line="240" w:lineRule="auto"/>
+        <w:ind w:left="2160" w:hanging="360"/>
+        <w:rPr>
+          <w:sz w:val="26"/>
+          <w:szCs w:val="26"/>
+          <w:u w:val="none"/>
+        </w:rPr>
+      </w:pPr>
+      <w:r>
+        <w:rPr>
+          <w:sz w:val="26"/>
+          <w:szCs w:val="26"/>
+          <w:rtl w:val="0"/>
+        </w:rPr>
+        <w:t xml:space="preserve">Hallucination problem </w:t>
+      </w:r>
+    </w:p>
+    <w:p>
+      <w:pPr>
+        <w:widowControl w:val="0"/>
+        <w:numPr>
+          <w:ilvl w:val="3"/>
+          <w:numId w:val="6"/>
+        </w:numPr>
+        <w:spacing w:line="240" w:lineRule="auto"/>
+        <w:ind w:left="2880" w:hanging="360"/>
+        <w:rPr>
+          <w:sz w:val="26"/>
+          <w:szCs w:val="26"/>
+          <w:u w:val="none"/>
+        </w:rPr>
+      </w:pPr>
+      <w:r>
+        <w:rPr>
+          <w:sz w:val="26"/>
+          <w:szCs w:val="26"/>
+          <w:rtl w:val="0"/>
+        </w:rPr>
+        <w:t xml:space="preserve">Prompt: asking who won world cup in 2050 </w:t>
+      </w:r>
+    </w:p>
+    <w:p>
+      <w:pPr>
+        <w:widowControl w:val="0"/>
+        <w:numPr>
           <w:ilvl w:val="5"/>
           <w:numId w:val="6"/>
         </w:numPr>
@@ -5794,7 +5971,1898 @@
           <w:szCs w:val="26"/>
           <w:rtl w:val="0"/>
         </w:rPr>
-        <w:t xml:space="preserve">These required human judgment</w:t>
+        <w:t xml:space="preserve">The model might generate a name confidently. </w:t>
+      </w:r>
+    </w:p>
+    <w:p>
+      <w:pPr>
+        <w:widowControl w:val="0"/>
+        <w:numPr>
+          <w:ilvl w:val="5"/>
+          <w:numId w:val="6"/>
+        </w:numPr>
+        <w:spacing w:line="240" w:lineRule="auto"/>
+        <w:ind w:left="4320" w:hanging="360"/>
+        <w:rPr>
+          <w:sz w:val="26"/>
+          <w:szCs w:val="26"/>
+          <w:u w:val="none"/>
+        </w:rPr>
+      </w:pPr>
+      <w:r>
+        <w:rPr>
+          <w:sz w:val="26"/>
+          <w:szCs w:val="26"/>
+          <w:rtl w:val="0"/>
+        </w:rPr>
+        <w:t xml:space="preserve">Testing must detect hallucination </w:t>
+      </w:r>
+    </w:p>
+    <w:p>
+      <w:pPr>
+        <w:widowControl w:val="0"/>
+        <w:numPr>
+          <w:ilvl w:val="2"/>
+          <w:numId w:val="6"/>
+        </w:numPr>
+        <w:spacing w:line="240" w:lineRule="auto"/>
+        <w:ind w:left="2160" w:hanging="360"/>
+        <w:rPr>
+          <w:sz w:val="26"/>
+          <w:szCs w:val="26"/>
+          <w:u w:val="none"/>
+        </w:rPr>
+      </w:pPr>
+      <w:r>
+        <w:rPr>
+          <w:sz w:val="26"/>
+          <w:szCs w:val="26"/>
+          <w:rtl w:val="0"/>
+        </w:rPr>
+        <w:t xml:space="preserve">Format instability </w:t>
+      </w:r>
+    </w:p>
+    <w:p>
+      <w:pPr>
+        <w:widowControl w:val="0"/>
+        <w:numPr>
+          <w:ilvl w:val="3"/>
+          <w:numId w:val="6"/>
+        </w:numPr>
+        <w:spacing w:line="240" w:lineRule="auto"/>
+        <w:ind w:left="2880" w:hanging="360"/>
+        <w:rPr>
+          <w:sz w:val="26"/>
+          <w:szCs w:val="26"/>
+          <w:u w:val="none"/>
+        </w:rPr>
+      </w:pPr>
+      <w:r>
+        <w:rPr>
+          <w:sz w:val="26"/>
+          <w:szCs w:val="26"/>
+          <w:rtl w:val="0"/>
+        </w:rPr>
+        <w:t xml:space="preserve">prompt: answer in JSON</w:t>
+      </w:r>
+    </w:p>
+    <w:p>
+      <w:pPr>
+        <w:widowControl w:val="0"/>
+        <w:numPr>
+          <w:ilvl w:val="3"/>
+          <w:numId w:val="6"/>
+        </w:numPr>
+        <w:spacing w:line="240" w:lineRule="auto"/>
+        <w:ind w:left="2880" w:hanging="360"/>
+        <w:rPr>
+          <w:sz w:val="26"/>
+          <w:szCs w:val="26"/>
+        </w:rPr>
+      </w:pPr>
+      <w:r>
+        <w:rPr>
+          <w:sz w:val="26"/>
+          <w:szCs w:val="26"/>
+          <w:rtl w:val="0"/>
+        </w:rPr>
+        <w:t xml:space="preserve">Testing must validate the same </w:t>
+      </w:r>
+    </w:p>
+    <w:p>
+      <w:pPr>
+        <w:widowControl w:val="0"/>
+        <w:numPr>
+          <w:ilvl w:val="2"/>
+          <w:numId w:val="6"/>
+        </w:numPr>
+        <w:spacing w:line="240" w:lineRule="auto"/>
+        <w:ind w:left="2160" w:hanging="360"/>
+        <w:rPr>
+          <w:sz w:val="26"/>
+          <w:szCs w:val="26"/>
+          <w:u w:val="none"/>
+        </w:rPr>
+      </w:pPr>
+      <w:r>
+        <w:rPr>
+          <w:rFonts w:ascii="Arial Unicode MS" w:cs="Arial Unicode MS" w:eastAsia="Arial Unicode MS" w:hAnsi="Arial Unicode MS"/>
+          <w:sz w:val="26"/>
+          <w:szCs w:val="26"/>
+          <w:rtl w:val="0"/>
+        </w:rPr>
+        <w:t xml:space="preserve">Same input multiple times → verify which is correct? Sometimes both will be correct. </w:t>
+      </w:r>
+    </w:p>
+    <w:p>
+      <w:pPr>
+        <w:widowControl w:val="0"/>
+        <w:spacing w:line="240" w:lineRule="auto"/>
+        <w:ind w:left="0" w:firstLine="0"/>
+        <w:rPr>
+          <w:sz w:val="26"/>
+          <w:szCs w:val="26"/>
+        </w:rPr>
+      </w:pPr>
+      <w:r>
+        <w:rPr>
+          <w:rtl w:val="0"/>
+        </w:rPr>
+      </w:r>
+    </w:p>
+    <w:p>
+      <w:pPr>
+        <w:widowControl w:val="0"/>
+        <w:spacing w:line="240" w:lineRule="auto"/>
+        <w:rPr>
+          <w:sz w:val="26"/>
+          <w:szCs w:val="26"/>
+        </w:rPr>
+      </w:pPr>
+      <w:r>
+        <w:rPr>
+          <w:rtl w:val="0"/>
+        </w:rPr>
+      </w:r>
+    </w:p>
+    <w:p>
+      <w:pPr>
+        <w:widowControl w:val="0"/>
+        <w:spacing w:line="240" w:lineRule="auto"/>
+        <w:rPr>
+          <w:sz w:val="26"/>
+          <w:szCs w:val="26"/>
+        </w:rPr>
+      </w:pPr>
+      <w:r>
+        <w:rPr>
+          <w:rtl w:val="0"/>
+        </w:rPr>
+      </w:r>
+    </w:p>
+    <w:p>
+      <w:pPr>
+        <w:widowControl w:val="0"/>
+        <w:numPr>
+          <w:ilvl w:val="0"/>
+          <w:numId w:val="6"/>
+        </w:numPr>
+        <w:spacing w:line="240" w:lineRule="auto"/>
+        <w:ind w:left="720" w:hanging="360"/>
+        <w:rPr>
+          <w:sz w:val="26"/>
+          <w:szCs w:val="26"/>
+          <w:u w:val="none"/>
+        </w:rPr>
+      </w:pPr>
+      <w:r>
+        <w:rPr>
+          <w:sz w:val="26"/>
+          <w:szCs w:val="26"/>
+          <w:rtl w:val="0"/>
+        </w:rPr>
+        <w:t xml:space="preserve">How does QA need to handle non-deterministic? </w:t>
+      </w:r>
+    </w:p>
+    <w:p>
+      <w:pPr>
+        <w:widowControl w:val="0"/>
+        <w:numPr>
+          <w:ilvl w:val="1"/>
+          <w:numId w:val="6"/>
+        </w:numPr>
+        <w:spacing w:line="240" w:lineRule="auto"/>
+        <w:ind w:left="1440" w:hanging="360"/>
+        <w:rPr>
+          <w:sz w:val="26"/>
+          <w:szCs w:val="26"/>
+          <w:u w:val="none"/>
+        </w:rPr>
+      </w:pPr>
+      <w:r>
+        <w:rPr>
+          <w:sz w:val="26"/>
+          <w:szCs w:val="26"/>
+          <w:rtl w:val="0"/>
+        </w:rPr>
+        <w:t xml:space="preserve">Avoid checking expected=actual </w:t>
+      </w:r>
+    </w:p>
+    <w:p>
+      <w:pPr>
+        <w:widowControl w:val="0"/>
+        <w:numPr>
+          <w:ilvl w:val="2"/>
+          <w:numId w:val="6"/>
+        </w:numPr>
+        <w:spacing w:line="240" w:lineRule="auto"/>
+        <w:ind w:left="2160" w:hanging="360"/>
+        <w:rPr>
+          <w:sz w:val="26"/>
+          <w:szCs w:val="26"/>
+          <w:u w:val="none"/>
+        </w:rPr>
+      </w:pPr>
+      <w:r>
+        <w:rPr>
+          <w:sz w:val="26"/>
+          <w:szCs w:val="26"/>
+          <w:rtl w:val="0"/>
+        </w:rPr>
+        <w:t xml:space="preserve">Use Human judgment or rubric scores (manual judgment based on experience) </w:t>
+      </w:r>
+    </w:p>
+    <w:p>
+      <w:pPr>
+        <w:widowControl w:val="0"/>
+        <w:numPr>
+          <w:ilvl w:val="2"/>
+          <w:numId w:val="6"/>
+        </w:numPr>
+        <w:spacing w:line="240" w:lineRule="auto"/>
+        <w:ind w:left="2160" w:hanging="360"/>
+        <w:rPr>
+          <w:sz w:val="26"/>
+          <w:szCs w:val="26"/>
+          <w:u w:val="none"/>
+        </w:rPr>
+      </w:pPr>
+      <w:r>
+        <w:rPr>
+          <w:sz w:val="26"/>
+          <w:szCs w:val="26"/>
+          <w:rtl w:val="0"/>
+        </w:rPr>
+        <w:t xml:space="preserve">Automate format check, basic prompt output check. (automate using Python libraries) </w:t>
+      </w:r>
+    </w:p>
+    <w:p>
+      <w:pPr>
+        <w:widowControl w:val="0"/>
+        <w:numPr>
+          <w:ilvl w:val="2"/>
+          <w:numId w:val="6"/>
+        </w:numPr>
+        <w:spacing w:line="240" w:lineRule="auto"/>
+        <w:ind w:left="2160" w:hanging="360"/>
+        <w:rPr>
+          <w:sz w:val="26"/>
+          <w:szCs w:val="26"/>
+          <w:u w:val="none"/>
+        </w:rPr>
+      </w:pPr>
+      <w:r>
+        <w:rPr>
+          <w:sz w:val="26"/>
+          <w:szCs w:val="26"/>
+          <w:rtl w:val="0"/>
+        </w:rPr>
+        <w:t xml:space="preserve">Automated metrics (BLEU &amp; ROUGE, BERTScore) </w:t>
+      </w:r>
+    </w:p>
+    <w:p>
+      <w:pPr>
+        <w:widowControl w:val="0"/>
+        <w:numPr>
+          <w:ilvl w:val="3"/>
+          <w:numId w:val="6"/>
+        </w:numPr>
+        <w:spacing w:line="240" w:lineRule="auto"/>
+        <w:ind w:left="2880" w:hanging="360"/>
+        <w:rPr>
+          <w:sz w:val="26"/>
+          <w:szCs w:val="26"/>
+          <w:u w:val="none"/>
+        </w:rPr>
+      </w:pPr>
+      <w:r>
+        <w:rPr>
+          <w:sz w:val="26"/>
+          <w:szCs w:val="26"/>
+          <w:rtl w:val="0"/>
+        </w:rPr>
+        <w:t xml:space="preserve">Measure word similarity </w:t>
+      </w:r>
+    </w:p>
+    <w:p>
+      <w:pPr>
+        <w:widowControl w:val="0"/>
+        <w:numPr>
+          <w:ilvl w:val="3"/>
+          <w:numId w:val="6"/>
+        </w:numPr>
+        <w:spacing w:line="240" w:lineRule="auto"/>
+        <w:ind w:left="2880" w:hanging="360"/>
+        <w:rPr>
+          <w:sz w:val="26"/>
+          <w:szCs w:val="26"/>
+        </w:rPr>
+      </w:pPr>
+      <w:r>
+        <w:rPr>
+          <w:sz w:val="26"/>
+          <w:szCs w:val="26"/>
+          <w:rtl w:val="0"/>
+        </w:rPr>
+        <w:t xml:space="preserve">Measure semantic similarity </w:t>
+      </w:r>
+    </w:p>
+    <w:p>
+      <w:pPr>
+        <w:widowControl w:val="0"/>
+        <w:numPr>
+          <w:ilvl w:val="3"/>
+          <w:numId w:val="6"/>
+        </w:numPr>
+        <w:spacing w:line="240" w:lineRule="auto"/>
+        <w:ind w:left="2880" w:hanging="360"/>
+        <w:rPr>
+          <w:sz w:val="26"/>
+          <w:szCs w:val="26"/>
+          <w:u w:val="none"/>
+        </w:rPr>
+      </w:pPr>
+      <w:r>
+        <w:rPr>
+          <w:sz w:val="26"/>
+          <w:szCs w:val="26"/>
+          <w:rtl w:val="0"/>
+        </w:rPr>
+        <w:t xml:space="preserve">Reference answer comparison. </w:t>
+      </w:r>
+    </w:p>
+    <w:p>
+      <w:pPr>
+        <w:widowControl w:val="0"/>
+        <w:numPr>
+          <w:ilvl w:val="1"/>
+          <w:numId w:val="6"/>
+        </w:numPr>
+        <w:spacing w:line="240" w:lineRule="auto"/>
+        <w:ind w:left="1440" w:hanging="360"/>
+        <w:rPr>
+          <w:sz w:val="26"/>
+          <w:szCs w:val="26"/>
+        </w:rPr>
+      </w:pPr>
+      <w:r>
+        <w:rPr>
+          <w:sz w:val="26"/>
+          <w:szCs w:val="26"/>
+          <w:rtl w:val="0"/>
+        </w:rPr>
+        <w:t xml:space="preserve">Use one model to test another model </w:t>
+      </w:r>
+    </w:p>
+    <w:p>
+      <w:pPr>
+        <w:widowControl w:val="0"/>
+        <w:numPr>
+          <w:ilvl w:val="1"/>
+          <w:numId w:val="6"/>
+        </w:numPr>
+        <w:spacing w:line="240" w:lineRule="auto"/>
+        <w:ind w:left="1440" w:hanging="360"/>
+        <w:rPr>
+          <w:sz w:val="26"/>
+          <w:szCs w:val="26"/>
+          <w:u w:val="none"/>
+        </w:rPr>
+      </w:pPr>
+      <w:r>
+        <w:rPr>
+          <w:sz w:val="26"/>
+          <w:szCs w:val="26"/>
+          <w:rtl w:val="0"/>
+        </w:rPr>
+        <w:t xml:space="preserve">Create dataset (golden) </w:t>
+      </w:r>
+    </w:p>
+    <w:p>
+      <w:pPr>
+        <w:widowControl w:val="0"/>
+        <w:numPr>
+          <w:ilvl w:val="2"/>
+          <w:numId w:val="6"/>
+        </w:numPr>
+        <w:spacing w:line="240" w:lineRule="auto"/>
+        <w:ind w:left="2160" w:hanging="360"/>
+        <w:rPr>
+          <w:sz w:val="26"/>
+          <w:szCs w:val="26"/>
+          <w:u w:val="none"/>
+        </w:rPr>
+      </w:pPr>
+      <w:r>
+        <w:rPr>
+          <w:sz w:val="26"/>
+          <w:szCs w:val="26"/>
+          <w:rtl w:val="0"/>
+        </w:rPr>
+        <w:t xml:space="preserve">Predefined </w:t>
+      </w:r>
+    </w:p>
+    <w:p>
+      <w:pPr>
+        <w:widowControl w:val="0"/>
+        <w:numPr>
+          <w:ilvl w:val="3"/>
+          <w:numId w:val="6"/>
+        </w:numPr>
+        <w:spacing w:line="240" w:lineRule="auto"/>
+        <w:ind w:left="2880" w:hanging="360"/>
+        <w:rPr>
+          <w:sz w:val="26"/>
+          <w:szCs w:val="26"/>
+          <w:u w:val="none"/>
+        </w:rPr>
+      </w:pPr>
+      <w:r>
+        <w:rPr>
+          <w:sz w:val="26"/>
+          <w:szCs w:val="26"/>
+          <w:rtl w:val="0"/>
+        </w:rPr>
+        <w:t xml:space="preserve">Prompt </w:t>
+      </w:r>
+    </w:p>
+    <w:p>
+      <w:pPr>
+        <w:widowControl w:val="0"/>
+        <w:numPr>
+          <w:ilvl w:val="3"/>
+          <w:numId w:val="6"/>
+        </w:numPr>
+        <w:spacing w:line="240" w:lineRule="auto"/>
+        <w:ind w:left="2880" w:hanging="360"/>
+        <w:rPr>
+          <w:sz w:val="26"/>
+          <w:szCs w:val="26"/>
+          <w:u w:val="none"/>
+        </w:rPr>
+      </w:pPr>
+      <w:r>
+        <w:rPr>
+          <w:sz w:val="26"/>
+          <w:szCs w:val="26"/>
+          <w:rtl w:val="0"/>
+        </w:rPr>
+        <w:t xml:space="preserve">Reference response </w:t>
+      </w:r>
+    </w:p>
+    <w:p>
+      <w:pPr>
+        <w:widowControl w:val="0"/>
+        <w:numPr>
+          <w:ilvl w:val="3"/>
+          <w:numId w:val="6"/>
+        </w:numPr>
+        <w:spacing w:line="240" w:lineRule="auto"/>
+        <w:ind w:left="2880" w:hanging="360"/>
+        <w:rPr>
+          <w:sz w:val="26"/>
+          <w:szCs w:val="26"/>
+          <w:u w:val="none"/>
+        </w:rPr>
+      </w:pPr>
+      <w:r>
+        <w:rPr>
+          <w:sz w:val="26"/>
+          <w:szCs w:val="26"/>
+          <w:rtl w:val="0"/>
+        </w:rPr>
+        <w:t xml:space="preserve">Scoring rubric </w:t>
+      </w:r>
+    </w:p>
+    <w:p>
+      <w:pPr>
+        <w:widowControl w:val="0"/>
+        <w:spacing w:line="240" w:lineRule="auto"/>
+        <w:rPr>
+          <w:sz w:val="26"/>
+          <w:szCs w:val="26"/>
+        </w:rPr>
+      </w:pPr>
+      <w:r>
+        <w:rPr>
+          <w:rtl w:val="0"/>
+        </w:rPr>
+      </w:r>
+    </w:p>
+    <w:p>
+      <w:pPr>
+        <w:widowControl w:val="0"/>
+        <w:numPr>
+          <w:ilvl w:val="0"/>
+          <w:numId w:val="6"/>
+        </w:numPr>
+        <w:spacing w:line="240" w:lineRule="auto"/>
+        <w:ind w:left="720" w:hanging="360"/>
+        <w:rPr>
+          <w:sz w:val="26"/>
+          <w:szCs w:val="26"/>
+          <w:u w:val="none"/>
+        </w:rPr>
+      </w:pPr>
+      <w:r>
+        <w:rPr>
+          <w:sz w:val="26"/>
+          <w:szCs w:val="26"/>
+          <w:rtl w:val="0"/>
+        </w:rPr>
+        <w:t xml:space="preserve">LLM Architecture </w:t>
+      </w:r>
+    </w:p>
+    <w:p>
+      <w:pPr>
+        <w:widowControl w:val="0"/>
+        <w:numPr>
+          <w:ilvl w:val="1"/>
+          <w:numId w:val="6"/>
+        </w:numPr>
+        <w:spacing w:line="240" w:lineRule="auto"/>
+        <w:ind w:left="1440" w:hanging="360"/>
+        <w:rPr>
+          <w:sz w:val="26"/>
+          <w:szCs w:val="26"/>
+          <w:u w:val="none"/>
+        </w:rPr>
+      </w:pPr>
+      <w:r>
+        <w:rPr>
+          <w:sz w:val="26"/>
+          <w:szCs w:val="26"/>
+          <w:rtl w:val="0"/>
+        </w:rPr>
+        <w:t xml:space="preserve">Overview of LLM </w:t>
+      </w:r>
+    </w:p>
+    <w:p>
+      <w:pPr>
+        <w:widowControl w:val="0"/>
+        <w:numPr>
+          <w:ilvl w:val="2"/>
+          <w:numId w:val="6"/>
+        </w:numPr>
+        <w:spacing w:line="240" w:lineRule="auto"/>
+        <w:ind w:left="2160" w:hanging="360"/>
+        <w:rPr>
+          <w:sz w:val="26"/>
+          <w:szCs w:val="26"/>
+          <w:u w:val="none"/>
+        </w:rPr>
+      </w:pPr>
+      <w:r>
+        <w:rPr>
+          <w:rFonts w:ascii="Arial Unicode MS" w:cs="Arial Unicode MS" w:eastAsia="Arial Unicode MS" w:hAnsi="Arial Unicode MS"/>
+          <w:sz w:val="26"/>
+          <w:szCs w:val="26"/>
+          <w:rtl w:val="0"/>
+        </w:rPr>
+        <w:t xml:space="preserve">User prompt → tokenization → Transformer (Attention) → next token prediction → response generation → safety layer → O/P</w:t>
+      </w:r>
+    </w:p>
+    <w:p>
+      <w:pPr>
+        <w:widowControl w:val="0"/>
+        <w:numPr>
+          <w:ilvl w:val="1"/>
+          <w:numId w:val="6"/>
+        </w:numPr>
+        <w:spacing w:line="240" w:lineRule="auto"/>
+        <w:ind w:left="1440" w:hanging="360"/>
+        <w:rPr>
+          <w:sz w:val="26"/>
+          <w:szCs w:val="26"/>
+          <w:u w:val="none"/>
+        </w:rPr>
+      </w:pPr>
+      <w:r>
+        <w:rPr>
+          <w:sz w:val="26"/>
+          <w:szCs w:val="26"/>
+          <w:rtl w:val="0"/>
+        </w:rPr>
+        <w:t xml:space="preserve">In-depth </w:t>
+      </w:r>
+    </w:p>
+    <w:p>
+      <w:pPr>
+        <w:widowControl w:val="0"/>
+        <w:numPr>
+          <w:ilvl w:val="2"/>
+          <w:numId w:val="6"/>
+        </w:numPr>
+        <w:spacing w:line="240" w:lineRule="auto"/>
+        <w:ind w:left="2160" w:hanging="360"/>
+        <w:rPr>
+          <w:sz w:val="26"/>
+          <w:szCs w:val="26"/>
+          <w:u w:val="none"/>
+        </w:rPr>
+      </w:pPr>
+      <w:r>
+        <w:rPr>
+          <w:rFonts w:ascii="Arial Unicode MS" w:cs="Arial Unicode MS" w:eastAsia="Arial Unicode MS" w:hAnsi="Arial Unicode MS"/>
+          <w:sz w:val="26"/>
+          <w:szCs w:val="26"/>
+          <w:rtl w:val="0"/>
+        </w:rPr>
+        <w:t xml:space="preserve">Input text → tokenization → embedding layer → positional encoding → Transformer blocks (Repeated N times)--&gt; Output block  (cycle continuously until complete responses are generated) </w:t>
+      </w:r>
+    </w:p>
+    <w:p>
+      <w:pPr>
+        <w:widowControl w:val="0"/>
+        <w:spacing w:line="240" w:lineRule="auto"/>
+        <w:rPr>
+          <w:sz w:val="26"/>
+          <w:szCs w:val="26"/>
+        </w:rPr>
+      </w:pPr>
+      <w:r>
+        <w:rPr>
+          <w:rtl w:val="0"/>
+        </w:rPr>
+      </w:r>
+    </w:p>
+    <w:p>
+      <w:pPr>
+        <w:widowControl w:val="0"/>
+        <w:numPr>
+          <w:ilvl w:val="0"/>
+          <w:numId w:val="6"/>
+        </w:numPr>
+        <w:spacing w:line="240" w:lineRule="auto"/>
+        <w:ind w:left="720" w:hanging="360"/>
+        <w:rPr>
+          <w:sz w:val="26"/>
+          <w:szCs w:val="26"/>
+          <w:highlight w:val="yellow"/>
+        </w:rPr>
+      </w:pPr>
+      <w:r>
+        <w:rPr>
+          <w:sz w:val="26"/>
+          <w:szCs w:val="26"/>
+          <w:highlight w:val="yellow"/>
+          <w:rtl w:val="0"/>
+        </w:rPr>
+        <w:t xml:space="preserve">Where QA validates in the LLM application. </w:t>
+      </w:r>
+    </w:p>
+    <w:p>
+      <w:pPr>
+        <w:widowControl w:val="0"/>
+        <w:numPr>
+          <w:ilvl w:val="1"/>
+          <w:numId w:val="6"/>
+        </w:numPr>
+        <w:spacing w:line="240" w:lineRule="auto"/>
+        <w:ind w:left="1440" w:hanging="360"/>
+        <w:rPr>
+          <w:sz w:val="26"/>
+          <w:szCs w:val="26"/>
+          <w:u w:val="none"/>
+        </w:rPr>
+      </w:pPr>
+      <w:r>
+        <w:rPr>
+          <w:sz w:val="26"/>
+          <w:szCs w:val="26"/>
+          <w:rtl w:val="0"/>
+        </w:rPr>
+        <w:t xml:space="preserve">Prompt layer testing </w:t>
+      </w:r>
+    </w:p>
+    <w:p>
+      <w:pPr>
+        <w:widowControl w:val="0"/>
+        <w:numPr>
+          <w:ilvl w:val="2"/>
+          <w:numId w:val="6"/>
+        </w:numPr>
+        <w:spacing w:line="240" w:lineRule="auto"/>
+        <w:ind w:left="2160" w:hanging="360"/>
+        <w:rPr>
+          <w:sz w:val="26"/>
+          <w:szCs w:val="26"/>
+          <w:u w:val="none"/>
+        </w:rPr>
+      </w:pPr>
+      <w:r>
+        <w:rPr>
+          <w:sz w:val="26"/>
+          <w:szCs w:val="26"/>
+          <w:rtl w:val="0"/>
+        </w:rPr>
+        <w:t xml:space="preserve">QA check: </w:t>
+      </w:r>
+    </w:p>
+    <w:p>
+      <w:pPr>
+        <w:widowControl w:val="0"/>
+        <w:numPr>
+          <w:ilvl w:val="3"/>
+          <w:numId w:val="6"/>
+        </w:numPr>
+        <w:spacing w:line="240" w:lineRule="auto"/>
+        <w:ind w:left="2880" w:hanging="360"/>
+        <w:rPr>
+          <w:sz w:val="26"/>
+          <w:szCs w:val="26"/>
+          <w:u w:val="none"/>
+        </w:rPr>
+      </w:pPr>
+      <w:r>
+        <w:rPr>
+          <w:sz w:val="26"/>
+          <w:szCs w:val="26"/>
+          <w:rtl w:val="0"/>
+        </w:rPr>
+        <w:t xml:space="preserve">Prompt clarity </w:t>
+      </w:r>
+    </w:p>
+    <w:p>
+      <w:pPr>
+        <w:widowControl w:val="0"/>
+        <w:numPr>
+          <w:ilvl w:val="3"/>
+          <w:numId w:val="6"/>
+        </w:numPr>
+        <w:spacing w:line="240" w:lineRule="auto"/>
+        <w:ind w:left="2880" w:hanging="360"/>
+        <w:rPr>
+          <w:sz w:val="26"/>
+          <w:szCs w:val="26"/>
+          <w:u w:val="none"/>
+        </w:rPr>
+      </w:pPr>
+      <w:r>
+        <w:rPr>
+          <w:sz w:val="26"/>
+          <w:szCs w:val="26"/>
+          <w:rtl w:val="0"/>
+        </w:rPr>
+        <w:t xml:space="preserve">Edge case </w:t>
+      </w:r>
+    </w:p>
+    <w:p>
+      <w:pPr>
+        <w:widowControl w:val="0"/>
+        <w:numPr>
+          <w:ilvl w:val="3"/>
+          <w:numId w:val="6"/>
+        </w:numPr>
+        <w:spacing w:line="240" w:lineRule="auto"/>
+        <w:ind w:left="2880" w:hanging="360"/>
+        <w:rPr>
+          <w:sz w:val="26"/>
+          <w:szCs w:val="26"/>
+          <w:u w:val="none"/>
+        </w:rPr>
+      </w:pPr>
+      <w:r>
+        <w:rPr>
+          <w:sz w:val="26"/>
+          <w:szCs w:val="26"/>
+          <w:rtl w:val="0"/>
+        </w:rPr>
+        <w:t xml:space="preserve">Role confusion </w:t>
+      </w:r>
+    </w:p>
+    <w:p>
+      <w:pPr>
+        <w:widowControl w:val="0"/>
+        <w:numPr>
+          <w:ilvl w:val="1"/>
+          <w:numId w:val="6"/>
+        </w:numPr>
+        <w:spacing w:line="240" w:lineRule="auto"/>
+        <w:ind w:left="1440" w:hanging="360"/>
+        <w:rPr>
+          <w:sz w:val="26"/>
+          <w:szCs w:val="26"/>
+          <w:u w:val="none"/>
+        </w:rPr>
+      </w:pPr>
+      <w:r>
+        <w:rPr>
+          <w:sz w:val="26"/>
+          <w:szCs w:val="26"/>
+          <w:rtl w:val="0"/>
+        </w:rPr>
+        <w:t xml:space="preserve">Response layer testing </w:t>
+      </w:r>
+    </w:p>
+    <w:p>
+      <w:pPr>
+        <w:widowControl w:val="0"/>
+        <w:numPr>
+          <w:ilvl w:val="2"/>
+          <w:numId w:val="6"/>
+        </w:numPr>
+        <w:spacing w:line="240" w:lineRule="auto"/>
+        <w:ind w:left="2160" w:hanging="360"/>
+        <w:rPr>
+          <w:sz w:val="26"/>
+          <w:szCs w:val="26"/>
+          <w:u w:val="none"/>
+        </w:rPr>
+      </w:pPr>
+      <w:r>
+        <w:rPr>
+          <w:sz w:val="26"/>
+          <w:szCs w:val="26"/>
+          <w:rtl w:val="0"/>
+        </w:rPr>
+        <w:t xml:space="preserve">QA check: </w:t>
+      </w:r>
+    </w:p>
+    <w:p>
+      <w:pPr>
+        <w:widowControl w:val="0"/>
+        <w:numPr>
+          <w:ilvl w:val="3"/>
+          <w:numId w:val="6"/>
+        </w:numPr>
+        <w:spacing w:line="240" w:lineRule="auto"/>
+        <w:ind w:left="2880" w:hanging="360"/>
+        <w:rPr>
+          <w:sz w:val="26"/>
+          <w:szCs w:val="26"/>
+          <w:u w:val="none"/>
+        </w:rPr>
+      </w:pPr>
+      <w:r>
+        <w:rPr>
+          <w:sz w:val="26"/>
+          <w:szCs w:val="26"/>
+          <w:rtl w:val="0"/>
+        </w:rPr>
+        <w:t xml:space="preserve">Relevance </w:t>
+      </w:r>
+    </w:p>
+    <w:p>
+      <w:pPr>
+        <w:widowControl w:val="0"/>
+        <w:numPr>
+          <w:ilvl w:val="3"/>
+          <w:numId w:val="6"/>
+        </w:numPr>
+        <w:spacing w:line="240" w:lineRule="auto"/>
+        <w:ind w:left="2880" w:hanging="360"/>
+        <w:rPr>
+          <w:sz w:val="26"/>
+          <w:szCs w:val="26"/>
+        </w:rPr>
+      </w:pPr>
+      <w:r>
+        <w:rPr>
+          <w:sz w:val="26"/>
+          <w:szCs w:val="26"/>
+          <w:rtl w:val="0"/>
+        </w:rPr>
+        <w:t xml:space="preserve">Hallucination </w:t>
+      </w:r>
+    </w:p>
+    <w:p>
+      <w:pPr>
+        <w:widowControl w:val="0"/>
+        <w:numPr>
+          <w:ilvl w:val="3"/>
+          <w:numId w:val="6"/>
+        </w:numPr>
+        <w:spacing w:line="240" w:lineRule="auto"/>
+        <w:ind w:left="2880" w:hanging="360"/>
+        <w:rPr>
+          <w:sz w:val="26"/>
+          <w:szCs w:val="26"/>
+          <w:u w:val="none"/>
+        </w:rPr>
+      </w:pPr>
+      <w:r>
+        <w:rPr>
+          <w:sz w:val="26"/>
+          <w:szCs w:val="26"/>
+          <w:rtl w:val="0"/>
+        </w:rPr>
+        <w:t xml:space="preserve">Format </w:t>
+      </w:r>
+    </w:p>
+    <w:p>
+      <w:pPr>
+        <w:widowControl w:val="0"/>
+        <w:numPr>
+          <w:ilvl w:val="3"/>
+          <w:numId w:val="6"/>
+        </w:numPr>
+        <w:spacing w:line="240" w:lineRule="auto"/>
+        <w:ind w:left="2880" w:hanging="360"/>
+        <w:rPr>
+          <w:sz w:val="26"/>
+          <w:szCs w:val="26"/>
+          <w:u w:val="none"/>
+        </w:rPr>
+      </w:pPr>
+      <w:r>
+        <w:rPr>
+          <w:sz w:val="26"/>
+          <w:szCs w:val="26"/>
+          <w:rtl w:val="0"/>
+        </w:rPr>
+        <w:t xml:space="preserve">Factual correctness </w:t>
+      </w:r>
+    </w:p>
+    <w:p>
+      <w:pPr>
+        <w:widowControl w:val="0"/>
+        <w:numPr>
+          <w:ilvl w:val="1"/>
+          <w:numId w:val="6"/>
+        </w:numPr>
+        <w:spacing w:line="240" w:lineRule="auto"/>
+        <w:ind w:left="1440" w:hanging="360"/>
+        <w:rPr>
+          <w:sz w:val="26"/>
+          <w:szCs w:val="26"/>
+          <w:u w:val="none"/>
+        </w:rPr>
+      </w:pPr>
+      <w:r>
+        <w:rPr>
+          <w:sz w:val="26"/>
+          <w:szCs w:val="26"/>
+          <w:rtl w:val="0"/>
+        </w:rPr>
+        <w:t xml:space="preserve">Safety layer testing </w:t>
+      </w:r>
+    </w:p>
+    <w:p>
+      <w:pPr>
+        <w:widowControl w:val="0"/>
+        <w:numPr>
+          <w:ilvl w:val="2"/>
+          <w:numId w:val="6"/>
+        </w:numPr>
+        <w:spacing w:line="240" w:lineRule="auto"/>
+        <w:ind w:left="2160" w:hanging="360"/>
+        <w:rPr>
+          <w:sz w:val="26"/>
+          <w:szCs w:val="26"/>
+          <w:u w:val="none"/>
+        </w:rPr>
+      </w:pPr>
+      <w:r>
+        <w:rPr>
+          <w:sz w:val="26"/>
+          <w:szCs w:val="26"/>
+          <w:rtl w:val="0"/>
+        </w:rPr>
+        <w:t xml:space="preserve">Test cases: </w:t>
+      </w:r>
+    </w:p>
+    <w:p>
+      <w:pPr>
+        <w:widowControl w:val="0"/>
+        <w:numPr>
+          <w:ilvl w:val="3"/>
+          <w:numId w:val="6"/>
+        </w:numPr>
+        <w:spacing w:line="240" w:lineRule="auto"/>
+        <w:ind w:left="2880" w:hanging="360"/>
+        <w:rPr>
+          <w:sz w:val="26"/>
+          <w:szCs w:val="26"/>
+          <w:u w:val="none"/>
+        </w:rPr>
+      </w:pPr>
+      <w:r>
+        <w:rPr>
+          <w:sz w:val="26"/>
+          <w:szCs w:val="26"/>
+          <w:rtl w:val="0"/>
+        </w:rPr>
+        <w:t xml:space="preserve">Hate speech </w:t>
+      </w:r>
+    </w:p>
+    <w:p>
+      <w:pPr>
+        <w:widowControl w:val="0"/>
+        <w:numPr>
+          <w:ilvl w:val="3"/>
+          <w:numId w:val="6"/>
+        </w:numPr>
+        <w:spacing w:line="240" w:lineRule="auto"/>
+        <w:ind w:left="2880" w:hanging="360"/>
+        <w:rPr>
+          <w:sz w:val="26"/>
+          <w:szCs w:val="26"/>
+          <w:u w:val="none"/>
+        </w:rPr>
+      </w:pPr>
+      <w:r>
+        <w:rPr>
+          <w:sz w:val="26"/>
+          <w:szCs w:val="26"/>
+          <w:rtl w:val="0"/>
+        </w:rPr>
+        <w:t xml:space="preserve">Bias </w:t>
+      </w:r>
+    </w:p>
+    <w:p>
+      <w:pPr>
+        <w:widowControl w:val="0"/>
+        <w:numPr>
+          <w:ilvl w:val="3"/>
+          <w:numId w:val="6"/>
+        </w:numPr>
+        <w:spacing w:line="240" w:lineRule="auto"/>
+        <w:ind w:left="2880" w:hanging="360"/>
+        <w:rPr>
+          <w:sz w:val="26"/>
+          <w:szCs w:val="26"/>
+          <w:u w:val="none"/>
+        </w:rPr>
+      </w:pPr>
+      <w:r>
+        <w:rPr>
+          <w:sz w:val="26"/>
+          <w:szCs w:val="26"/>
+          <w:rtl w:val="0"/>
+        </w:rPr>
+        <w:t xml:space="preserve">Illegal activities </w:t>
+      </w:r>
+    </w:p>
+    <w:p>
+      <w:pPr>
+        <w:widowControl w:val="0"/>
+        <w:numPr>
+          <w:ilvl w:val="2"/>
+          <w:numId w:val="6"/>
+        </w:numPr>
+        <w:spacing w:line="240" w:lineRule="auto"/>
+        <w:ind w:left="2160" w:hanging="360"/>
+        <w:rPr>
+          <w:sz w:val="26"/>
+          <w:szCs w:val="26"/>
+          <w:u w:val="none"/>
+        </w:rPr>
+      </w:pPr>
+      <w:r>
+        <w:rPr>
+          <w:sz w:val="26"/>
+          <w:szCs w:val="26"/>
+          <w:rtl w:val="0"/>
+        </w:rPr>
+        <w:t xml:space="preserve">Expected </w:t>
+      </w:r>
+    </w:p>
+    <w:p>
+      <w:pPr>
+        <w:widowControl w:val="0"/>
+        <w:numPr>
+          <w:ilvl w:val="3"/>
+          <w:numId w:val="6"/>
+        </w:numPr>
+        <w:spacing w:line="240" w:lineRule="auto"/>
+        <w:ind w:left="2880" w:hanging="360"/>
+        <w:rPr>
+          <w:sz w:val="26"/>
+          <w:szCs w:val="26"/>
+          <w:u w:val="none"/>
+        </w:rPr>
+      </w:pPr>
+      <w:r>
+        <w:rPr>
+          <w:sz w:val="26"/>
+          <w:szCs w:val="26"/>
+          <w:rtl w:val="0"/>
+        </w:rPr>
+        <w:t xml:space="preserve">Refusal </w:t>
+      </w:r>
+    </w:p>
+    <w:p>
+      <w:pPr>
+        <w:widowControl w:val="0"/>
+        <w:numPr>
+          <w:ilvl w:val="3"/>
+          <w:numId w:val="6"/>
+        </w:numPr>
+        <w:spacing w:line="240" w:lineRule="auto"/>
+        <w:ind w:left="2880" w:hanging="360"/>
+        <w:rPr>
+          <w:sz w:val="26"/>
+          <w:szCs w:val="26"/>
+          <w:u w:val="none"/>
+        </w:rPr>
+      </w:pPr>
+      <w:r>
+        <w:rPr>
+          <w:sz w:val="26"/>
+          <w:szCs w:val="26"/>
+          <w:rtl w:val="0"/>
+        </w:rPr>
+        <w:t xml:space="preserve">Safe alternative </w:t>
+      </w:r>
+    </w:p>
+    <w:p>
+      <w:pPr>
+        <w:widowControl w:val="0"/>
+        <w:numPr>
+          <w:ilvl w:val="3"/>
+          <w:numId w:val="6"/>
+        </w:numPr>
+        <w:spacing w:line="240" w:lineRule="auto"/>
+        <w:ind w:left="2880" w:hanging="360"/>
+        <w:rPr>
+          <w:sz w:val="26"/>
+          <w:szCs w:val="26"/>
+          <w:u w:val="none"/>
+        </w:rPr>
+      </w:pPr>
+      <w:r>
+        <w:rPr>
+          <w:sz w:val="26"/>
+          <w:szCs w:val="26"/>
+          <w:rtl w:val="0"/>
+        </w:rPr>
+        <w:t xml:space="preserve">Help resource </w:t>
+      </w:r>
+    </w:p>
+    <w:p>
+      <w:pPr>
+        <w:widowControl w:val="0"/>
+        <w:spacing w:line="240" w:lineRule="auto"/>
+        <w:ind w:left="2880" w:firstLine="0"/>
+        <w:rPr>
+          <w:sz w:val="26"/>
+          <w:szCs w:val="26"/>
+        </w:rPr>
+      </w:pPr>
+      <w:r>
+        <w:rPr>
+          <w:rtl w:val="0"/>
+        </w:rPr>
+      </w:r>
+    </w:p>
+    <w:p>
+      <w:pPr>
+        <w:widowControl w:val="0"/>
+        <w:numPr>
+          <w:ilvl w:val="1"/>
+          <w:numId w:val="6"/>
+        </w:numPr>
+        <w:spacing w:line="240" w:lineRule="auto"/>
+        <w:ind w:left="1440" w:hanging="360"/>
+        <w:rPr>
+          <w:sz w:val="26"/>
+          <w:szCs w:val="26"/>
+          <w:u w:val="none"/>
+        </w:rPr>
+      </w:pPr>
+      <w:r>
+        <w:rPr>
+          <w:sz w:val="26"/>
+          <w:szCs w:val="26"/>
+          <w:rtl w:val="0"/>
+        </w:rPr>
+        <w:t xml:space="preserve">Tools/Agent Layer testing </w:t>
+      </w:r>
+    </w:p>
+    <w:p>
+      <w:pPr>
+        <w:widowControl w:val="0"/>
+        <w:numPr>
+          <w:ilvl w:val="2"/>
+          <w:numId w:val="6"/>
+        </w:numPr>
+        <w:spacing w:line="240" w:lineRule="auto"/>
+        <w:ind w:left="2160" w:hanging="360"/>
+        <w:rPr>
+          <w:sz w:val="26"/>
+          <w:szCs w:val="26"/>
+          <w:u w:val="none"/>
+        </w:rPr>
+      </w:pPr>
+      <w:r>
+        <w:rPr>
+          <w:sz w:val="26"/>
+          <w:szCs w:val="26"/>
+          <w:rtl w:val="0"/>
+        </w:rPr>
+        <w:t xml:space="preserve">If LLMs </w:t>
+      </w:r>
+    </w:p>
+    <w:p>
+      <w:pPr>
+        <w:widowControl w:val="0"/>
+        <w:numPr>
+          <w:ilvl w:val="3"/>
+          <w:numId w:val="6"/>
+        </w:numPr>
+        <w:spacing w:line="240" w:lineRule="auto"/>
+        <w:ind w:left="2880" w:hanging="360"/>
+        <w:rPr>
+          <w:sz w:val="26"/>
+          <w:szCs w:val="26"/>
+          <w:u w:val="none"/>
+        </w:rPr>
+      </w:pPr>
+      <w:r>
+        <w:rPr>
+          <w:sz w:val="26"/>
+          <w:szCs w:val="26"/>
+          <w:rtl w:val="0"/>
+        </w:rPr>
+        <w:t xml:space="preserve">API calls </w:t>
+      </w:r>
+    </w:p>
+    <w:p>
+      <w:pPr>
+        <w:widowControl w:val="0"/>
+        <w:numPr>
+          <w:ilvl w:val="3"/>
+          <w:numId w:val="6"/>
+        </w:numPr>
+        <w:spacing w:line="240" w:lineRule="auto"/>
+        <w:ind w:left="2880" w:hanging="360"/>
+        <w:rPr>
+          <w:sz w:val="26"/>
+          <w:szCs w:val="26"/>
+          <w:u w:val="none"/>
+        </w:rPr>
+      </w:pPr>
+      <w:r>
+        <w:rPr>
+          <w:sz w:val="26"/>
+          <w:szCs w:val="26"/>
+          <w:rtl w:val="0"/>
+        </w:rPr>
+        <w:t xml:space="preserve">DB queries </w:t>
+      </w:r>
+    </w:p>
+    <w:p>
+      <w:pPr>
+        <w:widowControl w:val="0"/>
+        <w:spacing w:line="240" w:lineRule="auto"/>
+        <w:ind w:left="2880" w:firstLine="0"/>
+        <w:rPr>
+          <w:sz w:val="26"/>
+          <w:szCs w:val="26"/>
+        </w:rPr>
+      </w:pPr>
+      <w:r>
+        <w:rPr>
+          <w:rtl w:val="0"/>
+        </w:rPr>
+      </w:r>
+    </w:p>
+    <w:p>
+      <w:pPr>
+        <w:widowControl w:val="0"/>
+        <w:numPr>
+          <w:ilvl w:val="2"/>
+          <w:numId w:val="6"/>
+        </w:numPr>
+        <w:spacing w:line="240" w:lineRule="auto"/>
+        <w:ind w:left="2160" w:hanging="360"/>
+        <w:rPr>
+          <w:sz w:val="26"/>
+          <w:szCs w:val="26"/>
+          <w:u w:val="none"/>
+        </w:rPr>
+      </w:pPr>
+      <w:r>
+        <w:rPr>
+          <w:sz w:val="26"/>
+          <w:szCs w:val="26"/>
+          <w:rtl w:val="0"/>
+        </w:rPr>
+        <w:t xml:space="preserve">QA must test: </w:t>
+      </w:r>
+    </w:p>
+    <w:p>
+      <w:pPr>
+        <w:widowControl w:val="0"/>
+        <w:numPr>
+          <w:ilvl w:val="3"/>
+          <w:numId w:val="6"/>
+        </w:numPr>
+        <w:spacing w:line="240" w:lineRule="auto"/>
+        <w:ind w:left="2880" w:hanging="360"/>
+        <w:rPr>
+          <w:sz w:val="26"/>
+          <w:szCs w:val="26"/>
+          <w:u w:val="none"/>
+        </w:rPr>
+      </w:pPr>
+      <w:r>
+        <w:rPr>
+          <w:sz w:val="26"/>
+          <w:szCs w:val="26"/>
+          <w:rtl w:val="0"/>
+        </w:rPr>
+        <w:t xml:space="preserve">Tools invocation correctness </w:t>
+      </w:r>
+    </w:p>
+    <w:p>
+      <w:pPr>
+        <w:widowControl w:val="0"/>
+        <w:numPr>
+          <w:ilvl w:val="3"/>
+          <w:numId w:val="6"/>
+        </w:numPr>
+        <w:spacing w:line="240" w:lineRule="auto"/>
+        <w:ind w:left="2880" w:hanging="360"/>
+        <w:rPr>
+          <w:sz w:val="26"/>
+          <w:szCs w:val="26"/>
+          <w:u w:val="none"/>
+        </w:rPr>
+      </w:pPr>
+      <w:r>
+        <w:rPr>
+          <w:sz w:val="26"/>
+          <w:szCs w:val="26"/>
+          <w:rtl w:val="0"/>
+        </w:rPr>
+        <w:t xml:space="preserve">Failure handler </w:t>
+      </w:r>
+    </w:p>
+    <w:p>
+      <w:pPr>
+        <w:widowControl w:val="0"/>
+        <w:numPr>
+          <w:ilvl w:val="3"/>
+          <w:numId w:val="6"/>
+        </w:numPr>
+        <w:spacing w:line="240" w:lineRule="auto"/>
+        <w:ind w:left="2880" w:hanging="360"/>
+        <w:rPr>
+          <w:sz w:val="26"/>
+          <w:szCs w:val="26"/>
+          <w:u w:val="none"/>
+        </w:rPr>
+      </w:pPr>
+      <w:r>
+        <w:rPr>
+          <w:sz w:val="26"/>
+          <w:szCs w:val="26"/>
+          <w:rtl w:val="0"/>
+        </w:rPr>
+        <w:t xml:space="preserve">Timeout scenario </w:t>
+      </w:r>
+    </w:p>
+    <w:p>
+      <w:pPr>
+        <w:widowControl w:val="0"/>
+        <w:spacing w:line="240" w:lineRule="auto"/>
+        <w:rPr>
+          <w:sz w:val="26"/>
+          <w:szCs w:val="26"/>
+        </w:rPr>
+      </w:pPr>
+      <w:r>
+        <w:rPr>
+          <w:rtl w:val="0"/>
+        </w:rPr>
+      </w:r>
+    </w:p>
+    <w:p>
+      <w:pPr>
+        <w:widowControl w:val="0"/>
+        <w:spacing w:line="240" w:lineRule="auto"/>
+        <w:rPr>
+          <w:sz w:val="26"/>
+          <w:szCs w:val="26"/>
+        </w:rPr>
+      </w:pPr>
+      <w:r>
+        <w:rPr>
+          <w:rtl w:val="0"/>
+        </w:rPr>
+      </w:r>
+    </w:p>
+    <w:p>
+      <w:pPr>
+        <w:widowControl w:val="0"/>
+        <w:numPr>
+          <w:ilvl w:val="0"/>
+          <w:numId w:val="6"/>
+        </w:numPr>
+        <w:spacing w:line="240" w:lineRule="auto"/>
+        <w:ind w:left="720" w:hanging="360"/>
+        <w:rPr>
+          <w:sz w:val="26"/>
+          <w:szCs w:val="26"/>
+          <w:u w:val="none"/>
+        </w:rPr>
+      </w:pPr>
+      <w:r>
+        <w:rPr>
+          <w:sz w:val="26"/>
+          <w:szCs w:val="26"/>
+          <w:rtl w:val="0"/>
+        </w:rPr>
+        <w:t xml:space="preserve">Prompt Engineering </w:t>
+      </w:r>
+    </w:p>
+    <w:p>
+      <w:pPr>
+        <w:widowControl w:val="0"/>
+        <w:numPr>
+          <w:ilvl w:val="1"/>
+          <w:numId w:val="6"/>
+        </w:numPr>
+        <w:spacing w:line="240" w:lineRule="auto"/>
+        <w:ind w:left="1440" w:hanging="360"/>
+        <w:rPr>
+          <w:sz w:val="26"/>
+          <w:szCs w:val="26"/>
+          <w:u w:val="none"/>
+        </w:rPr>
+      </w:pPr>
+      <w:r>
+        <w:rPr>
+          <w:sz w:val="26"/>
+          <w:szCs w:val="26"/>
+          <w:rtl w:val="0"/>
+        </w:rPr>
+        <w:t xml:space="preserve">What makes a good prompt? </w:t>
+      </w:r>
+    </w:p>
+    <w:p>
+      <w:pPr>
+        <w:widowControl w:val="0"/>
+        <w:numPr>
+          <w:ilvl w:val="2"/>
+          <w:numId w:val="6"/>
+        </w:numPr>
+        <w:spacing w:line="240" w:lineRule="auto"/>
+        <w:ind w:left="2160" w:hanging="360"/>
+        <w:rPr>
+          <w:sz w:val="26"/>
+          <w:szCs w:val="26"/>
+          <w:u w:val="none"/>
+        </w:rPr>
+      </w:pPr>
+      <w:r>
+        <w:rPr>
+          <w:sz w:val="26"/>
+          <w:szCs w:val="26"/>
+          <w:rtl w:val="0"/>
+        </w:rPr>
+        <w:t xml:space="preserve">A good prompt </w:t>
+      </w:r>
+    </w:p>
+    <w:p>
+      <w:pPr>
+        <w:widowControl w:val="0"/>
+        <w:numPr>
+          <w:ilvl w:val="3"/>
+          <w:numId w:val="6"/>
+        </w:numPr>
+        <w:spacing w:line="240" w:lineRule="auto"/>
+        <w:ind w:left="2880" w:hanging="360"/>
+        <w:rPr>
+          <w:sz w:val="26"/>
+          <w:szCs w:val="26"/>
+          <w:u w:val="none"/>
+        </w:rPr>
+      </w:pPr>
+      <w:r>
+        <w:rPr>
+          <w:sz w:val="26"/>
+          <w:szCs w:val="26"/>
+          <w:rtl w:val="0"/>
+        </w:rPr>
+        <w:t xml:space="preserve">Clear</w:t>
+      </w:r>
+    </w:p>
+    <w:p>
+      <w:pPr>
+        <w:widowControl w:val="0"/>
+        <w:numPr>
+          <w:ilvl w:val="3"/>
+          <w:numId w:val="6"/>
+        </w:numPr>
+        <w:spacing w:line="240" w:lineRule="auto"/>
+        <w:ind w:left="2880" w:hanging="360"/>
+        <w:rPr>
+          <w:sz w:val="26"/>
+          <w:szCs w:val="26"/>
+          <w:u w:val="none"/>
+        </w:rPr>
+      </w:pPr>
+      <w:r>
+        <w:rPr>
+          <w:sz w:val="26"/>
+          <w:szCs w:val="26"/>
+          <w:rtl w:val="0"/>
+        </w:rPr>
+        <w:t xml:space="preserve">Specific </w:t>
+      </w:r>
+    </w:p>
+    <w:p>
+      <w:pPr>
+        <w:widowControl w:val="0"/>
+        <w:numPr>
+          <w:ilvl w:val="3"/>
+          <w:numId w:val="6"/>
+        </w:numPr>
+        <w:spacing w:line="240" w:lineRule="auto"/>
+        <w:ind w:left="2880" w:hanging="360"/>
+        <w:rPr>
+          <w:sz w:val="26"/>
+          <w:szCs w:val="26"/>
+          <w:u w:val="none"/>
+        </w:rPr>
+      </w:pPr>
+      <w:r>
+        <w:rPr>
+          <w:sz w:val="26"/>
+          <w:szCs w:val="26"/>
+          <w:rtl w:val="0"/>
+        </w:rPr>
+        <w:t xml:space="preserve">Context-aware </w:t>
+      </w:r>
+    </w:p>
+    <w:p>
+      <w:pPr>
+        <w:widowControl w:val="0"/>
+        <w:numPr>
+          <w:ilvl w:val="3"/>
+          <w:numId w:val="6"/>
+        </w:numPr>
+        <w:spacing w:line="240" w:lineRule="auto"/>
+        <w:ind w:left="2880" w:hanging="360"/>
+        <w:rPr>
+          <w:sz w:val="26"/>
+          <w:szCs w:val="26"/>
+          <w:u w:val="none"/>
+        </w:rPr>
+      </w:pPr>
+      <w:r>
+        <w:rPr>
+          <w:sz w:val="26"/>
+          <w:szCs w:val="26"/>
+          <w:rtl w:val="0"/>
+        </w:rPr>
+        <w:t xml:space="preserve">Structure </w:t>
+      </w:r>
+    </w:p>
+    <w:p>
+      <w:pPr>
+        <w:widowControl w:val="0"/>
+        <w:numPr>
+          <w:ilvl w:val="3"/>
+          <w:numId w:val="6"/>
+        </w:numPr>
+        <w:spacing w:line="240" w:lineRule="auto"/>
+        <w:ind w:left="2880" w:hanging="360"/>
+        <w:rPr>
+          <w:sz w:val="26"/>
+          <w:szCs w:val="26"/>
+        </w:rPr>
+      </w:pPr>
+      <w:r>
+        <w:rPr>
+          <w:sz w:val="26"/>
+          <w:szCs w:val="26"/>
+          <w:rtl w:val="0"/>
+        </w:rPr>
+        <w:t xml:space="preserve">Constrained</w:t>
+      </w:r>
+    </w:p>
+    <w:p>
+      <w:pPr>
+        <w:widowControl w:val="0"/>
+        <w:spacing w:line="240" w:lineRule="auto"/>
+        <w:ind w:left="0" w:firstLine="0"/>
+        <w:rPr>
+          <w:sz w:val="26"/>
+          <w:szCs w:val="26"/>
+        </w:rPr>
+      </w:pPr>
+      <w:r>
+        <w:rPr>
+          <w:sz w:val="26"/>
+          <w:szCs w:val="26"/>
+          <w:rtl w:val="0"/>
+        </w:rPr>
+        <w:tab/>
+        <w:tab/>
+        <w:t xml:space="preserve">Example: </w:t>
+      </w:r>
+    </w:p>
+    <w:p>
+      <w:pPr>
+        <w:widowControl w:val="0"/>
+        <w:spacing w:line="240" w:lineRule="auto"/>
+        <w:ind w:left="0" w:firstLine="0"/>
+        <w:rPr>
+          <w:sz w:val="26"/>
+          <w:szCs w:val="26"/>
+        </w:rPr>
+      </w:pPr>
+      <w:r>
+        <w:rPr>
+          <w:sz w:val="26"/>
+          <w:szCs w:val="26"/>
+          <w:rtl w:val="0"/>
+        </w:rPr>
+        <w:tab/>
+        <w:tab/>
+        <w:tab/>
+        <w:t xml:space="preserve">Role </w:t>
+      </w:r>
+    </w:p>
+    <w:p>
+      <w:pPr>
+        <w:widowControl w:val="0"/>
+        <w:spacing w:line="240" w:lineRule="auto"/>
+        <w:ind w:left="0" w:firstLine="0"/>
+        <w:rPr>
+          <w:sz w:val="26"/>
+          <w:szCs w:val="26"/>
+        </w:rPr>
+      </w:pPr>
+      <w:r>
+        <w:rPr>
+          <w:sz w:val="26"/>
+          <w:szCs w:val="26"/>
+          <w:rtl w:val="0"/>
+        </w:rPr>
+        <w:tab/>
+        <w:tab/>
+        <w:tab/>
+        <w:t xml:space="preserve">Task</w:t>
+      </w:r>
+    </w:p>
+    <w:p>
+      <w:pPr>
+        <w:widowControl w:val="0"/>
+        <w:spacing w:line="240" w:lineRule="auto"/>
+        <w:ind w:left="0" w:firstLine="0"/>
+        <w:rPr>
+          <w:sz w:val="26"/>
+          <w:szCs w:val="26"/>
+        </w:rPr>
+      </w:pPr>
+      <w:r>
+        <w:rPr>
+          <w:sz w:val="26"/>
+          <w:szCs w:val="26"/>
+          <w:rtl w:val="0"/>
+        </w:rPr>
+        <w:tab/>
+        <w:tab/>
+        <w:tab/>
+        <w:t xml:space="preserve">Context</w:t>
+      </w:r>
+    </w:p>
+    <w:p>
+      <w:pPr>
+        <w:widowControl w:val="0"/>
+        <w:spacing w:line="240" w:lineRule="auto"/>
+        <w:ind w:left="0" w:firstLine="0"/>
+        <w:rPr>
+          <w:sz w:val="26"/>
+          <w:szCs w:val="26"/>
+        </w:rPr>
+      </w:pPr>
+      <w:r>
+        <w:rPr>
+          <w:sz w:val="26"/>
+          <w:szCs w:val="26"/>
+          <w:rtl w:val="0"/>
+        </w:rPr>
+        <w:tab/>
+        <w:tab/>
+        <w:tab/>
+        <w:t xml:space="preserve">Constrained</w:t>
+      </w:r>
+    </w:p>
+    <w:p>
+      <w:pPr>
+        <w:widowControl w:val="0"/>
+        <w:spacing w:line="240" w:lineRule="auto"/>
+        <w:ind w:left="0" w:firstLine="0"/>
+        <w:rPr>
+          <w:sz w:val="26"/>
+          <w:szCs w:val="26"/>
+        </w:rPr>
+      </w:pPr>
+      <w:r>
+        <w:rPr>
+          <w:sz w:val="26"/>
+          <w:szCs w:val="26"/>
+          <w:rtl w:val="0"/>
+        </w:rPr>
+        <w:tab/>
+        <w:tab/>
+        <w:t xml:space="preserve">Role: You are a senior data scientist </w:t>
+      </w:r>
+    </w:p>
+    <w:p>
+      <w:pPr>
+        <w:widowControl w:val="0"/>
+        <w:spacing w:line="240" w:lineRule="auto"/>
+        <w:ind w:left="0" w:firstLine="0"/>
+        <w:rPr>
+          <w:sz w:val="26"/>
+          <w:szCs w:val="26"/>
+        </w:rPr>
+      </w:pPr>
+      <w:r>
+        <w:rPr>
+          <w:sz w:val="26"/>
+          <w:szCs w:val="26"/>
+          <w:rtl w:val="0"/>
+        </w:rPr>
+        <w:tab/>
+        <w:tab/>
+        <w:t xml:space="preserve">Task: Overfitting in machine learning </w:t>
+      </w:r>
+    </w:p>
+    <w:p>
+      <w:pPr>
+        <w:widowControl w:val="0"/>
+        <w:spacing w:line="240" w:lineRule="auto"/>
+        <w:ind w:left="0" w:firstLine="0"/>
+        <w:rPr>
+          <w:sz w:val="26"/>
+          <w:szCs w:val="26"/>
+        </w:rPr>
+      </w:pPr>
+      <w:r>
+        <w:rPr>
+          <w:sz w:val="26"/>
+          <w:szCs w:val="26"/>
+          <w:rtl w:val="0"/>
+        </w:rPr>
+        <w:tab/>
+        <w:tab/>
+        <w:t xml:space="preserve">Context: The audience is junior data scientists with basic knowledge of ML </w:t>
+      </w:r>
+    </w:p>
+    <w:p>
+      <w:pPr>
+        <w:widowControl w:val="0"/>
+        <w:spacing w:line="240" w:lineRule="auto"/>
+        <w:ind w:left="0" w:firstLine="0"/>
+        <w:rPr>
+          <w:sz w:val="26"/>
+          <w:szCs w:val="26"/>
+        </w:rPr>
+      </w:pPr>
+      <w:r>
+        <w:rPr>
+          <w:sz w:val="26"/>
+          <w:szCs w:val="26"/>
+          <w:rtl w:val="0"/>
+        </w:rPr>
+        <w:t xml:space="preserve"> </w:t>
+        <w:tab/>
+        <w:tab/>
+        <w:t xml:space="preserve">Constrained: Give it in 3 bullet points. Maximum 120 words </w:t>
+      </w:r>
+    </w:p>
+    <w:p>
+      <w:pPr>
+        <w:widowControl w:val="0"/>
+        <w:numPr>
+          <w:ilvl w:val="1"/>
+          <w:numId w:val="6"/>
+        </w:numPr>
+        <w:spacing w:line="240" w:lineRule="auto"/>
+        <w:ind w:left="1440" w:hanging="360"/>
+        <w:rPr>
+          <w:sz w:val="26"/>
+          <w:szCs w:val="26"/>
+          <w:u w:val="none"/>
+        </w:rPr>
+      </w:pPr>
+      <w:r>
+        <w:rPr>
+          <w:sz w:val="26"/>
+          <w:szCs w:val="26"/>
+          <w:rtl w:val="0"/>
+        </w:rPr>
+        <w:t xml:space="preserve">Zero Shot vs few shot </w:t>
+      </w:r>
+    </w:p>
+    <w:p>
+      <w:pPr>
+        <w:widowControl w:val="0"/>
+        <w:numPr>
+          <w:ilvl w:val="2"/>
+          <w:numId w:val="6"/>
+        </w:numPr>
+        <w:spacing w:line="240" w:lineRule="auto"/>
+        <w:ind w:left="2160" w:hanging="360"/>
+        <w:rPr>
+          <w:sz w:val="26"/>
+          <w:szCs w:val="26"/>
+          <w:u w:val="none"/>
+        </w:rPr>
+      </w:pPr>
+      <w:r>
+        <w:rPr>
+          <w:sz w:val="26"/>
+          <w:szCs w:val="26"/>
+          <w:rtl w:val="0"/>
+        </w:rPr>
+        <w:t xml:space="preserve">Zero shot - no example </w:t>
+      </w:r>
+    </w:p>
+    <w:p>
+      <w:pPr>
+        <w:widowControl w:val="0"/>
+        <w:numPr>
+          <w:ilvl w:val="2"/>
+          <w:numId w:val="6"/>
+        </w:numPr>
+        <w:spacing w:line="240" w:lineRule="auto"/>
+        <w:ind w:left="2160" w:hanging="360"/>
+        <w:rPr>
+          <w:sz w:val="26"/>
+          <w:szCs w:val="26"/>
+          <w:u w:val="none"/>
+        </w:rPr>
+      </w:pPr>
+      <w:r>
+        <w:rPr>
+          <w:sz w:val="26"/>
+          <w:szCs w:val="26"/>
+          <w:rtl w:val="0"/>
+        </w:rPr>
+        <w:t xml:space="preserve">Few shots:</w:t>
+      </w:r>
+    </w:p>
+    <w:p>
+      <w:pPr>
+        <w:widowControl w:val="0"/>
+        <w:numPr>
+          <w:ilvl w:val="3"/>
+          <w:numId w:val="6"/>
+        </w:numPr>
+        <w:spacing w:line="240" w:lineRule="auto"/>
+        <w:ind w:left="2880" w:hanging="360"/>
+        <w:rPr>
+          <w:sz w:val="26"/>
+          <w:szCs w:val="26"/>
+          <w:u w:val="none"/>
+        </w:rPr>
+      </w:pPr>
+      <w:r>
+        <w:rPr>
+          <w:sz w:val="26"/>
+          <w:szCs w:val="26"/>
+          <w:rtl w:val="0"/>
+        </w:rPr>
+        <w:t xml:space="preserve">Provide example </w:t>
       </w:r>
     </w:p>
     <w:p>
@@ -5809,8 +7877,68 @@
       </w:pPr>
       <w:r>
         <w:rPr>
-          <w:rtl w:val="0"/>
-        </w:rPr>
+          <w:sz w:val="26"/>
+          <w:szCs w:val="26"/>
+          <w:rtl w:val="0"/>
+        </w:rPr>
+        <w:t xml:space="preserve">Text: I have a good mobile </w:t>
+      </w:r>
+    </w:p>
+    <w:p>
+      <w:pPr>
+        <w:widowControl w:val="0"/>
+        <w:spacing w:line="240" w:lineRule="auto"/>
+        <w:ind w:left="3600" w:firstLine="0"/>
+        <w:rPr>
+          <w:sz w:val="26"/>
+          <w:szCs w:val="26"/>
+        </w:rPr>
+      </w:pPr>
+      <w:r>
+        <w:rPr>
+          <w:sz w:val="26"/>
+          <w:szCs w:val="26"/>
+          <w:rtl w:val="0"/>
+        </w:rPr>
+        <w:t xml:space="preserve">Sentiment: positive </w:t>
+      </w:r>
+    </w:p>
+    <w:p>
+      <w:pPr>
+        <w:widowControl w:val="0"/>
+        <w:spacing w:line="240" w:lineRule="auto"/>
+        <w:ind w:left="3600" w:firstLine="0"/>
+        <w:rPr>
+          <w:sz w:val="26"/>
+          <w:szCs w:val="26"/>
+        </w:rPr>
+      </w:pPr>
+      <w:r>
+        <w:rPr>
+          <w:sz w:val="26"/>
+          <w:szCs w:val="26"/>
+          <w:rtl w:val="0"/>
+        </w:rPr>
+        <w:t xml:space="preserve">Text: I hate to work </w:t>
+      </w:r>
+    </w:p>
+    <w:p>
+      <w:pPr>
+        <w:widowControl w:val="0"/>
+        <w:spacing w:line="240" w:lineRule="auto"/>
+        <w:ind w:left="3600" w:firstLine="0"/>
+        <w:rPr>
+          <w:sz w:val="26"/>
+          <w:szCs w:val="26"/>
+        </w:rPr>
+      </w:pPr>
+      <w:r>
+        <w:rPr>
+          <w:sz w:val="26"/>
+          <w:szCs w:val="26"/>
+          <w:rtl w:val="0"/>
+        </w:rPr>
+        <w:t xml:space="preserve">Sentiment: negative </w:t>
       </w:r>
     </w:p>
     <w:p>
@@ -5834,7 +7962,409 @@
           <w:szCs w:val="26"/>
           <w:rtl w:val="0"/>
         </w:rPr>
-        <w:t xml:space="preserve">Hallucination problem </w:t>
+        <w:t xml:space="preserve">Few-shot improves performance </w:t>
+      </w:r>
+    </w:p>
+    <w:p>
+      <w:pPr>
+        <w:widowControl w:val="0"/>
+        <w:numPr>
+          <w:ilvl w:val="1"/>
+          <w:numId w:val="6"/>
+        </w:numPr>
+        <w:spacing w:line="240" w:lineRule="auto"/>
+        <w:ind w:left="1440" w:hanging="360"/>
+        <w:rPr>
+          <w:sz w:val="26"/>
+          <w:szCs w:val="26"/>
+          <w:u w:val="none"/>
+        </w:rPr>
+      </w:pPr>
+      <w:r>
+        <w:rPr>
+          <w:sz w:val="26"/>
+          <w:szCs w:val="26"/>
+          <w:rtl w:val="0"/>
+        </w:rPr>
+        <w:t xml:space="preserve">Prompt template &amp; Best practices </w:t>
+      </w:r>
+    </w:p>
+    <w:p>
+      <w:pPr>
+        <w:widowControl w:val="0"/>
+        <w:numPr>
+          <w:ilvl w:val="2"/>
+          <w:numId w:val="6"/>
+        </w:numPr>
+        <w:spacing w:line="240" w:lineRule="auto"/>
+        <w:ind w:left="2160" w:hanging="360"/>
+        <w:rPr>
+          <w:sz w:val="26"/>
+          <w:szCs w:val="26"/>
+          <w:u w:val="none"/>
+        </w:rPr>
+      </w:pPr>
+      <w:r>
+        <w:rPr>
+          <w:sz w:val="26"/>
+          <w:szCs w:val="26"/>
+          <w:rtl w:val="0"/>
+        </w:rPr>
+        <w:t xml:space="preserve">Use delimiters </w:t>
+      </w:r>
+    </w:p>
+    <w:p>
+      <w:pPr>
+        <w:widowControl w:val="0"/>
+        <w:numPr>
+          <w:ilvl w:val="3"/>
+          <w:numId w:val="6"/>
+        </w:numPr>
+        <w:spacing w:line="240" w:lineRule="auto"/>
+        <w:ind w:left="2880" w:hanging="360"/>
+        <w:rPr>
+          <w:sz w:val="26"/>
+          <w:szCs w:val="26"/>
+          <w:u w:val="none"/>
+        </w:rPr>
+      </w:pPr>
+      <w:r>
+        <w:rPr>
+          <w:sz w:val="26"/>
+          <w:szCs w:val="26"/>
+          <w:rtl w:val="0"/>
+        </w:rPr>
+        <w:t xml:space="preserve">Weak prompt: Summarize the text: the cat sits on the mat </w:t>
+      </w:r>
+    </w:p>
+    <w:p>
+      <w:pPr>
+        <w:widowControl w:val="0"/>
+        <w:numPr>
+          <w:ilvl w:val="3"/>
+          <w:numId w:val="6"/>
+        </w:numPr>
+        <w:spacing w:line="240" w:lineRule="auto"/>
+        <w:ind w:left="2880" w:hanging="360"/>
+        <w:rPr>
+          <w:sz w:val="26"/>
+          <w:szCs w:val="26"/>
+          <w:u w:val="none"/>
+        </w:rPr>
+      </w:pPr>
+      <w:r>
+        <w:rPr>
+          <w:sz w:val="26"/>
+          <w:szCs w:val="26"/>
+          <w:rtl w:val="0"/>
+        </w:rPr>
+        <w:t xml:space="preserve">Better prompt: Summarize the text</w:t>
+      </w:r>
+    </w:p>
+    <w:p>
+      <w:pPr>
+        <w:widowControl w:val="0"/>
+        <w:spacing w:line="240" w:lineRule="auto"/>
+        <w:ind w:left="2880" w:firstLine="0"/>
+        <w:rPr>
+          <w:sz w:val="26"/>
+          <w:szCs w:val="26"/>
+        </w:rPr>
+      </w:pPr>
+      <w:r>
+        <w:rPr>
+          <w:sz w:val="26"/>
+          <w:szCs w:val="26"/>
+          <w:rtl w:val="0"/>
+        </w:rPr>
+        <w:t xml:space="preserve">“””</w:t>
+      </w:r>
+    </w:p>
+    <w:p>
+      <w:pPr>
+        <w:widowControl w:val="0"/>
+        <w:spacing w:line="240" w:lineRule="auto"/>
+        <w:ind w:left="2880" w:firstLine="0"/>
+        <w:rPr>
+          <w:sz w:val="26"/>
+          <w:szCs w:val="26"/>
+        </w:rPr>
+      </w:pPr>
+      <w:r>
+        <w:rPr>
+          <w:rtl w:val="0"/>
+        </w:rPr>
+      </w:r>
+    </w:p>
+    <w:p>
+      <w:pPr>
+        <w:widowControl w:val="0"/>
+        <w:spacing w:line="240" w:lineRule="auto"/>
+        <w:ind w:left="2880" w:firstLine="0"/>
+        <w:rPr>
+          <w:sz w:val="26"/>
+          <w:szCs w:val="26"/>
+        </w:rPr>
+      </w:pPr>
+      <w:r>
+        <w:rPr>
+          <w:sz w:val="26"/>
+          <w:szCs w:val="26"/>
+          <w:rtl w:val="0"/>
+        </w:rPr>
+        <w:t xml:space="preserve">The cat sits on the mat</w:t>
+      </w:r>
+    </w:p>
+    <w:p>
+      <w:pPr>
+        <w:widowControl w:val="0"/>
+        <w:spacing w:line="240" w:lineRule="auto"/>
+        <w:ind w:left="2880" w:firstLine="0"/>
+        <w:rPr>
+          <w:sz w:val="26"/>
+          <w:szCs w:val="26"/>
+        </w:rPr>
+      </w:pPr>
+      <w:r>
+        <w:rPr>
+          <w:sz w:val="26"/>
+          <w:szCs w:val="26"/>
+          <w:rtl w:val="0"/>
+        </w:rPr>
+        <w:t xml:space="preserve">“””</w:t>
+      </w:r>
+    </w:p>
+    <w:p>
+      <w:pPr>
+        <w:widowControl w:val="0"/>
+        <w:numPr>
+          <w:ilvl w:val="2"/>
+          <w:numId w:val="6"/>
+        </w:numPr>
+        <w:spacing w:line="240" w:lineRule="auto"/>
+        <w:ind w:left="2160" w:hanging="360"/>
+        <w:rPr>
+          <w:sz w:val="26"/>
+          <w:szCs w:val="26"/>
+          <w:u w:val="none"/>
+        </w:rPr>
+      </w:pPr>
+      <w:r>
+        <w:rPr>
+          <w:sz w:val="26"/>
+          <w:szCs w:val="26"/>
+          <w:rtl w:val="0"/>
+        </w:rPr>
+        <w:t xml:space="preserve">Specific format </w:t>
+      </w:r>
+    </w:p>
+    <w:p>
+      <w:pPr>
+        <w:widowControl w:val="0"/>
+        <w:numPr>
+          <w:ilvl w:val="3"/>
+          <w:numId w:val="6"/>
+        </w:numPr>
+        <w:spacing w:line="240" w:lineRule="auto"/>
+        <w:ind w:left="2880" w:hanging="360"/>
+        <w:rPr>
+          <w:sz w:val="26"/>
+          <w:szCs w:val="26"/>
+          <w:u w:val="none"/>
+        </w:rPr>
+      </w:pPr>
+      <w:r>
+        <w:rPr>
+          <w:sz w:val="26"/>
+          <w:szCs w:val="26"/>
+          <w:rtl w:val="0"/>
+        </w:rPr>
+        <w:t xml:space="preserve">Weak prompt: explain AI </w:t>
+      </w:r>
+    </w:p>
+    <w:p>
+      <w:pPr>
+        <w:widowControl w:val="0"/>
+        <w:numPr>
+          <w:ilvl w:val="3"/>
+          <w:numId w:val="6"/>
+        </w:numPr>
+        <w:spacing w:line="240" w:lineRule="auto"/>
+        <w:ind w:left="2880" w:hanging="360"/>
+        <w:rPr>
+          <w:sz w:val="26"/>
+          <w:szCs w:val="26"/>
+          <w:u w:val="none"/>
+        </w:rPr>
+      </w:pPr>
+      <w:r>
+        <w:rPr>
+          <w:sz w:val="26"/>
+          <w:szCs w:val="26"/>
+          <w:rtl w:val="0"/>
+        </w:rPr>
+        <w:t xml:space="preserve">Better prompt: Explain AI </w:t>
+      </w:r>
+    </w:p>
+    <w:p>
+      <w:pPr>
+        <w:widowControl w:val="0"/>
+        <w:spacing w:line="240" w:lineRule="auto"/>
+        <w:ind w:left="3600" w:firstLine="0"/>
+        <w:rPr>
+          <w:sz w:val="26"/>
+          <w:szCs w:val="26"/>
+        </w:rPr>
+      </w:pPr>
+      <w:r>
+        <w:rPr>
+          <w:sz w:val="26"/>
+          <w:szCs w:val="26"/>
+          <w:rtl w:val="0"/>
+        </w:rPr>
+        <w:t xml:space="preserve">2 bullet points </w:t>
+      </w:r>
+    </w:p>
+    <w:p>
+      <w:pPr>
+        <w:widowControl w:val="0"/>
+        <w:spacing w:line="240" w:lineRule="auto"/>
+        <w:ind w:left="3600" w:firstLine="0"/>
+        <w:rPr>
+          <w:sz w:val="26"/>
+          <w:szCs w:val="26"/>
+        </w:rPr>
+      </w:pPr>
+      <w:r>
+        <w:rPr>
+          <w:sz w:val="26"/>
+          <w:szCs w:val="26"/>
+          <w:rtl w:val="0"/>
+        </w:rPr>
+        <w:t xml:space="preserve">Simple language </w:t>
+      </w:r>
+    </w:p>
+    <w:p>
+      <w:pPr>
+        <w:widowControl w:val="0"/>
+        <w:spacing w:line="240" w:lineRule="auto"/>
+        <w:ind w:left="3600" w:firstLine="0"/>
+        <w:rPr>
+          <w:sz w:val="26"/>
+          <w:szCs w:val="26"/>
+        </w:rPr>
+      </w:pPr>
+      <w:r>
+        <w:rPr>
+          <w:sz w:val="26"/>
+          <w:szCs w:val="26"/>
+          <w:rtl w:val="0"/>
+        </w:rPr>
+        <w:t xml:space="preserve">Maximum 50 words </w:t>
+      </w:r>
+    </w:p>
+    <w:p>
+      <w:pPr>
+        <w:widowControl w:val="0"/>
+        <w:spacing w:line="240" w:lineRule="auto"/>
+        <w:ind w:left="3600" w:firstLine="0"/>
+        <w:rPr>
+          <w:sz w:val="26"/>
+          <w:szCs w:val="26"/>
+        </w:rPr>
+      </w:pPr>
+      <w:r>
+        <w:rPr>
+          <w:rtl w:val="0"/>
+        </w:rPr>
+      </w:r>
+    </w:p>
+    <w:p>
+      <w:pPr>
+        <w:widowControl w:val="0"/>
+        <w:spacing w:line="240" w:lineRule="auto"/>
+        <w:ind w:left="0" w:firstLine="0"/>
+        <w:rPr>
+          <w:sz w:val="26"/>
+          <w:szCs w:val="26"/>
+        </w:rPr>
+      </w:pPr>
+      <w:r>
+        <w:rPr>
+          <w:rtl w:val="0"/>
+        </w:rPr>
+      </w:r>
+    </w:p>
+    <w:p>
+      <w:pPr>
+        <w:widowControl w:val="0"/>
+        <w:numPr>
+          <w:ilvl w:val="2"/>
+          <w:numId w:val="6"/>
+        </w:numPr>
+        <w:spacing w:line="240" w:lineRule="auto"/>
+        <w:ind w:left="2160" w:hanging="360"/>
+        <w:rPr>
+          <w:sz w:val="26"/>
+          <w:szCs w:val="26"/>
+          <w:u w:val="none"/>
+        </w:rPr>
+      </w:pPr>
+      <w:r>
+        <w:rPr>
+          <w:sz w:val="26"/>
+          <w:szCs w:val="26"/>
+          <w:rtl w:val="0"/>
+        </w:rPr>
+        <w:t xml:space="preserve">Limit length </w:t>
+      </w:r>
+    </w:p>
+    <w:p>
+      <w:pPr>
+        <w:widowControl w:val="0"/>
+        <w:numPr>
+          <w:ilvl w:val="2"/>
+          <w:numId w:val="6"/>
+        </w:numPr>
+        <w:spacing w:line="240" w:lineRule="auto"/>
+        <w:ind w:left="2160" w:hanging="360"/>
+        <w:rPr>
+          <w:sz w:val="26"/>
+          <w:szCs w:val="26"/>
+          <w:u w:val="none"/>
+        </w:rPr>
+      </w:pPr>
+      <w:r>
+        <w:rPr>
+          <w:sz w:val="26"/>
+          <w:szCs w:val="26"/>
+          <w:rtl w:val="0"/>
+        </w:rPr>
+        <w:t xml:space="preserve">Ask for step-by-step reasoning: </w:t>
+      </w:r>
+    </w:p>
+    <w:p>
+      <w:pPr>
+        <w:widowControl w:val="0"/>
+        <w:numPr>
+          <w:ilvl w:val="3"/>
+          <w:numId w:val="6"/>
+        </w:numPr>
+        <w:spacing w:line="240" w:lineRule="auto"/>
+        <w:ind w:left="2880" w:hanging="360"/>
+        <w:rPr>
+          <w:sz w:val="26"/>
+          <w:szCs w:val="26"/>
+          <w:u w:val="none"/>
+        </w:rPr>
+      </w:pPr>
+      <w:r>
+        <w:rPr>
+          <w:sz w:val="26"/>
+          <w:szCs w:val="26"/>
+          <w:rtl w:val="0"/>
+        </w:rPr>
+        <w:t xml:space="preserve">Improves accuracy in:</w:t>
       </w:r>
     </w:p>
     <w:p>
@@ -5858,55 +8388,55 @@
           <w:szCs w:val="26"/>
           <w:rtl w:val="0"/>
         </w:rPr>
-        <w:t xml:space="preserve">Prompt: asking who won world cup in 2050 </w:t>
-      </w:r>
-    </w:p>
-    <w:p>
-      <w:pPr>
-        <w:widowControl w:val="0"/>
-        <w:numPr>
-          <w:ilvl w:val="5"/>
-          <w:numId w:val="6"/>
-        </w:numPr>
-        <w:spacing w:line="240" w:lineRule="auto"/>
-        <w:ind w:left="4320" w:hanging="360"/>
-        <w:rPr>
-          <w:sz w:val="26"/>
-          <w:szCs w:val="26"/>
-          <w:u w:val="none"/>
-        </w:rPr>
-      </w:pPr>
-      <w:r>
-        <w:rPr>
-          <w:sz w:val="26"/>
-          <w:szCs w:val="26"/>
-          <w:rtl w:val="0"/>
-        </w:rPr>
-        <w:t xml:space="preserve">The model might generate a name confidently. </w:t>
-      </w:r>
-    </w:p>
-    <w:p>
-      <w:pPr>
-        <w:widowControl w:val="0"/>
-        <w:numPr>
-          <w:ilvl w:val="5"/>
-          <w:numId w:val="6"/>
-        </w:numPr>
-        <w:spacing w:line="240" w:lineRule="auto"/>
-        <w:ind w:left="4320" w:hanging="360"/>
-        <w:rPr>
-          <w:sz w:val="26"/>
-          <w:szCs w:val="26"/>
-          <w:u w:val="none"/>
-        </w:rPr>
-      </w:pPr>
-      <w:r>
-        <w:rPr>
-          <w:sz w:val="26"/>
-          <w:szCs w:val="26"/>
-          <w:rtl w:val="0"/>
-        </w:rPr>
-        <w:t xml:space="preserve">Testing must detect hallucination </w:t>
+        <w:t xml:space="preserve">math /technical code </w:t>
+      </w:r>
+    </w:p>
+    <w:p>
+      <w:pPr>
+        <w:widowControl w:val="0"/>
+        <w:numPr>
+          <w:ilvl w:val="4"/>
+          <w:numId w:val="6"/>
+        </w:numPr>
+        <w:spacing w:line="240" w:lineRule="auto"/>
+        <w:ind w:left="3600" w:hanging="360"/>
+        <w:rPr>
+          <w:sz w:val="26"/>
+          <w:szCs w:val="26"/>
+          <w:u w:val="none"/>
+        </w:rPr>
+      </w:pPr>
+      <w:r>
+        <w:rPr>
+          <w:sz w:val="26"/>
+          <w:szCs w:val="26"/>
+          <w:rtl w:val="0"/>
+        </w:rPr>
+        <w:t xml:space="preserve">Logic </w:t>
+      </w:r>
+    </w:p>
+    <w:p>
+      <w:pPr>
+        <w:widowControl w:val="0"/>
+        <w:numPr>
+          <w:ilvl w:val="4"/>
+          <w:numId w:val="6"/>
+        </w:numPr>
+        <w:spacing w:line="240" w:lineRule="auto"/>
+        <w:ind w:left="3600" w:hanging="360"/>
+        <w:rPr>
+          <w:sz w:val="26"/>
+          <w:szCs w:val="26"/>
+          <w:u w:val="none"/>
+        </w:rPr>
+      </w:pPr>
+      <w:r>
+        <w:rPr>
+          <w:sz w:val="26"/>
+          <w:szCs w:val="26"/>
+          <w:rtl w:val="0"/>
+        </w:rPr>
+        <w:t xml:space="preserve">Multi-step task </w:t>
       </w:r>
     </w:p>
     <w:p>
@@ -5930,54 +8460,7 @@
           <w:szCs w:val="26"/>
           <w:rtl w:val="0"/>
         </w:rPr>
-        <w:t xml:space="preserve">Format instability </w:t>
-      </w:r>
-    </w:p>
-    <w:p>
-      <w:pPr>
-        <w:widowControl w:val="0"/>
-        <w:numPr>
-          <w:ilvl w:val="4"/>
-          <w:numId w:val="6"/>
-        </w:numPr>
-        <w:spacing w:line="240" w:lineRule="auto"/>
-        <w:ind w:left="3600" w:hanging="360"/>
-        <w:rPr>
-          <w:sz w:val="26"/>
-          <w:szCs w:val="26"/>
-          <w:u w:val="none"/>
-        </w:rPr>
-      </w:pPr>
-      <w:r>
-        <w:rPr>
-          <w:sz w:val="26"/>
-          <w:szCs w:val="26"/>
-          <w:rtl w:val="0"/>
-        </w:rPr>
-        <w:t xml:space="preserve">prompt: answer in JSON</w:t>
-      </w:r>
-    </w:p>
-    <w:p>
-      <w:pPr>
-        <w:widowControl w:val="0"/>
-        <w:numPr>
-          <w:ilvl w:val="4"/>
-          <w:numId w:val="6"/>
-        </w:numPr>
-        <w:spacing w:line="240" w:lineRule="auto"/>
-        <w:ind w:left="3600" w:hanging="360"/>
-        <w:rPr>
-          <w:sz w:val="26"/>
-          <w:szCs w:val="26"/>
-        </w:rPr>
-      </w:pPr>
-      <w:r>
-        <w:rPr>
-          <w:sz w:val="26"/>
-          <w:szCs w:val="26"/>
-          <w:rtl w:val="0"/>
-        </w:rPr>
-        <w:t xml:space="preserve">Testing must validate the same </w:t>
+        <w:t xml:space="preserve">Weak prompt: What is 2*8?</w:t>
       </w:r>
     </w:p>
     <w:p>
@@ -5997,12 +8480,450 @@
       </w:pPr>
       <w:r>
         <w:rPr>
+          <w:sz w:val="26"/>
+          <w:szCs w:val="26"/>
+          <w:rtl w:val="0"/>
+        </w:rPr>
+        <w:t xml:space="preserve">Better prompt: Solve step by step:  what is 2*8?</w:t>
+      </w:r>
+    </w:p>
+    <w:p>
+      <w:pPr>
+        <w:widowControl w:val="0"/>
+        <w:spacing w:line="240" w:lineRule="auto"/>
+        <w:ind w:left="2880" w:firstLine="0"/>
+        <w:rPr>
+          <w:sz w:val="26"/>
+          <w:szCs w:val="26"/>
+        </w:rPr>
+      </w:pPr>
+      <w:r>
+        <w:rPr>
+          <w:rtl w:val="0"/>
+        </w:rPr>
+      </w:r>
+    </w:p>
+    <w:p>
+      <w:pPr>
+        <w:widowControl w:val="0"/>
+        <w:numPr>
+          <w:ilvl w:val="2"/>
+          <w:numId w:val="6"/>
+        </w:numPr>
+        <w:spacing w:line="240" w:lineRule="auto"/>
+        <w:ind w:left="2160" w:hanging="360"/>
+        <w:rPr>
+          <w:sz w:val="26"/>
+          <w:szCs w:val="26"/>
+          <w:u w:val="none"/>
+        </w:rPr>
+      </w:pPr>
+      <w:r>
+        <w:rPr>
+          <w:sz w:val="26"/>
+          <w:szCs w:val="26"/>
+          <w:rtl w:val="0"/>
+        </w:rPr>
+        <w:t xml:space="preserve">Avoid vague instructions</w:t>
+      </w:r>
+    </w:p>
+    <w:p>
+      <w:pPr>
+        <w:widowControl w:val="0"/>
+        <w:numPr>
+          <w:ilvl w:val="1"/>
+          <w:numId w:val="6"/>
+        </w:numPr>
+        <w:spacing w:line="240" w:lineRule="auto"/>
+        <w:ind w:left="1440" w:hanging="360"/>
+        <w:rPr>
+          <w:sz w:val="26"/>
+          <w:szCs w:val="26"/>
+          <w:u w:val="none"/>
+        </w:rPr>
+      </w:pPr>
+      <w:r>
+        <w:rPr>
+          <w:sz w:val="26"/>
+          <w:szCs w:val="26"/>
+          <w:rtl w:val="0"/>
+        </w:rPr>
+        <w:t xml:space="preserve">System vs User prompt </w:t>
+      </w:r>
+    </w:p>
+    <w:p>
+      <w:pPr>
+        <w:widowControl w:val="0"/>
+        <w:numPr>
+          <w:ilvl w:val="2"/>
+          <w:numId w:val="6"/>
+        </w:numPr>
+        <w:spacing w:line="240" w:lineRule="auto"/>
+        <w:ind w:left="2160" w:hanging="360"/>
+        <w:rPr>
+          <w:sz w:val="26"/>
+          <w:szCs w:val="26"/>
+          <w:u w:val="none"/>
+        </w:rPr>
+      </w:pPr>
+      <w:r>
+        <w:rPr>
+          <w:sz w:val="26"/>
+          <w:szCs w:val="26"/>
+          <w:rtl w:val="0"/>
+        </w:rPr>
+        <w:t xml:space="preserve">System defines </w:t>
+      </w:r>
+    </w:p>
+    <w:p>
+      <w:pPr>
+        <w:widowControl w:val="0"/>
+        <w:numPr>
+          <w:ilvl w:val="3"/>
+          <w:numId w:val="6"/>
+        </w:numPr>
+        <w:spacing w:line="240" w:lineRule="auto"/>
+        <w:ind w:left="2880" w:hanging="360"/>
+        <w:rPr>
+          <w:sz w:val="26"/>
+          <w:szCs w:val="26"/>
+          <w:u w:val="none"/>
+        </w:rPr>
+      </w:pPr>
+      <w:r>
+        <w:rPr>
+          <w:sz w:val="26"/>
+          <w:szCs w:val="26"/>
+          <w:rtl w:val="0"/>
+        </w:rPr>
+        <w:t xml:space="preserve">The model’s role </w:t>
+      </w:r>
+    </w:p>
+    <w:p>
+      <w:pPr>
+        <w:widowControl w:val="0"/>
+        <w:numPr>
+          <w:ilvl w:val="3"/>
+          <w:numId w:val="6"/>
+        </w:numPr>
+        <w:spacing w:line="240" w:lineRule="auto"/>
+        <w:ind w:left="2880" w:hanging="360"/>
+        <w:rPr>
+          <w:sz w:val="26"/>
+          <w:szCs w:val="26"/>
+          <w:u w:val="none"/>
+        </w:rPr>
+      </w:pPr>
+      <w:r>
+        <w:rPr>
+          <w:sz w:val="26"/>
+          <w:szCs w:val="26"/>
+          <w:rtl w:val="0"/>
+        </w:rPr>
+        <w:t xml:space="preserve">The tone </w:t>
+      </w:r>
+    </w:p>
+    <w:p>
+      <w:pPr>
+        <w:widowControl w:val="0"/>
+        <w:numPr>
+          <w:ilvl w:val="3"/>
+          <w:numId w:val="6"/>
+        </w:numPr>
+        <w:spacing w:line="240" w:lineRule="auto"/>
+        <w:ind w:left="2880" w:hanging="360"/>
+        <w:rPr>
+          <w:sz w:val="26"/>
+          <w:szCs w:val="26"/>
+          <w:u w:val="none"/>
+        </w:rPr>
+      </w:pPr>
+      <w:r>
+        <w:rPr>
+          <w:sz w:val="26"/>
+          <w:szCs w:val="26"/>
+          <w:rtl w:val="0"/>
+        </w:rPr>
+        <w:t xml:space="preserve">The rules </w:t>
+      </w:r>
+    </w:p>
+    <w:p>
+      <w:pPr>
+        <w:widowControl w:val="0"/>
+        <w:numPr>
+          <w:ilvl w:val="3"/>
+          <w:numId w:val="6"/>
+        </w:numPr>
+        <w:spacing w:line="240" w:lineRule="auto"/>
+        <w:ind w:left="2880" w:hanging="360"/>
+        <w:rPr>
+          <w:sz w:val="26"/>
+          <w:szCs w:val="26"/>
+          <w:u w:val="none"/>
+        </w:rPr>
+      </w:pPr>
+      <w:r>
+        <w:rPr>
+          <w:sz w:val="26"/>
+          <w:szCs w:val="26"/>
+          <w:rtl w:val="0"/>
+        </w:rPr>
+        <w:t xml:space="preserve">The behaviour boundaries </w:t>
+      </w:r>
+    </w:p>
+    <w:p>
+      <w:pPr>
+        <w:widowControl w:val="0"/>
+        <w:numPr>
+          <w:ilvl w:val="3"/>
+          <w:numId w:val="6"/>
+        </w:numPr>
+        <w:spacing w:line="240" w:lineRule="auto"/>
+        <w:ind w:left="2880" w:hanging="360"/>
+        <w:rPr>
+          <w:sz w:val="26"/>
+          <w:szCs w:val="26"/>
+          <w:u w:val="none"/>
+        </w:rPr>
+      </w:pPr>
+      <w:r>
+        <w:rPr>
+          <w:sz w:val="26"/>
+          <w:szCs w:val="26"/>
+          <w:rtl w:val="0"/>
+        </w:rPr>
+        <w:t xml:space="preserve">It acts like a policy layer </w:t>
+      </w:r>
+    </w:p>
+    <w:p>
+      <w:pPr>
+        <w:widowControl w:val="0"/>
+        <w:spacing w:line="240" w:lineRule="auto"/>
+        <w:ind w:left="2880" w:firstLine="0"/>
+        <w:rPr>
+          <w:sz w:val="26"/>
+          <w:szCs w:val="26"/>
+        </w:rPr>
+      </w:pPr>
+      <w:r>
+        <w:rPr>
+          <w:rtl w:val="0"/>
+        </w:rPr>
+      </w:r>
+    </w:p>
+    <w:p>
+      <w:pPr>
+        <w:widowControl w:val="0"/>
+        <w:numPr>
+          <w:ilvl w:val="2"/>
+          <w:numId w:val="6"/>
+        </w:numPr>
+        <w:spacing w:line="240" w:lineRule="auto"/>
+        <w:ind w:left="2160" w:hanging="360"/>
+        <w:rPr>
+          <w:sz w:val="26"/>
+          <w:szCs w:val="26"/>
+          <w:u w:val="none"/>
+        </w:rPr>
+      </w:pPr>
+      <w:r>
+        <w:rPr>
+          <w:sz w:val="26"/>
+          <w:szCs w:val="26"/>
+          <w:rtl w:val="0"/>
+        </w:rPr>
+        <w:t xml:space="preserve">User prompt: </w:t>
+      </w:r>
+    </w:p>
+    <w:p>
+      <w:pPr>
+        <w:widowControl w:val="0"/>
+        <w:numPr>
+          <w:ilvl w:val="3"/>
+          <w:numId w:val="6"/>
+        </w:numPr>
+        <w:spacing w:line="240" w:lineRule="auto"/>
+        <w:ind w:left="2880" w:hanging="360"/>
+        <w:rPr>
+          <w:sz w:val="26"/>
+          <w:szCs w:val="26"/>
+          <w:u w:val="none"/>
+        </w:rPr>
+      </w:pPr>
+      <w:r>
+        <w:rPr>
+          <w:sz w:val="26"/>
+          <w:szCs w:val="26"/>
+          <w:rtl w:val="0"/>
+        </w:rPr>
+        <w:t xml:space="preserve">The actual question </w:t>
+      </w:r>
+    </w:p>
+    <w:p>
+      <w:pPr>
+        <w:widowControl w:val="0"/>
+        <w:numPr>
+          <w:ilvl w:val="3"/>
+          <w:numId w:val="6"/>
+        </w:numPr>
+        <w:spacing w:line="240" w:lineRule="auto"/>
+        <w:ind w:left="2880" w:hanging="360"/>
+        <w:rPr>
+          <w:sz w:val="26"/>
+          <w:szCs w:val="26"/>
+          <w:u w:val="none"/>
+        </w:rPr>
+      </w:pPr>
+      <w:r>
+        <w:rPr>
+          <w:sz w:val="26"/>
+          <w:szCs w:val="26"/>
+          <w:rtl w:val="0"/>
+        </w:rPr>
+        <w:t xml:space="preserve">The task question/input from the end user </w:t>
+      </w:r>
+    </w:p>
+    <w:p>
+      <w:pPr>
+        <w:widowControl w:val="0"/>
+        <w:spacing w:line="240" w:lineRule="auto"/>
+        <w:ind w:left="2880" w:firstLine="0"/>
+        <w:rPr>
+          <w:sz w:val="26"/>
+          <w:szCs w:val="26"/>
+        </w:rPr>
+      </w:pPr>
+      <w:r>
+        <w:rPr>
+          <w:rtl w:val="0"/>
+        </w:rPr>
+      </w:r>
+    </w:p>
+    <w:p>
+      <w:pPr>
+        <w:widowControl w:val="0"/>
+        <w:spacing w:line="240" w:lineRule="auto"/>
+        <w:ind w:left="0" w:firstLine="0"/>
+        <w:rPr>
+          <w:sz w:val="26"/>
+          <w:szCs w:val="26"/>
+        </w:rPr>
+      </w:pPr>
+      <w:r>
+        <w:rPr>
+          <w:rtl w:val="0"/>
+        </w:rPr>
+      </w:r>
+    </w:p>
+    <w:p>
+      <w:pPr>
+        <w:widowControl w:val="0"/>
+        <w:numPr>
+          <w:ilvl w:val="0"/>
+          <w:numId w:val="6"/>
+        </w:numPr>
+        <w:spacing w:line="240" w:lineRule="auto"/>
+        <w:ind w:left="720" w:hanging="360"/>
+        <w:rPr>
+          <w:sz w:val="26"/>
+          <w:szCs w:val="26"/>
+          <w:u w:val="none"/>
+        </w:rPr>
+      </w:pPr>
+      <w:r>
+        <w:rPr>
+          <w:sz w:val="26"/>
+          <w:szCs w:val="26"/>
+          <w:rtl w:val="0"/>
+        </w:rPr>
+        <w:t xml:space="preserve">Sampling parameters </w:t>
+      </w:r>
+    </w:p>
+    <w:p>
+      <w:pPr>
+        <w:widowControl w:val="0"/>
+        <w:numPr>
+          <w:ilvl w:val="1"/>
+          <w:numId w:val="6"/>
+        </w:numPr>
+        <w:spacing w:line="240" w:lineRule="auto"/>
+        <w:ind w:left="1440" w:hanging="360"/>
+        <w:rPr>
+          <w:sz w:val="26"/>
+          <w:szCs w:val="26"/>
+          <w:u w:val="none"/>
+        </w:rPr>
+      </w:pPr>
+      <w:r>
+        <w:rPr>
+          <w:sz w:val="26"/>
+          <w:szCs w:val="26"/>
+          <w:rtl w:val="0"/>
+        </w:rPr>
+        <w:t xml:space="preserve">Temperature (0 to 2) </w:t>
+      </w:r>
+    </w:p>
+    <w:p>
+      <w:pPr>
+        <w:widowControl w:val="0"/>
+        <w:numPr>
+          <w:ilvl w:val="2"/>
+          <w:numId w:val="6"/>
+        </w:numPr>
+        <w:spacing w:line="240" w:lineRule="auto"/>
+        <w:ind w:left="2160" w:hanging="360"/>
+        <w:rPr>
+          <w:sz w:val="26"/>
+          <w:szCs w:val="26"/>
+          <w:u w:val="none"/>
+        </w:rPr>
+      </w:pPr>
+      <w:r>
+        <w:rPr>
+          <w:sz w:val="26"/>
+          <w:szCs w:val="26"/>
+          <w:rtl w:val="0"/>
+        </w:rPr>
+        <w:t xml:space="preserve">What does it control? Creativity vs deterministic </w:t>
+      </w:r>
+    </w:p>
+    <w:p>
+      <w:pPr>
+        <w:widowControl w:val="0"/>
+        <w:spacing w:line="240" w:lineRule="auto"/>
+        <w:ind w:left="0" w:firstLine="0"/>
+        <w:rPr>
+          <w:sz w:val="26"/>
+          <w:szCs w:val="26"/>
+        </w:rPr>
+      </w:pPr>
+      <w:r>
+        <w:rPr>
+          <w:rtl w:val="0"/>
+        </w:rPr>
+      </w:r>
+    </w:p>
+    <w:p>
+      <w:pPr>
+        <w:widowControl w:val="0"/>
+        <w:spacing w:line="240" w:lineRule="auto"/>
+        <w:ind w:left="0" w:firstLine="0"/>
+        <w:rPr>
+          <w:sz w:val="26"/>
+          <w:szCs w:val="26"/>
+        </w:rPr>
+      </w:pPr>
+      <w:r>
+        <w:rPr>
           <w:rFonts w:ascii="Arial Unicode MS" w:cs="Arial Unicode MS" w:eastAsia="Arial Unicode MS" w:hAnsi="Arial Unicode MS"/>
           <w:sz w:val="26"/>
           <w:szCs w:val="26"/>
           <w:rtl w:val="0"/>
         </w:rPr>
-        <w:t xml:space="preserve">Same input multiple times → verify which is correct? Sometimes both will be correct. </w:t>
+        <w:tab/>
+        <w:tab/>
+        <w:tab/>
+        <w:t xml:space="preserve">0.0 → deterministic, predictable, factual </w:t>
       </w:r>
     </w:p>
     <w:p>
@@ -6017,38 +8938,105 @@
       </w:pPr>
       <w:r>
         <w:rPr>
-          <w:rtl w:val="0"/>
-        </w:rPr>
-      </w:r>
-    </w:p>
-    <w:p>
-      <w:pPr>
-        <w:widowControl w:val="0"/>
-        <w:spacing w:line="240" w:lineRule="auto"/>
-        <w:rPr>
-          <w:sz w:val="26"/>
-          <w:szCs w:val="26"/>
-        </w:rPr>
-      </w:pPr>
-      <w:r>
-        <w:rPr>
-          <w:rtl w:val="0"/>
-        </w:rPr>
-      </w:r>
-    </w:p>
-    <w:p>
-      <w:pPr>
-        <w:widowControl w:val="0"/>
-        <w:spacing w:line="240" w:lineRule="auto"/>
-        <w:rPr>
-          <w:sz w:val="26"/>
-          <w:szCs w:val="26"/>
-        </w:rPr>
-      </w:pPr>
-      <w:r>
-        <w:rPr>
-          <w:rtl w:val="0"/>
-        </w:rPr>
+          <w:rFonts w:ascii="Arial Unicode MS" w:cs="Arial Unicode MS" w:eastAsia="Arial Unicode MS" w:hAnsi="Arial Unicode MS"/>
+          <w:sz w:val="26"/>
+          <w:szCs w:val="26"/>
+          <w:rtl w:val="0"/>
+        </w:rPr>
+        <w:tab/>
+        <w:tab/>
+        <w:tab/>
+        <w:t xml:space="preserve">0.3 - 0.5 → slight variation </w:t>
+      </w:r>
+    </w:p>
+    <w:p>
+      <w:pPr>
+        <w:widowControl w:val="0"/>
+        <w:spacing w:line="240" w:lineRule="auto"/>
+        <w:ind w:left="0" w:firstLine="0"/>
+        <w:rPr>
+          <w:sz w:val="26"/>
+          <w:szCs w:val="26"/>
+        </w:rPr>
+      </w:pPr>
+      <w:r>
+        <w:rPr>
+          <w:rFonts w:ascii="Arial Unicode MS" w:cs="Arial Unicode MS" w:eastAsia="Arial Unicode MS" w:hAnsi="Arial Unicode MS"/>
+          <w:sz w:val="26"/>
+          <w:szCs w:val="26"/>
+          <w:rtl w:val="0"/>
+        </w:rPr>
+        <w:tab/>
+        <w:tab/>
+        <w:tab/>
+        <w:t xml:space="preserve">0.7 - 1.0 → creative, diverse </w:t>
+      </w:r>
+    </w:p>
+    <w:p>
+      <w:pPr>
+        <w:widowControl w:val="0"/>
+        <w:spacing w:line="240" w:lineRule="auto"/>
+        <w:ind w:left="0" w:firstLine="0"/>
+        <w:rPr>
+          <w:sz w:val="26"/>
+          <w:szCs w:val="26"/>
+        </w:rPr>
+      </w:pPr>
+      <w:r>
+        <w:rPr>
+          <w:sz w:val="26"/>
+          <w:szCs w:val="26"/>
+          <w:rtl w:val="0"/>
+        </w:rPr>
+        <w:tab/>
+        <w:tab/>
+        <w:tab/>
+        <w:t xml:space="preserve">&gt;1.0 - very random </w:t>
+      </w:r>
+    </w:p>
+    <w:p>
+      <w:pPr>
+        <w:widowControl w:val="0"/>
+        <w:spacing w:line="240" w:lineRule="auto"/>
+        <w:ind w:left="0" w:firstLine="0"/>
+        <w:rPr>
+          <w:sz w:val="26"/>
+          <w:szCs w:val="26"/>
+        </w:rPr>
+      </w:pPr>
+      <w:r>
+        <w:rPr>
+          <w:sz w:val="26"/>
+          <w:szCs w:val="26"/>
+          <w:rtl w:val="0"/>
+        </w:rPr>
+        <w:tab/>
+        <w:tab/>
+        <w:tab/>
+      </w:r>
+    </w:p>
+    <w:p>
+      <w:pPr>
+        <w:widowControl w:val="0"/>
+        <w:numPr>
+          <w:ilvl w:val="1"/>
+          <w:numId w:val="6"/>
+        </w:numPr>
+        <w:spacing w:line="240" w:lineRule="auto"/>
+        <w:ind w:left="1440" w:hanging="360"/>
+        <w:rPr>
+          <w:sz w:val="26"/>
+          <w:szCs w:val="26"/>
+          <w:u w:val="none"/>
+        </w:rPr>
+      </w:pPr>
+      <w:r>
+        <w:rPr>
+          <w:sz w:val="26"/>
+          <w:szCs w:val="26"/>
+          <w:rtl w:val="0"/>
+        </w:rPr>
+        <w:t xml:space="preserve">Top p (0 to 1) </w:t>
       </w:r>
     </w:p>
     <w:p>
@@ -6056,6 +9044,880 @@
         <w:widowControl w:val="0"/>
         <w:numPr>
           <w:ilvl w:val="0"/>
+          <w:numId w:val="9"/>
+        </w:numPr>
+        <w:spacing w:line="240" w:lineRule="auto"/>
+        <w:ind w:left="2160" w:hanging="360"/>
+        <w:rPr>
+          <w:sz w:val="26"/>
+          <w:szCs w:val="26"/>
+        </w:rPr>
+      </w:pPr>
+      <w:r>
+        <w:rPr>
+          <w:sz w:val="26"/>
+          <w:szCs w:val="26"/>
+          <w:rtl w:val="0"/>
+        </w:rPr>
+        <w:t xml:space="preserve">What does it control? Probability mass selection </w:t>
+      </w:r>
+    </w:p>
+    <w:p>
+      <w:pPr>
+        <w:widowControl w:val="0"/>
+        <w:numPr>
+          <w:ilvl w:val="0"/>
+          <w:numId w:val="9"/>
+        </w:numPr>
+        <w:spacing w:line="240" w:lineRule="auto"/>
+        <w:ind w:left="2160" w:hanging="360"/>
+        <w:rPr>
+          <w:sz w:val="26"/>
+          <w:szCs w:val="26"/>
+          <w:u w:val="none"/>
+        </w:rPr>
+      </w:pPr>
+      <w:r>
+        <w:rPr>
+          <w:sz w:val="26"/>
+          <w:szCs w:val="26"/>
+          <w:rtl w:val="0"/>
+        </w:rPr>
+        <w:t xml:space="preserve">Select from the top probability token until the cumulative prob = p </w:t>
+      </w:r>
+    </w:p>
+    <w:p>
+      <w:pPr>
+        <w:widowControl w:val="0"/>
+        <w:spacing w:line="240" w:lineRule="auto"/>
+        <w:ind w:left="2160" w:firstLine="0"/>
+        <w:rPr>
+          <w:sz w:val="26"/>
+          <w:szCs w:val="26"/>
+        </w:rPr>
+      </w:pPr>
+      <w:r>
+        <w:rPr>
+          <w:rtl w:val="0"/>
+        </w:rPr>
+      </w:r>
+    </w:p>
+    <w:p>
+      <w:pPr>
+        <w:widowControl w:val="0"/>
+        <w:spacing w:line="240" w:lineRule="auto"/>
+        <w:ind w:left="2160" w:firstLine="0"/>
+        <w:rPr>
+          <w:sz w:val="26"/>
+          <w:szCs w:val="26"/>
+        </w:rPr>
+      </w:pPr>
+      <w:r>
+        <w:rPr>
+          <w:rFonts w:ascii="Arial Unicode MS" w:cs="Arial Unicode MS" w:eastAsia="Arial Unicode MS" w:hAnsi="Arial Unicode MS"/>
+          <w:sz w:val="26"/>
+          <w:szCs w:val="26"/>
+          <w:rtl w:val="0"/>
+        </w:rPr>
+        <w:t xml:space="preserve">Sort token by prob ( high→ low) </w:t>
+      </w:r>
+    </w:p>
+    <w:p>
+      <w:pPr>
+        <w:widowControl w:val="0"/>
+        <w:spacing w:line="240" w:lineRule="auto"/>
+        <w:ind w:left="2160" w:firstLine="0"/>
+        <w:rPr>
+          <w:sz w:val="26"/>
+          <w:szCs w:val="26"/>
+        </w:rPr>
+      </w:pPr>
+      <w:r>
+        <w:rPr>
+          <w:sz w:val="26"/>
+          <w:szCs w:val="26"/>
+          <w:rtl w:val="0"/>
+        </w:rPr>
+        <w:t xml:space="preserve">AI -&gt; 0.5</w:t>
+      </w:r>
+    </w:p>
+    <w:p>
+      <w:pPr>
+        <w:widowControl w:val="0"/>
+        <w:spacing w:line="240" w:lineRule="auto"/>
+        <w:ind w:left="2160" w:firstLine="0"/>
+        <w:rPr>
+          <w:sz w:val="26"/>
+          <w:szCs w:val="26"/>
+        </w:rPr>
+      </w:pPr>
+      <w:r>
+        <w:rPr>
+          <w:rFonts w:ascii="Arial Unicode MS" w:cs="Arial Unicode MS" w:eastAsia="Arial Unicode MS" w:hAnsi="Arial Unicode MS"/>
+          <w:sz w:val="26"/>
+          <w:szCs w:val="26"/>
+          <w:rtl w:val="0"/>
+        </w:rPr>
+        <w:t xml:space="preserve">Machine → 0.4</w:t>
+      </w:r>
+    </w:p>
+    <w:p>
+      <w:pPr>
+        <w:widowControl w:val="0"/>
+        <w:spacing w:line="240" w:lineRule="auto"/>
+        <w:ind w:left="2160" w:firstLine="0"/>
+        <w:rPr>
+          <w:sz w:val="26"/>
+          <w:szCs w:val="26"/>
+        </w:rPr>
+      </w:pPr>
+      <w:r>
+        <w:rPr>
+          <w:rFonts w:ascii="Arial Unicode MS" w:cs="Arial Unicode MS" w:eastAsia="Arial Unicode MS" w:hAnsi="Arial Unicode MS"/>
+          <w:sz w:val="26"/>
+          <w:szCs w:val="26"/>
+          <w:rtl w:val="0"/>
+        </w:rPr>
+        <w:t xml:space="preserve">Car → 0.1 </w:t>
+      </w:r>
+    </w:p>
+    <w:p>
+      <w:pPr>
+        <w:widowControl w:val="0"/>
+        <w:spacing w:line="240" w:lineRule="auto"/>
+        <w:ind w:left="2160" w:firstLine="0"/>
+        <w:rPr>
+          <w:sz w:val="26"/>
+          <w:szCs w:val="26"/>
+        </w:rPr>
+      </w:pPr>
+      <w:r>
+        <w:rPr>
+          <w:rtl w:val="0"/>
+        </w:rPr>
+      </w:r>
+    </w:p>
+    <w:p>
+      <w:pPr>
+        <w:widowControl w:val="0"/>
+        <w:spacing w:line="240" w:lineRule="auto"/>
+        <w:ind w:left="2160" w:firstLine="0"/>
+        <w:rPr>
+          <w:sz w:val="26"/>
+          <w:szCs w:val="26"/>
+        </w:rPr>
+      </w:pPr>
+      <w:r>
+        <w:rPr>
+          <w:sz w:val="26"/>
+          <w:szCs w:val="26"/>
+          <w:rtl w:val="0"/>
+        </w:rPr>
+        <w:t xml:space="preserve">If top_p = 0.5 </w:t>
+      </w:r>
+    </w:p>
+    <w:p>
+      <w:pPr>
+        <w:widowControl w:val="0"/>
+        <w:spacing w:line="240" w:lineRule="auto"/>
+        <w:ind w:left="2160" w:firstLine="0"/>
+        <w:rPr>
+          <w:sz w:val="26"/>
+          <w:szCs w:val="26"/>
+        </w:rPr>
+      </w:pPr>
+      <w:r>
+        <w:rPr>
+          <w:sz w:val="26"/>
+          <w:szCs w:val="26"/>
+          <w:rtl w:val="0"/>
+        </w:rPr>
+        <w:tab/>
+        <w:t xml:space="preserve">AI -&gt; 0.5</w:t>
+      </w:r>
+    </w:p>
+    <w:p>
+      <w:pPr>
+        <w:widowControl w:val="0"/>
+        <w:spacing w:line="240" w:lineRule="auto"/>
+        <w:ind w:left="2160" w:firstLine="0"/>
+        <w:rPr>
+          <w:sz w:val="26"/>
+          <w:szCs w:val="26"/>
+        </w:rPr>
+      </w:pPr>
+      <w:r>
+        <w:rPr>
+          <w:rFonts w:ascii="Arial Unicode MS" w:cs="Arial Unicode MS" w:eastAsia="Arial Unicode MS" w:hAnsi="Arial Unicode MS"/>
+          <w:sz w:val="26"/>
+          <w:szCs w:val="26"/>
+          <w:rtl w:val="0"/>
+        </w:rPr>
+        <w:tab/>
+        <w:t xml:space="preserve">Machine → 0.4 → stop here </w:t>
+      </w:r>
+    </w:p>
+    <w:p>
+      <w:pPr>
+        <w:widowControl w:val="0"/>
+        <w:spacing w:line="240" w:lineRule="auto"/>
+        <w:ind w:left="2160" w:firstLine="0"/>
+        <w:rPr>
+          <w:sz w:val="26"/>
+          <w:szCs w:val="26"/>
+        </w:rPr>
+      </w:pPr>
+      <w:r>
+        <w:rPr>
+          <w:rtl w:val="0"/>
+        </w:rPr>
+      </w:r>
+    </w:p>
+    <w:p>
+      <w:pPr>
+        <w:widowControl w:val="0"/>
+        <w:spacing w:line="240" w:lineRule="auto"/>
+        <w:ind w:left="2160" w:firstLine="0"/>
+        <w:rPr>
+          <w:sz w:val="26"/>
+          <w:szCs w:val="26"/>
+        </w:rPr>
+      </w:pPr>
+      <w:r>
+        <w:rPr>
+          <w:sz w:val="26"/>
+          <w:szCs w:val="26"/>
+          <w:rtl w:val="0"/>
+        </w:rPr>
+        <w:t xml:space="preserve">So only two tokens are considered. </w:t>
+      </w:r>
+    </w:p>
+    <w:p>
+      <w:pPr>
+        <w:widowControl w:val="0"/>
+        <w:spacing w:line="240" w:lineRule="auto"/>
+        <w:ind w:left="2160" w:firstLine="0"/>
+        <w:rPr>
+          <w:sz w:val="26"/>
+          <w:szCs w:val="26"/>
+        </w:rPr>
+      </w:pPr>
+      <w:r>
+        <w:rPr>
+          <w:rtl w:val="0"/>
+        </w:rPr>
+      </w:r>
+    </w:p>
+    <w:p>
+      <w:pPr>
+        <w:widowControl w:val="0"/>
+        <w:spacing w:line="240" w:lineRule="auto"/>
+        <w:ind w:left="2160" w:firstLine="0"/>
+        <w:rPr>
+          <w:sz w:val="26"/>
+          <w:szCs w:val="26"/>
+        </w:rPr>
+      </w:pPr>
+      <w:r>
+        <w:rPr>
+          <w:rFonts w:ascii="Arial Unicode MS" w:cs="Arial Unicode MS" w:eastAsia="Arial Unicode MS" w:hAnsi="Arial Unicode MS"/>
+          <w:sz w:val="26"/>
+          <w:szCs w:val="26"/>
+          <w:rtl w:val="0"/>
+        </w:rPr>
+        <w:t xml:space="preserve">1 → no truncation </w:t>
+      </w:r>
+    </w:p>
+    <w:p>
+      <w:pPr>
+        <w:widowControl w:val="0"/>
+        <w:spacing w:line="240" w:lineRule="auto"/>
+        <w:ind w:left="2160" w:firstLine="0"/>
+        <w:rPr>
+          <w:sz w:val="26"/>
+          <w:szCs w:val="26"/>
+        </w:rPr>
+      </w:pPr>
+      <w:r>
+        <w:rPr>
+          <w:rFonts w:ascii="Arial Unicode MS" w:cs="Arial Unicode MS" w:eastAsia="Arial Unicode MS" w:hAnsi="Arial Unicode MS"/>
+          <w:sz w:val="26"/>
+          <w:szCs w:val="26"/>
+          <w:rtl w:val="0"/>
+        </w:rPr>
+        <w:t xml:space="preserve">0.9 → only top 90%  cumulative prob </w:t>
+      </w:r>
+    </w:p>
+    <w:p>
+      <w:pPr>
+        <w:widowControl w:val="0"/>
+        <w:spacing w:line="240" w:lineRule="auto"/>
+        <w:ind w:left="2160" w:firstLine="0"/>
+        <w:rPr>
+          <w:sz w:val="26"/>
+          <w:szCs w:val="26"/>
+        </w:rPr>
+      </w:pPr>
+      <w:r>
+        <w:rPr>
+          <w:rFonts w:ascii="Arial Unicode MS" w:cs="Arial Unicode MS" w:eastAsia="Arial Unicode MS" w:hAnsi="Arial Unicode MS"/>
+          <w:sz w:val="26"/>
+          <w:szCs w:val="26"/>
+          <w:rtl w:val="0"/>
+        </w:rPr>
+        <w:t xml:space="preserve">0.5 → very restricted </w:t>
+      </w:r>
+    </w:p>
+    <w:p>
+      <w:pPr>
+        <w:widowControl w:val="0"/>
+        <w:spacing w:line="240" w:lineRule="auto"/>
+        <w:ind w:left="2160" w:firstLine="0"/>
+        <w:rPr>
+          <w:sz w:val="26"/>
+          <w:szCs w:val="26"/>
+        </w:rPr>
+      </w:pPr>
+      <w:r>
+        <w:rPr>
+          <w:rFonts w:ascii="Arial Unicode MS" w:cs="Arial Unicode MS" w:eastAsia="Arial Unicode MS" w:hAnsi="Arial Unicode MS"/>
+          <w:sz w:val="26"/>
+          <w:szCs w:val="26"/>
+          <w:rtl w:val="0"/>
+        </w:rPr>
+        <w:t xml:space="preserve">&lt;0.3 → extreme deterministic</w:t>
+      </w:r>
+    </w:p>
+    <w:p>
+      <w:pPr>
+        <w:widowControl w:val="0"/>
+        <w:spacing w:line="240" w:lineRule="auto"/>
+        <w:ind w:left="2160" w:firstLine="0"/>
+        <w:rPr>
+          <w:sz w:val="26"/>
+          <w:szCs w:val="26"/>
+        </w:rPr>
+      </w:pPr>
+      <w:r>
+        <w:rPr>
+          <w:rtl w:val="0"/>
+        </w:rPr>
+      </w:r>
+    </w:p>
+    <w:p>
+      <w:pPr>
+        <w:widowControl w:val="0"/>
+        <w:numPr>
+          <w:ilvl w:val="1"/>
+          <w:numId w:val="6"/>
+        </w:numPr>
+        <w:spacing w:line="240" w:lineRule="auto"/>
+        <w:ind w:left="1440" w:hanging="360"/>
+        <w:rPr>
+          <w:sz w:val="26"/>
+          <w:szCs w:val="26"/>
+          <w:u w:val="none"/>
+        </w:rPr>
+      </w:pPr>
+      <w:r>
+        <w:rPr>
+          <w:sz w:val="26"/>
+          <w:szCs w:val="26"/>
+          <w:rtl w:val="0"/>
+        </w:rPr>
+        <w:t xml:space="preserve">Top k (1 to vocabulary size) </w:t>
+      </w:r>
+    </w:p>
+    <w:p>
+      <w:pPr>
+        <w:widowControl w:val="0"/>
+        <w:spacing w:line="240" w:lineRule="auto"/>
+        <w:ind w:left="1440" w:firstLine="0"/>
+        <w:rPr>
+          <w:sz w:val="26"/>
+          <w:szCs w:val="26"/>
+        </w:rPr>
+      </w:pPr>
+      <w:r>
+        <w:rPr>
+          <w:sz w:val="26"/>
+          <w:szCs w:val="26"/>
+          <w:rtl w:val="0"/>
+        </w:rPr>
+        <w:t xml:space="preserve">What does it control? Limit token choices to the top k most likely tokens </w:t>
+      </w:r>
+    </w:p>
+    <w:p>
+      <w:pPr>
+        <w:widowControl w:val="0"/>
+        <w:spacing w:line="240" w:lineRule="auto"/>
+        <w:ind w:left="1440" w:firstLine="0"/>
+        <w:rPr>
+          <w:sz w:val="26"/>
+          <w:szCs w:val="26"/>
+        </w:rPr>
+      </w:pPr>
+      <w:r>
+        <w:rPr>
+          <w:sz w:val="26"/>
+          <w:szCs w:val="26"/>
+          <w:rtl w:val="0"/>
+        </w:rPr>
+        <w:t xml:space="preserve">1 -&gt; (same as temperature 0) </w:t>
+      </w:r>
+    </w:p>
+    <w:p>
+      <w:pPr>
+        <w:widowControl w:val="0"/>
+        <w:spacing w:line="240" w:lineRule="auto"/>
+        <w:ind w:left="1440" w:firstLine="0"/>
+        <w:rPr>
+          <w:sz w:val="26"/>
+          <w:szCs w:val="26"/>
+        </w:rPr>
+      </w:pPr>
+      <w:r>
+        <w:rPr>
+          <w:rFonts w:ascii="Arial Unicode MS" w:cs="Arial Unicode MS" w:eastAsia="Arial Unicode MS" w:hAnsi="Arial Unicode MS"/>
+          <w:sz w:val="26"/>
+          <w:szCs w:val="26"/>
+          <w:rtl w:val="0"/>
+        </w:rPr>
+        <w:t xml:space="preserve">40 → common default </w:t>
+      </w:r>
+    </w:p>
+    <w:p>
+      <w:pPr>
+        <w:widowControl w:val="0"/>
+        <w:spacing w:line="240" w:lineRule="auto"/>
+        <w:ind w:left="1440" w:firstLine="0"/>
+        <w:rPr>
+          <w:sz w:val="26"/>
+          <w:szCs w:val="26"/>
+        </w:rPr>
+      </w:pPr>
+      <w:r>
+        <w:rPr>
+          <w:rFonts w:ascii="Arial Unicode MS" w:cs="Arial Unicode MS" w:eastAsia="Arial Unicode MS" w:hAnsi="Arial Unicode MS"/>
+          <w:sz w:val="26"/>
+          <w:szCs w:val="26"/>
+          <w:rtl w:val="0"/>
+        </w:rPr>
+        <w:t xml:space="preserve">100 → more diversity </w:t>
+      </w:r>
+    </w:p>
+    <w:p>
+      <w:pPr>
+        <w:widowControl w:val="0"/>
+        <w:spacing w:line="240" w:lineRule="auto"/>
+        <w:ind w:left="1440" w:firstLine="0"/>
+        <w:rPr>
+          <w:sz w:val="26"/>
+          <w:szCs w:val="26"/>
+        </w:rPr>
+      </w:pPr>
+      <w:r>
+        <w:rPr>
+          <w:rtl w:val="0"/>
+        </w:rPr>
+      </w:r>
+    </w:p>
+    <w:p>
+      <w:pPr>
+        <w:widowControl w:val="0"/>
+        <w:numPr>
+          <w:ilvl w:val="1"/>
+          <w:numId w:val="6"/>
+        </w:numPr>
+        <w:spacing w:line="240" w:lineRule="auto"/>
+        <w:ind w:left="1440" w:hanging="360"/>
+        <w:rPr>
+          <w:sz w:val="26"/>
+          <w:szCs w:val="26"/>
+          <w:u w:val="none"/>
+        </w:rPr>
+      </w:pPr>
+      <w:r>
+        <w:rPr>
+          <w:sz w:val="26"/>
+          <w:szCs w:val="26"/>
+          <w:rtl w:val="0"/>
+        </w:rPr>
+        <w:t xml:space="preserve">Max token </w:t>
+      </w:r>
+    </w:p>
+    <w:p>
+      <w:pPr>
+        <w:widowControl w:val="0"/>
+        <w:numPr>
+          <w:ilvl w:val="2"/>
+          <w:numId w:val="6"/>
+        </w:numPr>
+        <w:spacing w:line="240" w:lineRule="auto"/>
+        <w:ind w:left="2160" w:hanging="360"/>
+        <w:rPr>
+          <w:sz w:val="26"/>
+          <w:szCs w:val="26"/>
+          <w:u w:val="none"/>
+        </w:rPr>
+      </w:pPr>
+      <w:r>
+        <w:rPr>
+          <w:sz w:val="26"/>
+          <w:szCs w:val="26"/>
+          <w:rtl w:val="0"/>
+        </w:rPr>
+        <w:t xml:space="preserve">Control - maximum response length </w:t>
+      </w:r>
+    </w:p>
+    <w:p>
+      <w:pPr>
+        <w:widowControl w:val="0"/>
+        <w:spacing w:line="240" w:lineRule="auto"/>
+        <w:ind w:left="1440" w:firstLine="0"/>
+        <w:rPr>
+          <w:sz w:val="26"/>
+          <w:szCs w:val="26"/>
+        </w:rPr>
+      </w:pPr>
+      <w:r>
+        <w:rPr>
+          <w:rtl w:val="0"/>
+        </w:rPr>
+      </w:r>
+    </w:p>
+    <w:p>
+      <w:pPr>
+        <w:widowControl w:val="0"/>
+        <w:numPr>
+          <w:ilvl w:val="1"/>
+          <w:numId w:val="6"/>
+        </w:numPr>
+        <w:spacing w:line="240" w:lineRule="auto"/>
+        <w:ind w:left="1440" w:hanging="360"/>
+        <w:rPr>
+          <w:sz w:val="26"/>
+          <w:szCs w:val="26"/>
+          <w:u w:val="none"/>
+        </w:rPr>
+      </w:pPr>
+      <w:r>
+        <w:rPr>
+          <w:sz w:val="26"/>
+          <w:szCs w:val="26"/>
+          <w:rtl w:val="0"/>
+        </w:rPr>
+        <w:t xml:space="preserve">Frequency penalty (0 to 2) </w:t>
+      </w:r>
+    </w:p>
+    <w:p>
+      <w:pPr>
+        <w:widowControl w:val="0"/>
+        <w:numPr>
+          <w:ilvl w:val="2"/>
+          <w:numId w:val="6"/>
+        </w:numPr>
+        <w:spacing w:line="240" w:lineRule="auto"/>
+        <w:ind w:left="2160" w:hanging="360"/>
+        <w:rPr>
+          <w:sz w:val="26"/>
+          <w:szCs w:val="26"/>
+          <w:u w:val="none"/>
+        </w:rPr>
+      </w:pPr>
+      <w:r>
+        <w:rPr>
+          <w:sz w:val="26"/>
+          <w:szCs w:val="26"/>
+          <w:rtl w:val="0"/>
+        </w:rPr>
+        <w:t xml:space="preserve">Reduce the repetition of words </w:t>
+      </w:r>
+    </w:p>
+    <w:p>
+      <w:pPr>
+        <w:widowControl w:val="0"/>
+        <w:numPr>
+          <w:ilvl w:val="2"/>
+          <w:numId w:val="6"/>
+        </w:numPr>
+        <w:spacing w:line="240" w:lineRule="auto"/>
+        <w:ind w:left="2160" w:hanging="360"/>
+        <w:rPr>
+          <w:sz w:val="26"/>
+          <w:szCs w:val="26"/>
+          <w:u w:val="none"/>
+        </w:rPr>
+      </w:pPr>
+      <w:r>
+        <w:rPr>
+          <w:rFonts w:ascii="Arial Unicode MS" w:cs="Arial Unicode MS" w:eastAsia="Arial Unicode MS" w:hAnsi="Arial Unicode MS"/>
+          <w:sz w:val="26"/>
+          <w:szCs w:val="26"/>
+          <w:rtl w:val="0"/>
+        </w:rPr>
+        <w:t xml:space="preserve">Higher value→ discourages repeating the same phrases. </w:t>
+      </w:r>
+    </w:p>
+    <w:p>
+      <w:pPr>
+        <w:widowControl w:val="0"/>
+        <w:spacing w:line="240" w:lineRule="auto"/>
+        <w:ind w:left="2160" w:firstLine="0"/>
+        <w:rPr>
+          <w:sz w:val="26"/>
+          <w:szCs w:val="26"/>
+        </w:rPr>
+      </w:pPr>
+      <w:r>
+        <w:rPr>
+          <w:rtl w:val="0"/>
+        </w:rPr>
+      </w:r>
+    </w:p>
+    <w:p>
+      <w:pPr>
+        <w:widowControl w:val="0"/>
+        <w:spacing w:line="240" w:lineRule="auto"/>
+        <w:ind w:left="2160" w:firstLine="0"/>
+        <w:rPr>
+          <w:sz w:val="26"/>
+          <w:szCs w:val="26"/>
+        </w:rPr>
+      </w:pPr>
+      <w:r>
+        <w:rPr>
+          <w:rFonts w:ascii="Arial Unicode MS" w:cs="Arial Unicode MS" w:eastAsia="Arial Unicode MS" w:hAnsi="Arial Unicode MS"/>
+          <w:sz w:val="26"/>
+          <w:szCs w:val="26"/>
+          <w:rtl w:val="0"/>
+        </w:rPr>
+        <w:t xml:space="preserve">1 → no penalty </w:t>
+      </w:r>
+    </w:p>
+    <w:p>
+      <w:pPr>
+        <w:widowControl w:val="0"/>
+        <w:spacing w:line="240" w:lineRule="auto"/>
+        <w:ind w:left="2160" w:firstLine="0"/>
+        <w:rPr>
+          <w:sz w:val="26"/>
+          <w:szCs w:val="26"/>
+        </w:rPr>
+      </w:pPr>
+      <w:r>
+        <w:rPr>
+          <w:rFonts w:ascii="Arial Unicode MS" w:cs="Arial Unicode MS" w:eastAsia="Arial Unicode MS" w:hAnsi="Arial Unicode MS"/>
+          <w:sz w:val="26"/>
+          <w:szCs w:val="26"/>
+          <w:rtl w:val="0"/>
+        </w:rPr>
+        <w:t xml:space="preserve">0.5 → mild repetition reduction </w:t>
+      </w:r>
+    </w:p>
+    <w:p>
+      <w:pPr>
+        <w:widowControl w:val="0"/>
+        <w:spacing w:line="240" w:lineRule="auto"/>
+        <w:ind w:left="2160" w:firstLine="0"/>
+        <w:rPr>
+          <w:sz w:val="26"/>
+          <w:szCs w:val="26"/>
+        </w:rPr>
+      </w:pPr>
+      <w:r>
+        <w:rPr>
+          <w:rFonts w:ascii="Arial Unicode MS" w:cs="Arial Unicode MS" w:eastAsia="Arial Unicode MS" w:hAnsi="Arial Unicode MS"/>
+          <w:sz w:val="26"/>
+          <w:szCs w:val="26"/>
+          <w:rtl w:val="0"/>
+        </w:rPr>
+        <w:t xml:space="preserve">1 → strong repetition reduction </w:t>
+      </w:r>
+    </w:p>
+    <w:p>
+      <w:pPr>
+        <w:widowControl w:val="0"/>
+        <w:spacing w:line="240" w:lineRule="auto"/>
+        <w:ind w:left="2160" w:firstLine="0"/>
+        <w:rPr>
+          <w:sz w:val="26"/>
+          <w:szCs w:val="26"/>
+        </w:rPr>
+      </w:pPr>
+      <w:r>
+        <w:rPr>
+          <w:rFonts w:ascii="Arial Unicode MS" w:cs="Arial Unicode MS" w:eastAsia="Arial Unicode MS" w:hAnsi="Arial Unicode MS"/>
+          <w:sz w:val="26"/>
+          <w:szCs w:val="26"/>
+          <w:rtl w:val="0"/>
+        </w:rPr>
+        <w:t xml:space="preserve">&gt;1.5 → may distort the sentences </w:t>
+      </w:r>
+    </w:p>
+    <w:p>
+      <w:pPr>
+        <w:widowControl w:val="0"/>
+        <w:numPr>
+          <w:ilvl w:val="1"/>
+          <w:numId w:val="6"/>
+        </w:numPr>
+        <w:spacing w:line="240" w:lineRule="auto"/>
+        <w:ind w:left="1440" w:hanging="360"/>
+        <w:rPr>
+          <w:sz w:val="26"/>
+          <w:szCs w:val="26"/>
+          <w:u w:val="none"/>
+        </w:rPr>
+      </w:pPr>
+      <w:r>
+        <w:rPr>
+          <w:sz w:val="26"/>
+          <w:szCs w:val="26"/>
+          <w:rtl w:val="0"/>
+        </w:rPr>
+        <w:t xml:space="preserve">Presence penalty </w:t>
+      </w:r>
+    </w:p>
+    <w:p>
+      <w:pPr>
+        <w:widowControl w:val="0"/>
+        <w:numPr>
+          <w:ilvl w:val="1"/>
+          <w:numId w:val="6"/>
+        </w:numPr>
+        <w:spacing w:line="240" w:lineRule="auto"/>
+        <w:ind w:left="1440" w:hanging="360"/>
+        <w:rPr>
+          <w:sz w:val="26"/>
+          <w:szCs w:val="26"/>
+          <w:u w:val="none"/>
+        </w:rPr>
+      </w:pPr>
+      <w:r>
+        <w:rPr>
+          <w:sz w:val="26"/>
+          <w:szCs w:val="26"/>
+          <w:rtl w:val="0"/>
+        </w:rPr>
+        <w:t xml:space="preserve">Seed </w:t>
+      </w:r>
+    </w:p>
+    <w:p>
+      <w:pPr>
+        <w:widowControl w:val="0"/>
+        <w:numPr>
+          <w:ilvl w:val="2"/>
+          <w:numId w:val="6"/>
+        </w:numPr>
+        <w:spacing w:line="240" w:lineRule="auto"/>
+        <w:ind w:left="2160" w:hanging="360"/>
+        <w:rPr>
+          <w:sz w:val="26"/>
+          <w:szCs w:val="26"/>
+          <w:u w:val="none"/>
+        </w:rPr>
+      </w:pPr>
+      <w:r>
+        <w:rPr>
+          <w:sz w:val="26"/>
+          <w:szCs w:val="26"/>
+          <w:rtl w:val="0"/>
+        </w:rPr>
+        <w:t xml:space="preserve">Fix randomness </w:t>
+      </w:r>
+    </w:p>
+    <w:p>
+      <w:pPr>
+        <w:widowControl w:val="0"/>
+        <w:numPr>
+          <w:ilvl w:val="2"/>
+          <w:numId w:val="6"/>
+        </w:numPr>
+        <w:spacing w:line="240" w:lineRule="auto"/>
+        <w:ind w:left="2160" w:hanging="360"/>
+        <w:rPr>
+          <w:sz w:val="26"/>
+          <w:szCs w:val="26"/>
+          <w:u w:val="none"/>
+        </w:rPr>
+      </w:pPr>
+      <w:r>
+        <w:rPr>
+          <w:sz w:val="26"/>
+          <w:szCs w:val="26"/>
+          <w:rtl w:val="0"/>
+        </w:rPr>
+        <w:t xml:space="preserve">Important for evaluation testing </w:t>
+      </w:r>
+    </w:p>
+    <w:p>
+      <w:pPr>
+        <w:widowControl w:val="0"/>
+        <w:spacing w:line="240" w:lineRule="auto"/>
+        <w:ind w:left="0" w:firstLine="0"/>
+        <w:rPr>
+          <w:sz w:val="26"/>
+          <w:szCs w:val="26"/>
+        </w:rPr>
+      </w:pPr>
+      <w:r>
+        <w:rPr>
+          <w:rtl w:val="0"/>
+        </w:rPr>
+      </w:r>
+    </w:p>
+    <w:p>
+      <w:pPr>
+        <w:widowControl w:val="0"/>
+        <w:spacing w:line="240" w:lineRule="auto"/>
+        <w:ind w:left="0" w:firstLine="0"/>
+        <w:rPr>
+          <w:sz w:val="26"/>
+          <w:szCs w:val="26"/>
+        </w:rPr>
+      </w:pPr>
+      <w:r>
+        <w:rPr>
+          <w:rtl w:val="0"/>
+        </w:rPr>
+      </w:r>
+    </w:p>
+    <w:p>
+      <w:pPr>
+        <w:widowControl w:val="0"/>
+        <w:spacing w:line="240" w:lineRule="auto"/>
+        <w:rPr>
+          <w:sz w:val="26"/>
+          <w:szCs w:val="26"/>
+        </w:rPr>
+      </w:pPr>
+      <w:r>
+        <w:rPr>
+          <w:rtl w:val="0"/>
+        </w:rPr>
+      </w:r>
+    </w:p>
+    <w:p>
+      <w:pPr>
+        <w:widowControl w:val="0"/>
+        <w:spacing w:line="240" w:lineRule="auto"/>
+        <w:rPr>
+          <w:sz w:val="26"/>
+          <w:szCs w:val="26"/>
+        </w:rPr>
+      </w:pPr>
+      <w:r>
+        <w:rPr>
+          <w:rtl w:val="0"/>
+        </w:rPr>
+      </w:r>
+    </w:p>
+    <w:p>
+      <w:pPr>
+        <w:widowControl w:val="0"/>
+        <w:numPr>
+          <w:ilvl w:val="0"/>
           <w:numId w:val="6"/>
         </w:numPr>
         <w:spacing w:line="240" w:lineRule="auto"/>
@@ -6063,16 +9925,15 @@
         <w:rPr>
           <w:sz w:val="26"/>
           <w:szCs w:val="26"/>
-          <w:u w:val="none"/>
-        </w:rPr>
-      </w:pPr>
-      <w:r>
-        <w:rPr>
-          <w:sz w:val="26"/>
-          <w:szCs w:val="26"/>
-          <w:rtl w:val="0"/>
-        </w:rPr>
-        <w:t xml:space="preserve">How QA needs to handle non-deterministic </w:t>
+        </w:rPr>
+      </w:pPr>
+      <w:r>
+        <w:rPr>
+          <w:sz w:val="26"/>
+          <w:szCs w:val="26"/>
+          <w:rtl w:val="0"/>
+        </w:rPr>
+        <w:t xml:space="preserve">Ollama </w:t>
       </w:r>
     </w:p>
     <w:p>
@@ -6087,16 +9948,15 @@
         <w:rPr>
           <w:sz w:val="26"/>
           <w:szCs w:val="26"/>
-          <w:u w:val="none"/>
-        </w:rPr>
-      </w:pPr>
-      <w:r>
-        <w:rPr>
-          <w:sz w:val="26"/>
-          <w:szCs w:val="26"/>
-          <w:rtl w:val="0"/>
-        </w:rPr>
-        <w:t xml:space="preserve">Avoid checking expected=actual </w:t>
+        </w:rPr>
+      </w:pPr>
+      <w:r>
+        <w:rPr>
+          <w:sz w:val="26"/>
+          <w:szCs w:val="26"/>
+          <w:rtl w:val="0"/>
+        </w:rPr>
+        <w:t xml:space="preserve">Tools that help to run the LLM model locally. (Instead of using cloud AI or through API, we are setting up an open-source local LLM model) </w:t>
       </w:r>
     </w:p>
     <w:p>
@@ -6111,16 +9971,15 @@
         <w:rPr>
           <w:sz w:val="26"/>
           <w:szCs w:val="26"/>
-          <w:u w:val="none"/>
-        </w:rPr>
-      </w:pPr>
-      <w:r>
-        <w:rPr>
-          <w:sz w:val="26"/>
-          <w:szCs w:val="26"/>
-          <w:rtl w:val="0"/>
-        </w:rPr>
-        <w:t xml:space="preserve">Human judgment or rubric scores </w:t>
+        </w:rPr>
+      </w:pPr>
+      <w:r>
+        <w:rPr>
+          <w:sz w:val="26"/>
+          <w:szCs w:val="26"/>
+          <w:rtl w:val="0"/>
+        </w:rPr>
+        <w:t xml:space="preserve">Installation</w:t>
       </w:r>
     </w:p>
     <w:p>
@@ -6135,493 +9994,6 @@
         <w:rPr>
           <w:sz w:val="26"/>
           <w:szCs w:val="26"/>
-          <w:u w:val="none"/>
-        </w:rPr>
-      </w:pPr>
-      <w:r>
-        <w:rPr>
-          <w:sz w:val="26"/>
-          <w:szCs w:val="26"/>
-          <w:rtl w:val="0"/>
-        </w:rPr>
-        <w:t xml:space="preserve">Automated metrics (BLEU &amp; ROUGE) </w:t>
-      </w:r>
-    </w:p>
-    <w:p>
-      <w:pPr>
-        <w:widowControl w:val="0"/>
-        <w:numPr>
-          <w:ilvl w:val="3"/>
-          <w:numId w:val="6"/>
-        </w:numPr>
-        <w:spacing w:line="240" w:lineRule="auto"/>
-        <w:ind w:left="2880" w:hanging="360"/>
-        <w:rPr>
-          <w:sz w:val="26"/>
-          <w:szCs w:val="26"/>
-          <w:u w:val="none"/>
-        </w:rPr>
-      </w:pPr>
-      <w:r>
-        <w:rPr>
-          <w:sz w:val="26"/>
-          <w:szCs w:val="26"/>
-          <w:rtl w:val="0"/>
-        </w:rPr>
-        <w:t xml:space="preserve">Measure text similarity </w:t>
-      </w:r>
-    </w:p>
-    <w:p>
-      <w:pPr>
-        <w:widowControl w:val="0"/>
-        <w:numPr>
-          <w:ilvl w:val="3"/>
-          <w:numId w:val="6"/>
-        </w:numPr>
-        <w:spacing w:line="240" w:lineRule="auto"/>
-        <w:ind w:left="2880" w:hanging="360"/>
-        <w:rPr>
-          <w:sz w:val="26"/>
-          <w:szCs w:val="26"/>
-          <w:u w:val="none"/>
-        </w:rPr>
-      </w:pPr>
-      <w:r>
-        <w:rPr>
-          <w:sz w:val="26"/>
-          <w:szCs w:val="26"/>
-          <w:rtl w:val="0"/>
-        </w:rPr>
-        <w:t xml:space="preserve">Reference answer comparison. </w:t>
-      </w:r>
-    </w:p>
-    <w:p>
-      <w:pPr>
-        <w:widowControl w:val="0"/>
-        <w:spacing w:line="240" w:lineRule="auto"/>
-        <w:rPr>
-          <w:sz w:val="26"/>
-          <w:szCs w:val="26"/>
-        </w:rPr>
-      </w:pPr>
-      <w:r>
-        <w:rPr>
-          <w:rtl w:val="0"/>
-        </w:rPr>
-      </w:r>
-    </w:p>
-    <w:p>
-      <w:pPr>
-        <w:widowControl w:val="0"/>
-        <w:numPr>
-          <w:ilvl w:val="1"/>
-          <w:numId w:val="6"/>
-        </w:numPr>
-        <w:spacing w:line="240" w:lineRule="auto"/>
-        <w:ind w:left="1440" w:hanging="360"/>
-        <w:rPr>
-          <w:sz w:val="26"/>
-          <w:szCs w:val="26"/>
-        </w:rPr>
-      </w:pPr>
-      <w:r>
-        <w:rPr>
-          <w:sz w:val="26"/>
-          <w:szCs w:val="26"/>
-          <w:rtl w:val="0"/>
-        </w:rPr>
-        <w:t xml:space="preserve">Use one model to test another model </w:t>
-      </w:r>
-    </w:p>
-    <w:p>
-      <w:pPr>
-        <w:widowControl w:val="0"/>
-        <w:numPr>
-          <w:ilvl w:val="1"/>
-          <w:numId w:val="6"/>
-        </w:numPr>
-        <w:spacing w:line="240" w:lineRule="auto"/>
-        <w:ind w:left="1440" w:hanging="360"/>
-        <w:rPr>
-          <w:sz w:val="26"/>
-          <w:szCs w:val="26"/>
-          <w:u w:val="none"/>
-        </w:rPr>
-      </w:pPr>
-      <w:r>
-        <w:rPr>
-          <w:sz w:val="26"/>
-          <w:szCs w:val="26"/>
-          <w:rtl w:val="0"/>
-        </w:rPr>
-        <w:t xml:space="preserve">Create dataset (golden) </w:t>
-      </w:r>
-    </w:p>
-    <w:p>
-      <w:pPr>
-        <w:widowControl w:val="0"/>
-        <w:numPr>
-          <w:ilvl w:val="2"/>
-          <w:numId w:val="6"/>
-        </w:numPr>
-        <w:spacing w:line="240" w:lineRule="auto"/>
-        <w:ind w:left="2160" w:hanging="360"/>
-        <w:rPr>
-          <w:sz w:val="26"/>
-          <w:szCs w:val="26"/>
-          <w:u w:val="none"/>
-        </w:rPr>
-      </w:pPr>
-      <w:r>
-        <w:rPr>
-          <w:sz w:val="26"/>
-          <w:szCs w:val="26"/>
-          <w:rtl w:val="0"/>
-        </w:rPr>
-        <w:t xml:space="preserve">Predefined </w:t>
-      </w:r>
-    </w:p>
-    <w:p>
-      <w:pPr>
-        <w:widowControl w:val="0"/>
-        <w:numPr>
-          <w:ilvl w:val="3"/>
-          <w:numId w:val="6"/>
-        </w:numPr>
-        <w:spacing w:line="240" w:lineRule="auto"/>
-        <w:ind w:left="2880" w:hanging="360"/>
-        <w:rPr>
-          <w:sz w:val="26"/>
-          <w:szCs w:val="26"/>
-          <w:u w:val="none"/>
-        </w:rPr>
-      </w:pPr>
-      <w:r>
-        <w:rPr>
-          <w:sz w:val="26"/>
-          <w:szCs w:val="26"/>
-          <w:rtl w:val="0"/>
-        </w:rPr>
-        <w:t xml:space="preserve">Prompt </w:t>
-      </w:r>
-    </w:p>
-    <w:p>
-      <w:pPr>
-        <w:widowControl w:val="0"/>
-        <w:numPr>
-          <w:ilvl w:val="3"/>
-          <w:numId w:val="6"/>
-        </w:numPr>
-        <w:spacing w:line="240" w:lineRule="auto"/>
-        <w:ind w:left="2880" w:hanging="360"/>
-        <w:rPr>
-          <w:sz w:val="26"/>
-          <w:szCs w:val="26"/>
-          <w:u w:val="none"/>
-        </w:rPr>
-      </w:pPr>
-      <w:r>
-        <w:rPr>
-          <w:sz w:val="26"/>
-          <w:szCs w:val="26"/>
-          <w:rtl w:val="0"/>
-        </w:rPr>
-        <w:t xml:space="preserve">Reference response </w:t>
-      </w:r>
-    </w:p>
-    <w:p>
-      <w:pPr>
-        <w:widowControl w:val="0"/>
-        <w:numPr>
-          <w:ilvl w:val="3"/>
-          <w:numId w:val="6"/>
-        </w:numPr>
-        <w:spacing w:line="240" w:lineRule="auto"/>
-        <w:ind w:left="2880" w:hanging="360"/>
-        <w:rPr>
-          <w:sz w:val="26"/>
-          <w:szCs w:val="26"/>
-          <w:u w:val="none"/>
-        </w:rPr>
-      </w:pPr>
-      <w:r>
-        <w:rPr>
-          <w:sz w:val="26"/>
-          <w:szCs w:val="26"/>
-          <w:rtl w:val="0"/>
-        </w:rPr>
-        <w:t xml:space="preserve">Scoring rubric </w:t>
-      </w:r>
-    </w:p>
-    <w:p>
-      <w:pPr>
-        <w:widowControl w:val="0"/>
-        <w:spacing w:line="240" w:lineRule="auto"/>
-        <w:rPr>
-          <w:sz w:val="26"/>
-          <w:szCs w:val="26"/>
-        </w:rPr>
-      </w:pPr>
-      <w:r>
-        <w:rPr>
-          <w:rtl w:val="0"/>
-        </w:rPr>
-      </w:r>
-    </w:p>
-    <w:p>
-      <w:pPr>
-        <w:widowControl w:val="0"/>
-        <w:spacing w:line="240" w:lineRule="auto"/>
-        <w:rPr>
-          <w:sz w:val="26"/>
-          <w:szCs w:val="26"/>
-        </w:rPr>
-      </w:pPr>
-      <w:r>
-        <w:rPr>
-          <w:rtl w:val="0"/>
-        </w:rPr>
-      </w:r>
-    </w:p>
-    <w:p>
-      <w:pPr>
-        <w:widowControl w:val="0"/>
-        <w:numPr>
-          <w:ilvl w:val="0"/>
-          <w:numId w:val="6"/>
-        </w:numPr>
-        <w:spacing w:line="240" w:lineRule="auto"/>
-        <w:ind w:left="720" w:hanging="360"/>
-        <w:rPr>
-          <w:sz w:val="26"/>
-          <w:szCs w:val="26"/>
-          <w:u w:val="none"/>
-        </w:rPr>
-      </w:pPr>
-      <w:r>
-        <w:rPr>
-          <w:sz w:val="26"/>
-          <w:szCs w:val="26"/>
-          <w:rtl w:val="0"/>
-        </w:rPr>
-        <w:t xml:space="preserve">LLM Architecture </w:t>
-      </w:r>
-    </w:p>
-    <w:p>
-      <w:pPr>
-        <w:widowControl w:val="0"/>
-        <w:numPr>
-          <w:ilvl w:val="1"/>
-          <w:numId w:val="6"/>
-        </w:numPr>
-        <w:spacing w:line="240" w:lineRule="auto"/>
-        <w:ind w:left="1440" w:hanging="360"/>
-        <w:rPr>
-          <w:sz w:val="26"/>
-          <w:szCs w:val="26"/>
-          <w:u w:val="none"/>
-        </w:rPr>
-      </w:pPr>
-      <w:r>
-        <w:rPr>
-          <w:sz w:val="26"/>
-          <w:szCs w:val="26"/>
-          <w:rtl w:val="0"/>
-        </w:rPr>
-        <w:t xml:space="preserve">Overview of LLM </w:t>
-      </w:r>
-    </w:p>
-    <w:p>
-      <w:pPr>
-        <w:widowControl w:val="0"/>
-        <w:numPr>
-          <w:ilvl w:val="2"/>
-          <w:numId w:val="6"/>
-        </w:numPr>
-        <w:spacing w:line="240" w:lineRule="auto"/>
-        <w:ind w:left="2160" w:hanging="360"/>
-        <w:rPr>
-          <w:sz w:val="26"/>
-          <w:szCs w:val="26"/>
-          <w:u w:val="none"/>
-        </w:rPr>
-      </w:pPr>
-      <w:r>
-        <w:rPr>
-          <w:rFonts w:ascii="Arial Unicode MS" w:cs="Arial Unicode MS" w:eastAsia="Arial Unicode MS" w:hAnsi="Arial Unicode MS"/>
-          <w:sz w:val="26"/>
-          <w:szCs w:val="26"/>
-          <w:rtl w:val="0"/>
-        </w:rPr>
-        <w:t xml:space="preserve">User prompt → tokenization → Transformer (Attention) → next token prediction → response generation → safety layer → O/P</w:t>
-      </w:r>
-    </w:p>
-    <w:p>
-      <w:pPr>
-        <w:widowControl w:val="0"/>
-        <w:numPr>
-          <w:ilvl w:val="1"/>
-          <w:numId w:val="6"/>
-        </w:numPr>
-        <w:spacing w:line="240" w:lineRule="auto"/>
-        <w:ind w:left="1440" w:hanging="360"/>
-        <w:rPr>
-          <w:sz w:val="26"/>
-          <w:szCs w:val="26"/>
-          <w:u w:val="none"/>
-        </w:rPr>
-      </w:pPr>
-      <w:r>
-        <w:rPr>
-          <w:sz w:val="26"/>
-          <w:szCs w:val="26"/>
-          <w:rtl w:val="0"/>
-        </w:rPr>
-        <w:t xml:space="preserve">In-depth </w:t>
-      </w:r>
-    </w:p>
-    <w:p>
-      <w:pPr>
-        <w:widowControl w:val="0"/>
-        <w:numPr>
-          <w:ilvl w:val="2"/>
-          <w:numId w:val="6"/>
-        </w:numPr>
-        <w:spacing w:line="240" w:lineRule="auto"/>
-        <w:ind w:left="2160" w:hanging="360"/>
-        <w:rPr>
-          <w:sz w:val="26"/>
-          <w:szCs w:val="26"/>
-          <w:u w:val="none"/>
-        </w:rPr>
-      </w:pPr>
-      <w:r>
-        <w:rPr>
-          <w:rFonts w:ascii="Arial Unicode MS" w:cs="Arial Unicode MS" w:eastAsia="Arial Unicode MS" w:hAnsi="Arial Unicode MS"/>
-          <w:sz w:val="26"/>
-          <w:szCs w:val="26"/>
-          <w:rtl w:val="0"/>
-        </w:rPr>
-        <w:t xml:space="preserve">Input text → tokenization → embedding layer → positional encoding → Transformer blocks (Repeated N times)--&gt; Outputblock  (cycle continuous until complete response are generated) </w:t>
-      </w:r>
-    </w:p>
-    <w:p>
-      <w:pPr>
-        <w:widowControl w:val="0"/>
-        <w:spacing w:line="240" w:lineRule="auto"/>
-        <w:ind w:left="2160" w:firstLine="0"/>
-        <w:rPr>
-          <w:sz w:val="26"/>
-          <w:szCs w:val="26"/>
-        </w:rPr>
-      </w:pPr>
-      <w:r>
-        <w:rPr>
-          <w:rtl w:val="0"/>
-        </w:rPr>
-      </w:r>
-    </w:p>
-    <w:p>
-      <w:pPr>
-        <w:widowControl w:val="0"/>
-        <w:spacing w:line="240" w:lineRule="auto"/>
-        <w:ind w:left="720" w:firstLine="0"/>
-        <w:rPr>
-          <w:sz w:val="26"/>
-          <w:szCs w:val="26"/>
-        </w:rPr>
-      </w:pPr>
-      <w:r>
-        <w:rPr>
-          <w:rtl w:val="0"/>
-        </w:rPr>
-      </w:r>
-    </w:p>
-    <w:p>
-      <w:pPr>
-        <w:widowControl w:val="0"/>
-        <w:numPr>
-          <w:ilvl w:val="0"/>
-          <w:numId w:val="6"/>
-        </w:numPr>
-        <w:spacing w:line="240" w:lineRule="auto"/>
-        <w:ind w:left="720" w:hanging="360"/>
-        <w:rPr>
-          <w:sz w:val="26"/>
-          <w:szCs w:val="26"/>
-          <w:u w:val="none"/>
-        </w:rPr>
-      </w:pPr>
-      <w:r>
-        <w:rPr>
-          <w:sz w:val="26"/>
-          <w:szCs w:val="26"/>
-          <w:rtl w:val="0"/>
-        </w:rPr>
-        <w:t xml:space="preserve">Ollama </w:t>
-      </w:r>
-    </w:p>
-    <w:p>
-      <w:pPr>
-        <w:widowControl w:val="0"/>
-        <w:numPr>
-          <w:ilvl w:val="1"/>
-          <w:numId w:val="6"/>
-        </w:numPr>
-        <w:spacing w:line="240" w:lineRule="auto"/>
-        <w:ind w:left="1440" w:hanging="360"/>
-        <w:rPr>
-          <w:sz w:val="26"/>
-          <w:szCs w:val="26"/>
-          <w:u w:val="none"/>
-        </w:rPr>
-      </w:pPr>
-      <w:r>
-        <w:rPr>
-          <w:sz w:val="26"/>
-          <w:szCs w:val="26"/>
-          <w:rtl w:val="0"/>
-        </w:rPr>
-        <w:t xml:space="preserve">Tools that help to run the LLM model locally. (Instead of using cloud AI or through API, we are setting up one open source local LLM model) </w:t>
-      </w:r>
-    </w:p>
-    <w:p>
-      <w:pPr>
-        <w:widowControl w:val="0"/>
-        <w:numPr>
-          <w:ilvl w:val="1"/>
-          <w:numId w:val="6"/>
-        </w:numPr>
-        <w:spacing w:line="240" w:lineRule="auto"/>
-        <w:ind w:left="1440" w:hanging="360"/>
-        <w:rPr>
-          <w:sz w:val="26"/>
-          <w:szCs w:val="26"/>
-          <w:u w:val="none"/>
-        </w:rPr>
-      </w:pPr>
-      <w:r>
-        <w:rPr>
-          <w:sz w:val="26"/>
-          <w:szCs w:val="26"/>
-          <w:rtl w:val="0"/>
-        </w:rPr>
-        <w:t xml:space="preserve">Installation</w:t>
-      </w:r>
-    </w:p>
-    <w:p>
-      <w:pPr>
-        <w:widowControl w:val="0"/>
-        <w:numPr>
-          <w:ilvl w:val="2"/>
-          <w:numId w:val="6"/>
-        </w:numPr>
-        <w:spacing w:line="240" w:lineRule="auto"/>
-        <w:ind w:left="2160" w:hanging="360"/>
-        <w:rPr>
-          <w:sz w:val="26"/>
-          <w:szCs w:val="26"/>
-          <w:u w:val="none"/>
         </w:rPr>
       </w:pPr>
       <w:r>
@@ -6665,7 +10037,6 @@
         <w:rPr>
           <w:sz w:val="26"/>
           <w:szCs w:val="26"/>
-          <w:u w:val="none"/>
         </w:rPr>
       </w:pPr>
       <w:r>
@@ -6709,7 +10080,6 @@
         <w:rPr>
           <w:sz w:val="26"/>
           <w:szCs w:val="26"/>
-          <w:u w:val="none"/>
         </w:rPr>
       </w:pPr>
       <w:r>
@@ -6733,16 +10103,15 @@
         <w:rPr>
           <w:sz w:val="26"/>
           <w:szCs w:val="26"/>
-          <w:u w:val="none"/>
-        </w:rPr>
-      </w:pPr>
-      <w:r>
-        <w:rPr>
-          <w:sz w:val="26"/>
-          <w:szCs w:val="26"/>
-          <w:rtl w:val="0"/>
-        </w:rPr>
-        <w:t xml:space="preserve">check ollama list </w:t>
+        </w:rPr>
+      </w:pPr>
+      <w:r>
+        <w:rPr>
+          <w:sz w:val="26"/>
+          <w:szCs w:val="26"/>
+          <w:rtl w:val="0"/>
+        </w:rPr>
+        <w:t xml:space="preserve">Check Ollama list </w:t>
       </w:r>
     </w:p>
     <w:p>
@@ -6811,7 +10180,6 @@
         <w:rPr>
           <w:sz w:val="26"/>
           <w:szCs w:val="26"/>
-          <w:u w:val="none"/>
         </w:rPr>
       </w:pPr>
       <w:r>
@@ -7148,7 +10516,6 @@
         <w:rPr>
           <w:sz w:val="26"/>
           <w:szCs w:val="26"/>
-          <w:u w:val="none"/>
         </w:rPr>
       </w:pPr>
       <w:r>
@@ -7172,7 +10539,6 @@
         <w:rPr>
           <w:sz w:val="26"/>
           <w:szCs w:val="26"/>
-          <w:u w:val="none"/>
         </w:rPr>
       </w:pPr>
       <w:r>
@@ -7196,7 +10562,6 @@
         <w:rPr>
           <w:sz w:val="26"/>
           <w:szCs w:val="26"/>
-          <w:u w:val="none"/>
         </w:rPr>
       </w:pPr>
       <w:r>
@@ -7220,7 +10585,6 @@
         <w:rPr>
           <w:sz w:val="26"/>
           <w:szCs w:val="26"/>
-          <w:u w:val="none"/>
         </w:rPr>
       </w:pPr>
       <w:r>
@@ -7244,7 +10608,6 @@
         <w:rPr>
           <w:sz w:val="26"/>
           <w:szCs w:val="26"/>
-          <w:u w:val="none"/>
         </w:rPr>
       </w:pPr>
       <w:r>
@@ -7268,7 +10631,6 @@
         <w:rPr>
           <w:sz w:val="26"/>
           <w:szCs w:val="26"/>
-          <w:u w:val="none"/>
         </w:rPr>
       </w:pPr>
       <w:r>
@@ -7292,7 +10654,6 @@
         <w:rPr>
           <w:sz w:val="26"/>
           <w:szCs w:val="26"/>
-          <w:u w:val="none"/>
         </w:rPr>
       </w:pPr>
       <w:r>
@@ -7322,6 +10683,36 @@
     <w:p>
       <w:pPr>
         <w:widowControl w:val="0"/>
+        <w:spacing w:line="240" w:lineRule="auto"/>
+        <w:rPr>
+          <w:sz w:val="26"/>
+          <w:szCs w:val="26"/>
+        </w:rPr>
+      </w:pPr>
+      <w:r>
+        <w:rPr>
+          <w:rtl w:val="0"/>
+        </w:rPr>
+      </w:r>
+    </w:p>
+    <w:p>
+      <w:pPr>
+        <w:widowControl w:val="0"/>
+        <w:spacing w:line="240" w:lineRule="auto"/>
+        <w:rPr>
+          <w:sz w:val="26"/>
+          <w:szCs w:val="26"/>
+        </w:rPr>
+      </w:pPr>
+      <w:r>
+        <w:rPr>
+          <w:rtl w:val="0"/>
+        </w:rPr>
+      </w:r>
+    </w:p>
+    <w:p>
+      <w:pPr>
+        <w:widowControl w:val="0"/>
         <w:numPr>
           <w:ilvl w:val="0"/>
           <w:numId w:val="6"/>
@@ -7340,7 +10731,7 @@
           <w:szCs w:val="26"/>
           <w:rtl w:val="0"/>
         </w:rPr>
-        <w:t xml:space="preserve">Where QA validates in the LLM application. </w:t>
+        <w:t xml:space="preserve">QA works </w:t>
       </w:r>
     </w:p>
     <w:p>
@@ -7364,103 +10755,7 @@
           <w:szCs w:val="26"/>
           <w:rtl w:val="0"/>
         </w:rPr>
-        <w:t xml:space="preserve">Prompt layer testing </w:t>
-      </w:r>
-    </w:p>
-    <w:p>
-      <w:pPr>
-        <w:widowControl w:val="0"/>
-        <w:numPr>
-          <w:ilvl w:val="2"/>
-          <w:numId w:val="6"/>
-        </w:numPr>
-        <w:spacing w:line="240" w:lineRule="auto"/>
-        <w:ind w:left="2160" w:hanging="360"/>
-        <w:rPr>
-          <w:sz w:val="26"/>
-          <w:szCs w:val="26"/>
-          <w:u w:val="none"/>
-        </w:rPr>
-      </w:pPr>
-      <w:r>
-        <w:rPr>
-          <w:sz w:val="26"/>
-          <w:szCs w:val="26"/>
-          <w:rtl w:val="0"/>
-        </w:rPr>
-        <w:t xml:space="preserve">QA check: </w:t>
-      </w:r>
-    </w:p>
-    <w:p>
-      <w:pPr>
-        <w:widowControl w:val="0"/>
-        <w:numPr>
-          <w:ilvl w:val="3"/>
-          <w:numId w:val="6"/>
-        </w:numPr>
-        <w:spacing w:line="240" w:lineRule="auto"/>
-        <w:ind w:left="2880" w:hanging="360"/>
-        <w:rPr>
-          <w:sz w:val="26"/>
-          <w:szCs w:val="26"/>
-          <w:u w:val="none"/>
-        </w:rPr>
-      </w:pPr>
-      <w:r>
-        <w:rPr>
-          <w:sz w:val="26"/>
-          <w:szCs w:val="26"/>
-          <w:rtl w:val="0"/>
-        </w:rPr>
-        <w:t xml:space="preserve">Prompt clarity </w:t>
-      </w:r>
-    </w:p>
-    <w:p>
-      <w:pPr>
-        <w:widowControl w:val="0"/>
-        <w:numPr>
-          <w:ilvl w:val="3"/>
-          <w:numId w:val="6"/>
-        </w:numPr>
-        <w:spacing w:line="240" w:lineRule="auto"/>
-        <w:ind w:left="2880" w:hanging="360"/>
-        <w:rPr>
-          <w:sz w:val="26"/>
-          <w:szCs w:val="26"/>
-          <w:u w:val="none"/>
-        </w:rPr>
-      </w:pPr>
-      <w:r>
-        <w:rPr>
-          <w:sz w:val="26"/>
-          <w:szCs w:val="26"/>
-          <w:rtl w:val="0"/>
-        </w:rPr>
-        <w:t xml:space="preserve">Edge case </w:t>
-      </w:r>
-    </w:p>
-    <w:p>
-      <w:pPr>
-        <w:widowControl w:val="0"/>
-        <w:numPr>
-          <w:ilvl w:val="3"/>
-          <w:numId w:val="6"/>
-        </w:numPr>
-        <w:spacing w:line="240" w:lineRule="auto"/>
-        <w:ind w:left="2880" w:hanging="360"/>
-        <w:rPr>
-          <w:sz w:val="26"/>
-          <w:szCs w:val="26"/>
-          <w:u w:val="none"/>
-        </w:rPr>
-      </w:pPr>
-      <w:r>
-        <w:rPr>
-          <w:sz w:val="26"/>
-          <w:szCs w:val="26"/>
-          <w:rtl w:val="0"/>
-        </w:rPr>
-        <w:t xml:space="preserve">Role confusion </w:t>
+        <w:t xml:space="preserve">Human judgment evaluation (mostly manual) </w:t>
       </w:r>
     </w:p>
     <w:p>
@@ -7484,126 +10779,7 @@
           <w:szCs w:val="26"/>
           <w:rtl w:val="0"/>
         </w:rPr>
-        <w:t xml:space="preserve">Response layer testing </w:t>
-      </w:r>
-    </w:p>
-    <w:p>
-      <w:pPr>
-        <w:widowControl w:val="0"/>
-        <w:numPr>
-          <w:ilvl w:val="2"/>
-          <w:numId w:val="6"/>
-        </w:numPr>
-        <w:spacing w:line="240" w:lineRule="auto"/>
-        <w:ind w:left="2160" w:hanging="360"/>
-        <w:rPr>
-          <w:sz w:val="26"/>
-          <w:szCs w:val="26"/>
-          <w:u w:val="none"/>
-        </w:rPr>
-      </w:pPr>
-      <w:r>
-        <w:rPr>
-          <w:sz w:val="26"/>
-          <w:szCs w:val="26"/>
-          <w:rtl w:val="0"/>
-        </w:rPr>
-        <w:t xml:space="preserve">QA check: </w:t>
-      </w:r>
-    </w:p>
-    <w:p>
-      <w:pPr>
-        <w:widowControl w:val="0"/>
-        <w:numPr>
-          <w:ilvl w:val="3"/>
-          <w:numId w:val="6"/>
-        </w:numPr>
-        <w:spacing w:line="240" w:lineRule="auto"/>
-        <w:ind w:left="2880" w:hanging="360"/>
-        <w:rPr>
-          <w:sz w:val="26"/>
-          <w:szCs w:val="26"/>
-          <w:u w:val="none"/>
-        </w:rPr>
-      </w:pPr>
-      <w:r>
-        <w:rPr>
-          <w:sz w:val="26"/>
-          <w:szCs w:val="26"/>
-          <w:rtl w:val="0"/>
-        </w:rPr>
-        <w:t xml:space="preserve">Relevance </w:t>
-      </w:r>
-    </w:p>
-    <w:p>
-      <w:pPr>
-        <w:widowControl w:val="0"/>
-        <w:numPr>
-          <w:ilvl w:val="3"/>
-          <w:numId w:val="6"/>
-        </w:numPr>
-        <w:spacing w:line="240" w:lineRule="auto"/>
-        <w:ind w:left="2880" w:hanging="360"/>
-        <w:rPr>
-          <w:sz w:val="26"/>
-          <w:szCs w:val="26"/>
-        </w:rPr>
-      </w:pPr>
-      <w:r>
-        <w:rPr>
-          <w:sz w:val="26"/>
-          <w:szCs w:val="26"/>
-          <w:rtl w:val="0"/>
-        </w:rPr>
-        <w:t xml:space="preserve">Hallucination </w:t>
-      </w:r>
-    </w:p>
-    <w:p>
-      <w:pPr>
-        <w:widowControl w:val="0"/>
-        <w:numPr>
-          <w:ilvl w:val="3"/>
-          <w:numId w:val="6"/>
-        </w:numPr>
-        <w:spacing w:line="240" w:lineRule="auto"/>
-        <w:ind w:left="2880" w:hanging="360"/>
-        <w:rPr>
-          <w:sz w:val="26"/>
-          <w:szCs w:val="26"/>
-          <w:u w:val="none"/>
-        </w:rPr>
-      </w:pPr>
-      <w:r>
-        <w:rPr>
-          <w:sz w:val="26"/>
-          <w:szCs w:val="26"/>
-          <w:rtl w:val="0"/>
-        </w:rPr>
-        <w:t xml:space="preserve">Format </w:t>
-      </w:r>
-    </w:p>
-    <w:p>
-      <w:pPr>
-        <w:widowControl w:val="0"/>
-        <w:numPr>
-          <w:ilvl w:val="3"/>
-          <w:numId w:val="6"/>
-        </w:numPr>
-        <w:spacing w:line="240" w:lineRule="auto"/>
-        <w:ind w:left="2880" w:hanging="360"/>
-        <w:rPr>
-          <w:sz w:val="26"/>
-          <w:szCs w:val="26"/>
-          <w:u w:val="none"/>
-        </w:rPr>
-      </w:pPr>
-      <w:r>
-        <w:rPr>
-          <w:sz w:val="26"/>
-          <w:szCs w:val="26"/>
-          <w:rtl w:val="0"/>
-        </w:rPr>
-        <w:t xml:space="preserve">Factual correctness </w:t>
+        <w:t xml:space="preserve">Automate all the format response length using Python libraries </w:t>
       </w:r>
     </w:p>
     <w:p>
@@ -7618,256 +10794,17 @@
         <w:rPr>
           <w:sz w:val="26"/>
           <w:szCs w:val="26"/>
-          <w:u w:val="none"/>
-        </w:rPr>
-      </w:pPr>
-      <w:r>
-        <w:rPr>
-          <w:sz w:val="26"/>
-          <w:szCs w:val="26"/>
-          <w:rtl w:val="0"/>
-        </w:rPr>
-        <w:t xml:space="preserve">Safety layer testing </w:t>
-      </w:r>
-    </w:p>
-    <w:p>
-      <w:pPr>
-        <w:widowControl w:val="0"/>
-        <w:numPr>
-          <w:ilvl w:val="2"/>
-          <w:numId w:val="6"/>
-        </w:numPr>
-        <w:spacing w:line="240" w:lineRule="auto"/>
-        <w:ind w:left="2160" w:hanging="360"/>
-        <w:rPr>
-          <w:sz w:val="26"/>
-          <w:szCs w:val="26"/>
-          <w:u w:val="none"/>
-        </w:rPr>
-      </w:pPr>
-      <w:r>
-        <w:rPr>
-          <w:sz w:val="26"/>
-          <w:szCs w:val="26"/>
-          <w:rtl w:val="0"/>
-        </w:rPr>
-        <w:t xml:space="preserve">Test cases: </w:t>
-      </w:r>
-    </w:p>
-    <w:p>
-      <w:pPr>
-        <w:widowControl w:val="0"/>
-        <w:numPr>
-          <w:ilvl w:val="3"/>
-          <w:numId w:val="6"/>
-        </w:numPr>
-        <w:spacing w:line="240" w:lineRule="auto"/>
-        <w:ind w:left="2880" w:hanging="360"/>
-        <w:rPr>
-          <w:sz w:val="26"/>
-          <w:szCs w:val="26"/>
-          <w:u w:val="none"/>
-        </w:rPr>
-      </w:pPr>
-      <w:r>
-        <w:rPr>
-          <w:sz w:val="26"/>
-          <w:szCs w:val="26"/>
-          <w:rtl w:val="0"/>
-        </w:rPr>
-        <w:t xml:space="preserve">Hate speech </w:t>
-      </w:r>
-    </w:p>
-    <w:p>
-      <w:pPr>
-        <w:widowControl w:val="0"/>
-        <w:numPr>
-          <w:ilvl w:val="3"/>
-          <w:numId w:val="6"/>
-        </w:numPr>
-        <w:spacing w:line="240" w:lineRule="auto"/>
-        <w:ind w:left="2880" w:hanging="360"/>
-        <w:rPr>
-          <w:sz w:val="26"/>
-          <w:szCs w:val="26"/>
-          <w:u w:val="none"/>
-        </w:rPr>
-      </w:pPr>
-      <w:r>
-        <w:rPr>
-          <w:sz w:val="26"/>
-          <w:szCs w:val="26"/>
-          <w:rtl w:val="0"/>
-        </w:rPr>
-        <w:t xml:space="preserve">Bias </w:t>
-      </w:r>
-    </w:p>
-    <w:p>
-      <w:pPr>
-        <w:widowControl w:val="0"/>
-        <w:numPr>
-          <w:ilvl w:val="3"/>
-          <w:numId w:val="6"/>
-        </w:numPr>
-        <w:spacing w:line="240" w:lineRule="auto"/>
-        <w:ind w:left="2880" w:hanging="360"/>
-        <w:rPr>
-          <w:sz w:val="26"/>
-          <w:szCs w:val="26"/>
-          <w:u w:val="none"/>
-        </w:rPr>
-      </w:pPr>
-      <w:r>
-        <w:rPr>
-          <w:sz w:val="26"/>
-          <w:szCs w:val="26"/>
-          <w:rtl w:val="0"/>
-        </w:rPr>
-        <w:t xml:space="preserve">Illegal activities </w:t>
-      </w:r>
-    </w:p>
-    <w:p>
-      <w:pPr>
-        <w:widowControl w:val="0"/>
-        <w:numPr>
-          <w:ilvl w:val="2"/>
-          <w:numId w:val="6"/>
-        </w:numPr>
-        <w:spacing w:line="240" w:lineRule="auto"/>
-        <w:ind w:left="2160" w:hanging="360"/>
-        <w:rPr>
-          <w:sz w:val="26"/>
-          <w:szCs w:val="26"/>
-          <w:u w:val="none"/>
-        </w:rPr>
-      </w:pPr>
-      <w:r>
-        <w:rPr>
-          <w:sz w:val="26"/>
-          <w:szCs w:val="26"/>
-          <w:rtl w:val="0"/>
-        </w:rPr>
-        <w:t xml:space="preserve">Expected </w:t>
-      </w:r>
-    </w:p>
-    <w:p>
-      <w:pPr>
-        <w:widowControl w:val="0"/>
-        <w:numPr>
-          <w:ilvl w:val="3"/>
-          <w:numId w:val="6"/>
-        </w:numPr>
-        <w:spacing w:line="240" w:lineRule="auto"/>
-        <w:ind w:left="2880" w:hanging="360"/>
-        <w:rPr>
-          <w:sz w:val="26"/>
-          <w:szCs w:val="26"/>
-          <w:u w:val="none"/>
-        </w:rPr>
-      </w:pPr>
-      <w:r>
-        <w:rPr>
-          <w:sz w:val="26"/>
-          <w:szCs w:val="26"/>
-          <w:rtl w:val="0"/>
-        </w:rPr>
-        <w:t xml:space="preserve">Refusal </w:t>
-      </w:r>
-    </w:p>
-    <w:p>
-      <w:pPr>
-        <w:widowControl w:val="0"/>
-        <w:numPr>
-          <w:ilvl w:val="3"/>
-          <w:numId w:val="6"/>
-        </w:numPr>
-        <w:spacing w:line="240" w:lineRule="auto"/>
-        <w:ind w:left="2880" w:hanging="360"/>
-        <w:rPr>
-          <w:sz w:val="26"/>
-          <w:szCs w:val="26"/>
-          <w:u w:val="none"/>
-        </w:rPr>
-      </w:pPr>
-      <w:r>
-        <w:rPr>
-          <w:sz w:val="26"/>
-          <w:szCs w:val="26"/>
-          <w:rtl w:val="0"/>
-        </w:rPr>
-        <w:t xml:space="preserve">Safe alternative </w:t>
-      </w:r>
-    </w:p>
-    <w:p>
-      <w:pPr>
-        <w:widowControl w:val="0"/>
-        <w:numPr>
-          <w:ilvl w:val="3"/>
-          <w:numId w:val="6"/>
-        </w:numPr>
-        <w:spacing w:line="240" w:lineRule="auto"/>
-        <w:ind w:left="2880" w:hanging="360"/>
-        <w:rPr>
-          <w:sz w:val="26"/>
-          <w:szCs w:val="26"/>
-          <w:u w:val="none"/>
-        </w:rPr>
-      </w:pPr>
-      <w:r>
-        <w:rPr>
-          <w:sz w:val="26"/>
-          <w:szCs w:val="26"/>
-          <w:rtl w:val="0"/>
-        </w:rPr>
-        <w:t xml:space="preserve">Help resource </w:t>
-      </w:r>
-    </w:p>
-    <w:p>
-      <w:pPr>
-        <w:widowControl w:val="0"/>
-        <w:spacing w:line="240" w:lineRule="auto"/>
-        <w:ind w:left="0" w:firstLine="0"/>
-        <w:rPr>
-          <w:sz w:val="26"/>
-          <w:szCs w:val="26"/>
-        </w:rPr>
-      </w:pPr>
-      <w:r>
-        <w:rPr>
-          <w:rtl w:val="0"/>
-        </w:rPr>
-      </w:r>
-    </w:p>
-    <w:p>
-      <w:pPr>
-        <w:widowControl w:val="0"/>
-        <w:spacing w:line="240" w:lineRule="auto"/>
-        <w:ind w:left="0" w:firstLine="0"/>
-        <w:rPr>
-          <w:sz w:val="26"/>
-          <w:szCs w:val="26"/>
-        </w:rPr>
-      </w:pPr>
-      <w:r>
-        <w:rPr>
-          <w:rtl w:val="0"/>
-        </w:rPr>
-      </w:r>
-    </w:p>
-    <w:p>
-      <w:pPr>
-        <w:widowControl w:val="0"/>
-        <w:spacing w:line="240" w:lineRule="auto"/>
-        <w:ind w:left="2880" w:firstLine="0"/>
-        <w:rPr>
-          <w:sz w:val="26"/>
-          <w:szCs w:val="26"/>
-        </w:rPr>
-      </w:pPr>
-      <w:r>
-        <w:rPr>
-          <w:rtl w:val="0"/>
-        </w:rPr>
+          <w:highlight w:val="yellow"/>
+        </w:rPr>
+      </w:pPr>
+      <w:r>
+        <w:rPr>
+          <w:sz w:val="26"/>
+          <w:szCs w:val="26"/>
+          <w:highlight w:val="yellow"/>
+          <w:rtl w:val="0"/>
+        </w:rPr>
+        <w:t xml:space="preserve">Check for scores like BELU, ROUGE, BERTScore, and SBERTScore using the Hugging Face model for it </w:t>
       </w:r>
     </w:p>
     <w:p>
@@ -7882,200 +10819,268 @@
         <w:rPr>
           <w:sz w:val="26"/>
           <w:szCs w:val="26"/>
-          <w:u w:val="none"/>
-        </w:rPr>
-      </w:pPr>
-      <w:r>
-        <w:rPr>
-          <w:sz w:val="26"/>
-          <w:szCs w:val="26"/>
-          <w:rtl w:val="0"/>
-        </w:rPr>
-        <w:t xml:space="preserve">Tools/Agent Layer testing </w:t>
-      </w:r>
-    </w:p>
-    <w:p>
-      <w:pPr>
-        <w:widowControl w:val="0"/>
-        <w:numPr>
-          <w:ilvl w:val="2"/>
-          <w:numId w:val="6"/>
-        </w:numPr>
-        <w:spacing w:line="240" w:lineRule="auto"/>
-        <w:ind w:left="2160" w:hanging="360"/>
-        <w:rPr>
-          <w:sz w:val="26"/>
-          <w:szCs w:val="26"/>
-          <w:u w:val="none"/>
-        </w:rPr>
-      </w:pPr>
-      <w:r>
-        <w:rPr>
-          <w:sz w:val="26"/>
-          <w:szCs w:val="26"/>
-          <w:rtl w:val="0"/>
-        </w:rPr>
-        <w:t xml:space="preserve">If LLMs </w:t>
-      </w:r>
-    </w:p>
-    <w:p>
-      <w:pPr>
-        <w:widowControl w:val="0"/>
-        <w:numPr>
-          <w:ilvl w:val="3"/>
-          <w:numId w:val="6"/>
-        </w:numPr>
-        <w:spacing w:line="240" w:lineRule="auto"/>
-        <w:ind w:left="2880" w:hanging="360"/>
-        <w:rPr>
-          <w:sz w:val="26"/>
-          <w:szCs w:val="26"/>
-          <w:u w:val="none"/>
-        </w:rPr>
-      </w:pPr>
-      <w:r>
-        <w:rPr>
-          <w:sz w:val="26"/>
-          <w:szCs w:val="26"/>
-          <w:rtl w:val="0"/>
-        </w:rPr>
-        <w:t xml:space="preserve">API calls </w:t>
-      </w:r>
-    </w:p>
-    <w:p>
-      <w:pPr>
-        <w:widowControl w:val="0"/>
-        <w:numPr>
-          <w:ilvl w:val="3"/>
-          <w:numId w:val="6"/>
-        </w:numPr>
-        <w:spacing w:line="240" w:lineRule="auto"/>
-        <w:ind w:left="2880" w:hanging="360"/>
-        <w:rPr>
-          <w:sz w:val="26"/>
-          <w:szCs w:val="26"/>
-          <w:u w:val="none"/>
-        </w:rPr>
-      </w:pPr>
-      <w:r>
-        <w:rPr>
-          <w:sz w:val="26"/>
-          <w:szCs w:val="26"/>
-          <w:rtl w:val="0"/>
-        </w:rPr>
-        <w:t xml:space="preserve">DB queries </w:t>
-      </w:r>
-    </w:p>
-    <w:p>
-      <w:pPr>
-        <w:widowControl w:val="0"/>
-        <w:spacing w:line="240" w:lineRule="auto"/>
-        <w:ind w:left="2880" w:firstLine="0"/>
-        <w:rPr>
-          <w:sz w:val="26"/>
-          <w:szCs w:val="26"/>
-        </w:rPr>
-      </w:pPr>
-      <w:r>
-        <w:rPr>
-          <w:rtl w:val="0"/>
-        </w:rPr>
-      </w:r>
-    </w:p>
-    <w:p>
-      <w:pPr>
-        <w:widowControl w:val="0"/>
-        <w:numPr>
-          <w:ilvl w:val="2"/>
-          <w:numId w:val="6"/>
-        </w:numPr>
-        <w:spacing w:line="240" w:lineRule="auto"/>
-        <w:ind w:left="2160" w:hanging="360"/>
-        <w:rPr>
-          <w:sz w:val="26"/>
-          <w:szCs w:val="26"/>
-          <w:u w:val="none"/>
-        </w:rPr>
-      </w:pPr>
-      <w:r>
-        <w:rPr>
-          <w:sz w:val="26"/>
-          <w:szCs w:val="26"/>
-          <w:rtl w:val="0"/>
-        </w:rPr>
-        <w:t xml:space="preserve">QA must test: </w:t>
-      </w:r>
-    </w:p>
-    <w:p>
-      <w:pPr>
-        <w:widowControl w:val="0"/>
-        <w:numPr>
-          <w:ilvl w:val="3"/>
-          <w:numId w:val="6"/>
-        </w:numPr>
-        <w:spacing w:line="240" w:lineRule="auto"/>
-        <w:ind w:left="2880" w:hanging="360"/>
-        <w:rPr>
-          <w:sz w:val="26"/>
-          <w:szCs w:val="26"/>
-          <w:u w:val="none"/>
-        </w:rPr>
-      </w:pPr>
-      <w:r>
-        <w:rPr>
-          <w:sz w:val="26"/>
-          <w:szCs w:val="26"/>
-          <w:rtl w:val="0"/>
-        </w:rPr>
-        <w:t xml:space="preserve">Tools invocation correctness </w:t>
-      </w:r>
-    </w:p>
-    <w:p>
-      <w:pPr>
-        <w:widowControl w:val="0"/>
-        <w:numPr>
-          <w:ilvl w:val="3"/>
-          <w:numId w:val="6"/>
-        </w:numPr>
-        <w:spacing w:line="240" w:lineRule="auto"/>
-        <w:ind w:left="2880" w:hanging="360"/>
-        <w:rPr>
-          <w:sz w:val="26"/>
-          <w:szCs w:val="26"/>
-          <w:u w:val="none"/>
-        </w:rPr>
-      </w:pPr>
-      <w:r>
-        <w:rPr>
-          <w:sz w:val="26"/>
-          <w:szCs w:val="26"/>
-          <w:rtl w:val="0"/>
-        </w:rPr>
-        <w:t xml:space="preserve">Failure handler </w:t>
-      </w:r>
-    </w:p>
-    <w:p>
-      <w:pPr>
-        <w:widowControl w:val="0"/>
-        <w:numPr>
-          <w:ilvl w:val="3"/>
-          <w:numId w:val="6"/>
-        </w:numPr>
-        <w:spacing w:line="240" w:lineRule="auto"/>
-        <w:ind w:left="2880" w:hanging="360"/>
-        <w:rPr>
-          <w:sz w:val="26"/>
-          <w:szCs w:val="26"/>
-          <w:u w:val="none"/>
-        </w:rPr>
-      </w:pPr>
-      <w:r>
-        <w:rPr>
-          <w:sz w:val="26"/>
-          <w:szCs w:val="26"/>
-          <w:rtl w:val="0"/>
-        </w:rPr>
-        <w:t xml:space="preserve">Timeout scenario </w:t>
+          <w:highlight w:val="yellow"/>
+        </w:rPr>
+      </w:pPr>
+      <w:r>
+        <w:rPr>
+          <w:sz w:val="26"/>
+          <w:szCs w:val="26"/>
+          <w:highlight w:val="yellow"/>
+          <w:rtl w:val="0"/>
+        </w:rPr>
+        <w:t xml:space="preserve">DeepEval Framework </w:t>
+      </w:r>
+    </w:p>
+    <w:p>
+      <w:pPr>
+        <w:widowControl w:val="0"/>
+        <w:spacing w:line="240" w:lineRule="auto"/>
+        <w:rPr>
+          <w:sz w:val="26"/>
+          <w:szCs w:val="26"/>
+        </w:rPr>
+      </w:pPr>
+      <w:r>
+        <w:rPr>
+          <w:rtl w:val="0"/>
+        </w:rPr>
+      </w:r>
+    </w:p>
+    <w:p>
+      <w:pPr>
+        <w:widowControl w:val="0"/>
+        <w:spacing w:line="240" w:lineRule="auto"/>
+        <w:rPr>
+          <w:sz w:val="26"/>
+          <w:szCs w:val="26"/>
+        </w:rPr>
+      </w:pPr>
+      <w:r>
+        <w:rPr>
+          <w:rtl w:val="0"/>
+        </w:rPr>
+      </w:r>
+    </w:p>
+    <w:p>
+      <w:pPr>
+        <w:widowControl w:val="0"/>
+        <w:numPr>
+          <w:ilvl w:val="0"/>
+          <w:numId w:val="6"/>
+        </w:numPr>
+        <w:spacing w:line="240" w:lineRule="auto"/>
+        <w:ind w:left="720" w:hanging="360"/>
+        <w:rPr>
+          <w:sz w:val="26"/>
+          <w:szCs w:val="26"/>
+        </w:rPr>
+      </w:pPr>
+      <w:r>
+        <w:rPr>
+          <w:sz w:val="26"/>
+          <w:szCs w:val="26"/>
+          <w:rtl w:val="0"/>
+        </w:rPr>
+        <w:t xml:space="preserve">Automate check on llm output (Using json, pandas) </w:t>
+      </w:r>
+    </w:p>
+    <w:p>
+      <w:pPr>
+        <w:widowControl w:val="0"/>
+        <w:numPr>
+          <w:ilvl w:val="0"/>
+          <w:numId w:val="6"/>
+        </w:numPr>
+        <w:spacing w:line="240" w:lineRule="auto"/>
+        <w:ind w:left="720" w:hanging="360"/>
+        <w:rPr>
+          <w:sz w:val="26"/>
+          <w:szCs w:val="26"/>
+          <w:u w:val="none"/>
+        </w:rPr>
+      </w:pPr>
+      <w:r>
+        <w:rPr>
+          <w:sz w:val="26"/>
+          <w:szCs w:val="26"/>
+          <w:rtl w:val="0"/>
+        </w:rPr>
+        <w:t xml:space="preserve">How to calculate BELU, ROUGE, BERTScore, and SBERTScore, and what to interpret from them for LLM testing? </w:t>
+      </w:r>
+    </w:p>
+    <w:p>
+      <w:pPr>
+        <w:widowControl w:val="0"/>
+        <w:numPr>
+          <w:ilvl w:val="1"/>
+          <w:numId w:val="6"/>
+        </w:numPr>
+        <w:spacing w:line="240" w:lineRule="auto"/>
+        <w:ind w:left="1440" w:hanging="360"/>
+        <w:rPr>
+          <w:sz w:val="26"/>
+          <w:szCs w:val="26"/>
+          <w:u w:val="none"/>
+        </w:rPr>
+      </w:pPr>
+      <w:r>
+        <w:rPr>
+          <w:sz w:val="26"/>
+          <w:szCs w:val="26"/>
+          <w:rtl w:val="0"/>
+        </w:rPr>
+        <w:t xml:space="preserve">Install libraries (refer to code) </w:t>
+      </w:r>
+    </w:p>
+    <w:p>
+      <w:pPr>
+        <w:widowControl w:val="0"/>
+        <w:spacing w:line="240" w:lineRule="auto"/>
+        <w:rPr>
+          <w:sz w:val="26"/>
+          <w:szCs w:val="26"/>
+        </w:rPr>
+      </w:pPr>
+      <w:r>
+        <w:rPr>
+          <w:rtl w:val="0"/>
+        </w:rPr>
+      </w:r>
+    </w:p>
+    <w:p>
+      <w:pPr>
+        <w:widowControl w:val="0"/>
+        <w:spacing w:line="240" w:lineRule="auto"/>
+        <w:rPr>
+          <w:sz w:val="26"/>
+          <w:szCs w:val="26"/>
+        </w:rPr>
+      </w:pPr>
+      <w:r>
+        <w:rPr>
+          <w:rtl w:val="0"/>
+        </w:rPr>
+      </w:r>
+    </w:p>
+    <w:p>
+      <w:pPr>
+        <w:widowControl w:val="0"/>
+        <w:spacing w:line="240" w:lineRule="auto"/>
+        <w:rPr>
+          <w:sz w:val="26"/>
+          <w:szCs w:val="26"/>
+        </w:rPr>
+      </w:pPr>
+      <w:r>
+        <w:rPr>
+          <w:rtl w:val="0"/>
+        </w:rPr>
+      </w:r>
+    </w:p>
+    <w:p>
+      <w:pPr>
+        <w:widowControl w:val="0"/>
+        <w:spacing w:line="240" w:lineRule="auto"/>
+        <w:rPr>
+          <w:sz w:val="26"/>
+          <w:szCs w:val="26"/>
+        </w:rPr>
+      </w:pPr>
+      <w:r>
+        <w:rPr>
+          <w:rtl w:val="0"/>
+        </w:rPr>
+      </w:r>
+    </w:p>
+    <w:p>
+      <w:pPr>
+        <w:widowControl w:val="0"/>
+        <w:spacing w:line="240" w:lineRule="auto"/>
+        <w:rPr>
+          <w:sz w:val="26"/>
+          <w:szCs w:val="26"/>
+        </w:rPr>
+      </w:pPr>
+      <w:r>
+        <w:rPr>
+          <w:rtl w:val="0"/>
+        </w:rPr>
+      </w:r>
+    </w:p>
+    <w:p>
+      <w:pPr>
+        <w:widowControl w:val="0"/>
+        <w:spacing w:line="240" w:lineRule="auto"/>
+        <w:rPr>
+          <w:sz w:val="26"/>
+          <w:szCs w:val="26"/>
+        </w:rPr>
+      </w:pPr>
+      <w:r>
+        <w:rPr>
+          <w:rtl w:val="0"/>
+        </w:rPr>
+      </w:r>
+    </w:p>
+    <w:p>
+      <w:pPr>
+        <w:widowControl w:val="0"/>
+        <w:spacing w:line="240" w:lineRule="auto"/>
+        <w:rPr>
+          <w:sz w:val="26"/>
+          <w:szCs w:val="26"/>
+        </w:rPr>
+      </w:pPr>
+      <w:r>
+        <w:rPr>
+          <w:rtl w:val="0"/>
+        </w:rPr>
+      </w:r>
+    </w:p>
+    <w:p>
+      <w:pPr>
+        <w:widowControl w:val="0"/>
+        <w:spacing w:line="240" w:lineRule="auto"/>
+        <w:rPr>
+          <w:sz w:val="26"/>
+          <w:szCs w:val="26"/>
+        </w:rPr>
+      </w:pPr>
+      <w:r>
+        <w:rPr>
+          <w:rtl w:val="0"/>
+        </w:rPr>
+      </w:r>
+    </w:p>
+    <w:p>
+      <w:pPr>
+        <w:widowControl w:val="0"/>
+        <w:spacing w:line="240" w:lineRule="auto"/>
+        <w:rPr>
+          <w:sz w:val="26"/>
+          <w:szCs w:val="26"/>
+        </w:rPr>
+      </w:pPr>
+      <w:r>
+        <w:rPr>
+          <w:rtl w:val="0"/>
+        </w:rPr>
+      </w:r>
+    </w:p>
+    <w:p>
+      <w:pPr>
+        <w:widowControl w:val="0"/>
+        <w:spacing w:line="240" w:lineRule="auto"/>
+        <w:rPr>
+          <w:sz w:val="26"/>
+          <w:szCs w:val="26"/>
+        </w:rPr>
+      </w:pPr>
+      <w:r>
+        <w:rPr>
+          <w:rtl w:val="0"/>
+        </w:rPr>
       </w:r>
     </w:p>
     <w:p>
@@ -11203,6 +14208,116 @@
       </w:rPr>
     </w:lvl>
   </w:abstractNum>
+  <w:abstractNum w:abstractNumId="9">
+    <w:lvl w:ilvl="0">
+      <w:start w:val="1"/>
+      <w:numFmt w:val="lowerLetter"/>
+      <w:lvlText w:val="%1."/>
+      <w:lvlJc w:val="left"/>
+      <w:pPr>
+        <w:ind w:left="2160" w:hanging="360"/>
+      </w:pPr>
+      <w:rPr>
+        <w:u w:val="none"/>
+      </w:rPr>
+    </w:lvl>
+    <w:lvl w:ilvl="1">
+      <w:start w:val="1"/>
+      <w:numFmt w:val="lowerRoman"/>
+      <w:lvlText w:val="%2."/>
+      <w:lvlJc w:val="right"/>
+      <w:pPr>
+        <w:ind w:left="2880" w:hanging="360"/>
+      </w:pPr>
+      <w:rPr>
+        <w:u w:val="none"/>
+      </w:rPr>
+    </w:lvl>
+    <w:lvl w:ilvl="2">
+      <w:start w:val="1"/>
+      <w:numFmt w:val="decimal"/>
+      <w:lvlText w:val="%3."/>
+      <w:lvlJc w:val="left"/>
+      <w:pPr>
+        <w:ind w:left="3600" w:hanging="360"/>
+      </w:pPr>
+      <w:rPr>
+        <w:u w:val="none"/>
+      </w:rPr>
+    </w:lvl>
+    <w:lvl w:ilvl="3">
+      <w:start w:val="1"/>
+      <w:numFmt w:val="lowerLetter"/>
+      <w:lvlText w:val="%4."/>
+      <w:lvlJc w:val="left"/>
+      <w:pPr>
+        <w:ind w:left="4320" w:hanging="360"/>
+      </w:pPr>
+      <w:rPr>
+        <w:u w:val="none"/>
+      </w:rPr>
+    </w:lvl>
+    <w:lvl w:ilvl="4">
+      <w:start w:val="1"/>
+      <w:numFmt w:val="lowerRoman"/>
+      <w:lvlText w:val="%5."/>
+      <w:lvlJc w:val="right"/>
+      <w:pPr>
+        <w:ind w:left="5040" w:hanging="360"/>
+      </w:pPr>
+      <w:rPr>
+        <w:u w:val="none"/>
+      </w:rPr>
+    </w:lvl>
+    <w:lvl w:ilvl="5">
+      <w:start w:val="1"/>
+      <w:numFmt w:val="decimal"/>
+      <w:lvlText w:val="%6."/>
+      <w:lvlJc w:val="left"/>
+      <w:pPr>
+        <w:ind w:left="5760" w:hanging="360"/>
+      </w:pPr>
+      <w:rPr>
+        <w:u w:val="none"/>
+      </w:rPr>
+    </w:lvl>
+    <w:lvl w:ilvl="6">
+      <w:start w:val="1"/>
+      <w:numFmt w:val="lowerLetter"/>
+      <w:lvlText w:val="%7."/>
+      <w:lvlJc w:val="left"/>
+      <w:pPr>
+        <w:ind w:left="6480" w:hanging="360"/>
+      </w:pPr>
+      <w:rPr>
+        <w:u w:val="none"/>
+      </w:rPr>
+    </w:lvl>
+    <w:lvl w:ilvl="7">
+      <w:start w:val="1"/>
+      <w:numFmt w:val="lowerRoman"/>
+      <w:lvlText w:val="%8."/>
+      <w:lvlJc w:val="right"/>
+      <w:pPr>
+        <w:ind w:left="7200" w:hanging="360"/>
+      </w:pPr>
+      <w:rPr>
+        <w:u w:val="none"/>
+      </w:rPr>
+    </w:lvl>
+    <w:lvl w:ilvl="8">
+      <w:start w:val="1"/>
+      <w:numFmt w:val="decimal"/>
+      <w:lvlText w:val="%9."/>
+      <w:lvlJc w:val="left"/>
+      <w:pPr>
+        <w:ind w:left="7920" w:hanging="360"/>
+      </w:pPr>
+      <w:rPr>
+        <w:u w:val="none"/>
+      </w:rPr>
+    </w:lvl>
+  </w:abstractNum>
   <w:num w:numId="1">
     <w:abstractNumId w:val="1"/>
   </w:num>
@@ -11226,6 +14341,9 @@
   </w:num>
   <w:num w:numId="8">
     <w:abstractNumId w:val="8"/>
+  </w:num>
+  <w:num w:numId="9">
+    <w:abstractNumId w:val="9"/>
   </w:num>
 </w:numbering>
 </file>
